--- a/Security-Operations/Wazuh Deployment Guide/Chapter 5 – Accessing the Dashboard.docx
+++ b/Security-Operations/Wazuh Deployment Guide/Chapter 5 – Accessing the Dashboard.docx
@@ -5,58 +5,104 @@
     <w:p>
       <w:pPr>
         <w:rPr>
-          <w:b/>
-          <w:bCs/>
-        </w:rPr>
-      </w:pPr>
-      <w:r>
-        <w:rPr>
-          <w:b/>
-          <w:bCs/>
+          <w:rFonts w:ascii="Times New Roman" w:hAnsi="Times New Roman" w:cs="Times New Roman"/>
+          <w:b/>
+          <w:bCs/>
+          <w:color w:val="EE0000"/>
+          <w:sz w:val="28"/>
+          <w:szCs w:val="28"/>
+        </w:rPr>
+      </w:pPr>
+      <w:r>
+        <w:rPr>
+          <w:rFonts w:ascii="Times New Roman" w:hAnsi="Times New Roman" w:cs="Times New Roman"/>
+          <w:b/>
+          <w:bCs/>
+          <w:color w:val="EE0000"/>
+          <w:sz w:val="28"/>
+          <w:szCs w:val="28"/>
         </w:rPr>
         <w:t xml:space="preserve">Chapter 5 – Accessing and Exploring the </w:t>
       </w:r>
       <w:proofErr w:type="spellStart"/>
       <w:r>
         <w:rPr>
-          <w:b/>
-          <w:bCs/>
+          <w:rFonts w:ascii="Times New Roman" w:hAnsi="Times New Roman" w:cs="Times New Roman"/>
+          <w:b/>
+          <w:bCs/>
+          <w:color w:val="EE0000"/>
+          <w:sz w:val="28"/>
+          <w:szCs w:val="28"/>
         </w:rPr>
         <w:t>Wazuh</w:t>
       </w:r>
       <w:proofErr w:type="spellEnd"/>
       <w:r>
         <w:rPr>
-          <w:b/>
-          <w:bCs/>
+          <w:rFonts w:ascii="Times New Roman" w:hAnsi="Times New Roman" w:cs="Times New Roman"/>
+          <w:b/>
+          <w:bCs/>
+          <w:color w:val="EE0000"/>
+          <w:sz w:val="28"/>
+          <w:szCs w:val="28"/>
         </w:rPr>
         <w:t xml:space="preserve"> Dashboard</w:t>
       </w:r>
     </w:p>
     <w:p>
-      <w:r>
+      <w:pPr>
+        <w:rPr>
+          <w:rFonts w:ascii="Times New Roman" w:hAnsi="Times New Roman" w:cs="Times New Roman"/>
+          <w:sz w:val="28"/>
+          <w:szCs w:val="28"/>
+        </w:rPr>
+      </w:pPr>
+      <w:r>
+        <w:rPr>
+          <w:rFonts w:ascii="Times New Roman" w:hAnsi="Times New Roman" w:cs="Times New Roman"/>
+          <w:sz w:val="28"/>
+          <w:szCs w:val="28"/>
+        </w:rPr>
         <w:pict w14:anchorId="61C59102">
-          <v:rect id="_x0000_i1295" style="width:0;height:1.5pt" o:hralign="center" o:hrstd="t" o:hr="t" fillcolor="#a0a0a0" stroked="f"/>
+          <v:rect id="_x0000_i1025" style="width:0;height:1.5pt" o:hralign="center" o:hrstd="t" o:hr="t" fillcolor="#a0a0a0" stroked="f"/>
         </w:pict>
       </w:r>
     </w:p>
     <w:p>
       <w:pPr>
         <w:rPr>
-          <w:b/>
-          <w:bCs/>
-        </w:rPr>
-      </w:pPr>
-      <w:r>
-        <w:rPr>
-          <w:b/>
-          <w:bCs/>
+          <w:rFonts w:ascii="Times New Roman" w:hAnsi="Times New Roman" w:cs="Times New Roman"/>
+          <w:b/>
+          <w:bCs/>
+          <w:sz w:val="28"/>
+          <w:szCs w:val="28"/>
+        </w:rPr>
+      </w:pPr>
+      <w:r>
+        <w:rPr>
+          <w:rFonts w:ascii="Times New Roman" w:hAnsi="Times New Roman" w:cs="Times New Roman"/>
+          <w:b/>
+          <w:bCs/>
+          <w:sz w:val="28"/>
+          <w:szCs w:val="28"/>
         </w:rPr>
         <w:t>Learning Objectives</w:t>
       </w:r>
     </w:p>
     <w:p>
-      <w:r>
+      <w:pPr>
+        <w:rPr>
+          <w:rFonts w:ascii="Times New Roman" w:hAnsi="Times New Roman" w:cs="Times New Roman"/>
+          <w:sz w:val="28"/>
+          <w:szCs w:val="28"/>
+        </w:rPr>
+      </w:pPr>
+      <w:r>
+        <w:rPr>
+          <w:rFonts w:ascii="Times New Roman" w:hAnsi="Times New Roman" w:cs="Times New Roman"/>
+          <w:sz w:val="28"/>
+          <w:szCs w:val="28"/>
+        </w:rPr>
         <w:t>After completing this chapter, you will be able to:</w:t>
       </w:r>
     </w:p>
@@ -66,16 +112,36 @@
           <w:ilvl w:val="0"/>
           <w:numId w:val="1"/>
         </w:numPr>
-      </w:pPr>
-      <w:r>
+        <w:rPr>
+          <w:rFonts w:ascii="Times New Roman" w:hAnsi="Times New Roman" w:cs="Times New Roman"/>
+          <w:sz w:val="28"/>
+          <w:szCs w:val="28"/>
+        </w:rPr>
+      </w:pPr>
+      <w:r>
+        <w:rPr>
+          <w:rFonts w:ascii="Times New Roman" w:hAnsi="Times New Roman" w:cs="Times New Roman"/>
+          <w:sz w:val="28"/>
+          <w:szCs w:val="28"/>
+        </w:rPr>
         <w:t xml:space="preserve">Access the </w:t>
       </w:r>
       <w:proofErr w:type="spellStart"/>
       <w:r>
+        <w:rPr>
+          <w:rFonts w:ascii="Times New Roman" w:hAnsi="Times New Roman" w:cs="Times New Roman"/>
+          <w:sz w:val="28"/>
+          <w:szCs w:val="28"/>
+        </w:rPr>
         <w:t>Wazuh</w:t>
       </w:r>
       <w:proofErr w:type="spellEnd"/>
       <w:r>
+        <w:rPr>
+          <w:rFonts w:ascii="Times New Roman" w:hAnsi="Times New Roman" w:cs="Times New Roman"/>
+          <w:sz w:val="28"/>
+          <w:szCs w:val="28"/>
+        </w:rPr>
         <w:t xml:space="preserve"> Dashboard through a web browser.</w:t>
       </w:r>
     </w:p>
@@ -85,8 +151,18 @@
           <w:ilvl w:val="0"/>
           <w:numId w:val="1"/>
         </w:numPr>
-      </w:pPr>
-      <w:r>
+        <w:rPr>
+          <w:rFonts w:ascii="Times New Roman" w:hAnsi="Times New Roman" w:cs="Times New Roman"/>
+          <w:sz w:val="28"/>
+          <w:szCs w:val="28"/>
+        </w:rPr>
+      </w:pPr>
+      <w:r>
+        <w:rPr>
+          <w:rFonts w:ascii="Times New Roman" w:hAnsi="Times New Roman" w:cs="Times New Roman"/>
+          <w:sz w:val="28"/>
+          <w:szCs w:val="28"/>
+        </w:rPr>
         <w:t>Log in using the administrator account.</w:t>
       </w:r>
     </w:p>
@@ -96,8 +172,18 @@
           <w:ilvl w:val="0"/>
           <w:numId w:val="1"/>
         </w:numPr>
-      </w:pPr>
-      <w:r>
+        <w:rPr>
+          <w:rFonts w:ascii="Times New Roman" w:hAnsi="Times New Roman" w:cs="Times New Roman"/>
+          <w:sz w:val="28"/>
+          <w:szCs w:val="28"/>
+        </w:rPr>
+      </w:pPr>
+      <w:r>
+        <w:rPr>
+          <w:rFonts w:ascii="Times New Roman" w:hAnsi="Times New Roman" w:cs="Times New Roman"/>
+          <w:sz w:val="28"/>
+          <w:szCs w:val="28"/>
+        </w:rPr>
         <w:t>Understand the Dashboard interface.</w:t>
       </w:r>
     </w:p>
@@ -107,8 +193,18 @@
           <w:ilvl w:val="0"/>
           <w:numId w:val="1"/>
         </w:numPr>
-      </w:pPr>
-      <w:r>
+        <w:rPr>
+          <w:rFonts w:ascii="Times New Roman" w:hAnsi="Times New Roman" w:cs="Times New Roman"/>
+          <w:sz w:val="28"/>
+          <w:szCs w:val="28"/>
+        </w:rPr>
+      </w:pPr>
+      <w:r>
+        <w:rPr>
+          <w:rFonts w:ascii="Times New Roman" w:hAnsi="Times New Roman" w:cs="Times New Roman"/>
+          <w:sz w:val="28"/>
+          <w:szCs w:val="28"/>
+        </w:rPr>
         <w:t>Navigate between different modules.</w:t>
       </w:r>
     </w:p>
@@ -118,8 +214,18 @@
           <w:ilvl w:val="0"/>
           <w:numId w:val="1"/>
         </w:numPr>
-      </w:pPr>
-      <w:r>
+        <w:rPr>
+          <w:rFonts w:ascii="Times New Roman" w:hAnsi="Times New Roman" w:cs="Times New Roman"/>
+          <w:sz w:val="28"/>
+          <w:szCs w:val="28"/>
+        </w:rPr>
+      </w:pPr>
+      <w:r>
+        <w:rPr>
+          <w:rFonts w:ascii="Times New Roman" w:hAnsi="Times New Roman" w:cs="Times New Roman"/>
+          <w:sz w:val="28"/>
+          <w:szCs w:val="28"/>
+        </w:rPr>
         <w:t>Understand the purpose of each menu.</w:t>
       </w:r>
     </w:p>
@@ -129,8 +235,18 @@
           <w:ilvl w:val="0"/>
           <w:numId w:val="1"/>
         </w:numPr>
-      </w:pPr>
-      <w:r>
+        <w:rPr>
+          <w:rFonts w:ascii="Times New Roman" w:hAnsi="Times New Roman" w:cs="Times New Roman"/>
+          <w:sz w:val="28"/>
+          <w:szCs w:val="28"/>
+        </w:rPr>
+      </w:pPr>
+      <w:r>
+        <w:rPr>
+          <w:rFonts w:ascii="Times New Roman" w:hAnsi="Times New Roman" w:cs="Times New Roman"/>
+          <w:sz w:val="28"/>
+          <w:szCs w:val="28"/>
+        </w:rPr>
         <w:t>Verify that your installation is working correctly.</w:t>
       </w:r>
     </w:p>
@@ -140,103 +256,199 @@
           <w:ilvl w:val="0"/>
           <w:numId w:val="1"/>
         </w:numPr>
-      </w:pPr>
-      <w:r>
+        <w:rPr>
+          <w:rFonts w:ascii="Times New Roman" w:hAnsi="Times New Roman" w:cs="Times New Roman"/>
+          <w:sz w:val="28"/>
+          <w:szCs w:val="28"/>
+        </w:rPr>
+      </w:pPr>
+      <w:r>
+        <w:rPr>
+          <w:rFonts w:ascii="Times New Roman" w:hAnsi="Times New Roman" w:cs="Times New Roman"/>
+          <w:sz w:val="28"/>
+          <w:szCs w:val="28"/>
+        </w:rPr>
         <w:t>Become familiar with the Security Operations interface.</w:t>
       </w:r>
     </w:p>
     <w:p>
+      <w:pPr>
+        <w:rPr>
+          <w:rFonts w:ascii="Times New Roman" w:hAnsi="Times New Roman" w:cs="Times New Roman"/>
+          <w:sz w:val="28"/>
+          <w:szCs w:val="28"/>
+        </w:rPr>
+      </w:pPr>
       <w:r>
         <w:rPr>
           <w:rFonts w:ascii="Segoe UI Emoji" w:hAnsi="Segoe UI Emoji" w:cs="Segoe UI Emoji"/>
           <w:b/>
           <w:bCs/>
+          <w:sz w:val="28"/>
+          <w:szCs w:val="28"/>
         </w:rPr>
         <w:t>📌</w:t>
       </w:r>
       <w:r>
         <w:rPr>
-          <w:b/>
-          <w:bCs/>
+          <w:rFonts w:ascii="Times New Roman" w:hAnsi="Times New Roman" w:cs="Times New Roman"/>
+          <w:b/>
+          <w:bCs/>
+          <w:sz w:val="28"/>
+          <w:szCs w:val="28"/>
         </w:rPr>
         <w:t xml:space="preserve"> Note:</w:t>
       </w:r>
       <w:r>
+        <w:rPr>
+          <w:rFonts w:ascii="Times New Roman" w:hAnsi="Times New Roman" w:cs="Times New Roman"/>
+          <w:sz w:val="28"/>
+          <w:szCs w:val="28"/>
+        </w:rPr>
         <w:t xml:space="preserve"> Before beginning this chapter, ensure that the </w:t>
       </w:r>
       <w:proofErr w:type="spellStart"/>
       <w:r>
+        <w:rPr>
+          <w:rFonts w:ascii="Times New Roman" w:hAnsi="Times New Roman" w:cs="Times New Roman"/>
+          <w:sz w:val="28"/>
+          <w:szCs w:val="28"/>
+        </w:rPr>
         <w:t>Wazuh</w:t>
       </w:r>
       <w:proofErr w:type="spellEnd"/>
       <w:r>
+        <w:rPr>
+          <w:rFonts w:ascii="Times New Roman" w:hAnsi="Times New Roman" w:cs="Times New Roman"/>
+          <w:sz w:val="28"/>
+          <w:szCs w:val="28"/>
+        </w:rPr>
         <w:t xml:space="preserve"> Manager, Indexer, and Dashboard services are running successfully.</w:t>
       </w:r>
     </w:p>
     <w:p>
-      <w:r>
+      <w:pPr>
+        <w:rPr>
+          <w:rFonts w:ascii="Times New Roman" w:hAnsi="Times New Roman" w:cs="Times New Roman"/>
+          <w:sz w:val="28"/>
+          <w:szCs w:val="28"/>
+        </w:rPr>
+      </w:pPr>
+      <w:r>
+        <w:rPr>
+          <w:rFonts w:ascii="Times New Roman" w:hAnsi="Times New Roman" w:cs="Times New Roman"/>
+          <w:sz w:val="28"/>
+          <w:szCs w:val="28"/>
+        </w:rPr>
         <w:pict w14:anchorId="7358E373">
-          <v:rect id="_x0000_i1296" style="width:0;height:1.5pt" o:hralign="center" o:hrstd="t" o:hr="t" fillcolor="#a0a0a0" stroked="f"/>
+          <v:rect id="_x0000_i1026" style="width:0;height:1.5pt" o:hralign="center" o:hrstd="t" o:hr="t" fillcolor="#a0a0a0" stroked="f"/>
         </w:pict>
       </w:r>
     </w:p>
     <w:p>
       <w:pPr>
         <w:rPr>
-          <w:b/>
-          <w:bCs/>
-        </w:rPr>
-      </w:pPr>
-      <w:r>
-        <w:rPr>
-          <w:b/>
-          <w:bCs/>
+          <w:rFonts w:ascii="Times New Roman" w:hAnsi="Times New Roman" w:cs="Times New Roman"/>
+          <w:b/>
+          <w:bCs/>
+          <w:sz w:val="28"/>
+          <w:szCs w:val="28"/>
+        </w:rPr>
+      </w:pPr>
+      <w:r>
+        <w:rPr>
+          <w:rFonts w:ascii="Times New Roman" w:hAnsi="Times New Roman" w:cs="Times New Roman"/>
+          <w:b/>
+          <w:bCs/>
+          <w:sz w:val="28"/>
+          <w:szCs w:val="28"/>
         </w:rPr>
         <w:t xml:space="preserve">5.1 What is the </w:t>
       </w:r>
       <w:proofErr w:type="spellStart"/>
       <w:r>
         <w:rPr>
-          <w:b/>
-          <w:bCs/>
+          <w:rFonts w:ascii="Times New Roman" w:hAnsi="Times New Roman" w:cs="Times New Roman"/>
+          <w:b/>
+          <w:bCs/>
+          <w:sz w:val="28"/>
+          <w:szCs w:val="28"/>
         </w:rPr>
         <w:t>Wazuh</w:t>
       </w:r>
       <w:proofErr w:type="spellEnd"/>
       <w:r>
         <w:rPr>
-          <w:b/>
-          <w:bCs/>
+          <w:rFonts w:ascii="Times New Roman" w:hAnsi="Times New Roman" w:cs="Times New Roman"/>
+          <w:b/>
+          <w:bCs/>
+          <w:sz w:val="28"/>
+          <w:szCs w:val="28"/>
         </w:rPr>
         <w:t xml:space="preserve"> Dashboard?</w:t>
       </w:r>
     </w:p>
     <w:p>
-      <w:r>
+      <w:pPr>
+        <w:rPr>
+          <w:rFonts w:ascii="Times New Roman" w:hAnsi="Times New Roman" w:cs="Times New Roman"/>
+          <w:sz w:val="28"/>
+          <w:szCs w:val="28"/>
+        </w:rPr>
+      </w:pPr>
+      <w:r>
+        <w:rPr>
+          <w:rFonts w:ascii="Times New Roman" w:hAnsi="Times New Roman" w:cs="Times New Roman"/>
+          <w:sz w:val="28"/>
+          <w:szCs w:val="28"/>
+        </w:rPr>
         <w:t xml:space="preserve">The </w:t>
       </w:r>
       <w:proofErr w:type="spellStart"/>
       <w:r>
         <w:rPr>
-          <w:b/>
-          <w:bCs/>
+          <w:rFonts w:ascii="Times New Roman" w:hAnsi="Times New Roman" w:cs="Times New Roman"/>
+          <w:b/>
+          <w:bCs/>
+          <w:sz w:val="28"/>
+          <w:szCs w:val="28"/>
         </w:rPr>
         <w:t>Wazuh</w:t>
       </w:r>
       <w:proofErr w:type="spellEnd"/>
       <w:r>
         <w:rPr>
-          <w:b/>
-          <w:bCs/>
+          <w:rFonts w:ascii="Times New Roman" w:hAnsi="Times New Roman" w:cs="Times New Roman"/>
+          <w:b/>
+          <w:bCs/>
+          <w:sz w:val="28"/>
+          <w:szCs w:val="28"/>
         </w:rPr>
         <w:t xml:space="preserve"> Dashboard</w:t>
       </w:r>
       <w:r>
+        <w:rPr>
+          <w:rFonts w:ascii="Times New Roman" w:hAnsi="Times New Roman" w:cs="Times New Roman"/>
+          <w:sz w:val="28"/>
+          <w:szCs w:val="28"/>
+        </w:rPr>
         <w:t xml:space="preserve"> is a web-based graphical interface that allows security analysts to monitor, search, and investigate security events.</w:t>
       </w:r>
     </w:p>
     <w:p>
-      <w:r>
+      <w:pPr>
+        <w:rPr>
+          <w:rFonts w:ascii="Times New Roman" w:hAnsi="Times New Roman" w:cs="Times New Roman"/>
+          <w:sz w:val="28"/>
+          <w:szCs w:val="28"/>
+        </w:rPr>
+      </w:pPr>
+      <w:r>
+        <w:rPr>
+          <w:rFonts w:ascii="Times New Roman" w:hAnsi="Times New Roman" w:cs="Times New Roman"/>
+          <w:sz w:val="28"/>
+          <w:szCs w:val="28"/>
+        </w:rPr>
         <w:t>Instead of reading log files manually through the terminal, the Dashboard provides a centralized location to:</w:t>
       </w:r>
     </w:p>
@@ -246,8 +458,18 @@
           <w:ilvl w:val="0"/>
           <w:numId w:val="2"/>
         </w:numPr>
-      </w:pPr>
-      <w:r>
+        <w:rPr>
+          <w:rFonts w:ascii="Times New Roman" w:hAnsi="Times New Roman" w:cs="Times New Roman"/>
+          <w:sz w:val="28"/>
+          <w:szCs w:val="28"/>
+        </w:rPr>
+      </w:pPr>
+      <w:r>
+        <w:rPr>
+          <w:rFonts w:ascii="Times New Roman" w:hAnsi="Times New Roman" w:cs="Times New Roman"/>
+          <w:sz w:val="28"/>
+          <w:szCs w:val="28"/>
+        </w:rPr>
         <w:t>Monitor alerts</w:t>
       </w:r>
     </w:p>
@@ -257,8 +479,18 @@
           <w:ilvl w:val="0"/>
           <w:numId w:val="2"/>
         </w:numPr>
-      </w:pPr>
-      <w:r>
+        <w:rPr>
+          <w:rFonts w:ascii="Times New Roman" w:hAnsi="Times New Roman" w:cs="Times New Roman"/>
+          <w:sz w:val="28"/>
+          <w:szCs w:val="28"/>
+        </w:rPr>
+      </w:pPr>
+      <w:r>
+        <w:rPr>
+          <w:rFonts w:ascii="Times New Roman" w:hAnsi="Times New Roman" w:cs="Times New Roman"/>
+          <w:sz w:val="28"/>
+          <w:szCs w:val="28"/>
+        </w:rPr>
         <w:t>Search logs</w:t>
       </w:r>
     </w:p>
@@ -268,8 +500,18 @@
           <w:ilvl w:val="0"/>
           <w:numId w:val="2"/>
         </w:numPr>
-      </w:pPr>
-      <w:r>
+        <w:rPr>
+          <w:rFonts w:ascii="Times New Roman" w:hAnsi="Times New Roman" w:cs="Times New Roman"/>
+          <w:sz w:val="28"/>
+          <w:szCs w:val="28"/>
+        </w:rPr>
+      </w:pPr>
+      <w:r>
+        <w:rPr>
+          <w:rFonts w:ascii="Times New Roman" w:hAnsi="Times New Roman" w:cs="Times New Roman"/>
+          <w:sz w:val="28"/>
+          <w:szCs w:val="28"/>
+        </w:rPr>
         <w:t>View agent status</w:t>
       </w:r>
     </w:p>
@@ -279,8 +521,18 @@
           <w:ilvl w:val="0"/>
           <w:numId w:val="2"/>
         </w:numPr>
-      </w:pPr>
-      <w:r>
+        <w:rPr>
+          <w:rFonts w:ascii="Times New Roman" w:hAnsi="Times New Roman" w:cs="Times New Roman"/>
+          <w:sz w:val="28"/>
+          <w:szCs w:val="28"/>
+        </w:rPr>
+      </w:pPr>
+      <w:r>
+        <w:rPr>
+          <w:rFonts w:ascii="Times New Roman" w:hAnsi="Times New Roman" w:cs="Times New Roman"/>
+          <w:sz w:val="28"/>
+          <w:szCs w:val="28"/>
+        </w:rPr>
         <w:t>Review vulnerabilities</w:t>
       </w:r>
     </w:p>
@@ -290,8 +542,18 @@
           <w:ilvl w:val="0"/>
           <w:numId w:val="2"/>
         </w:numPr>
-      </w:pPr>
-      <w:r>
+        <w:rPr>
+          <w:rFonts w:ascii="Times New Roman" w:hAnsi="Times New Roman" w:cs="Times New Roman"/>
+          <w:sz w:val="28"/>
+          <w:szCs w:val="28"/>
+        </w:rPr>
+      </w:pPr>
+      <w:r>
+        <w:rPr>
+          <w:rFonts w:ascii="Times New Roman" w:hAnsi="Times New Roman" w:cs="Times New Roman"/>
+          <w:sz w:val="28"/>
+          <w:szCs w:val="28"/>
+        </w:rPr>
         <w:t>Investigate incidents</w:t>
       </w:r>
     </w:p>
@@ -301,267 +563,501 @@
           <w:ilvl w:val="0"/>
           <w:numId w:val="2"/>
         </w:numPr>
-      </w:pPr>
-      <w:r>
+        <w:rPr>
+          <w:rFonts w:ascii="Times New Roman" w:hAnsi="Times New Roman" w:cs="Times New Roman"/>
+          <w:sz w:val="28"/>
+          <w:szCs w:val="28"/>
+        </w:rPr>
+      </w:pPr>
+      <w:r>
+        <w:rPr>
+          <w:rFonts w:ascii="Times New Roman" w:hAnsi="Times New Roman" w:cs="Times New Roman"/>
+          <w:sz w:val="28"/>
+          <w:szCs w:val="28"/>
+        </w:rPr>
         <w:t xml:space="preserve">Configure the </w:t>
       </w:r>
       <w:proofErr w:type="spellStart"/>
       <w:r>
+        <w:rPr>
+          <w:rFonts w:ascii="Times New Roman" w:hAnsi="Times New Roman" w:cs="Times New Roman"/>
+          <w:sz w:val="28"/>
+          <w:szCs w:val="28"/>
+        </w:rPr>
         <w:t>Wazuh</w:t>
       </w:r>
       <w:proofErr w:type="spellEnd"/>
       <w:r>
+        <w:rPr>
+          <w:rFonts w:ascii="Times New Roman" w:hAnsi="Times New Roman" w:cs="Times New Roman"/>
+          <w:sz w:val="28"/>
+          <w:szCs w:val="28"/>
+        </w:rPr>
         <w:t xml:space="preserve"> platform</w:t>
       </w:r>
     </w:p>
     <w:p>
-      <w:r>
+      <w:pPr>
+        <w:rPr>
+          <w:rFonts w:ascii="Times New Roman" w:hAnsi="Times New Roman" w:cs="Times New Roman"/>
+          <w:sz w:val="28"/>
+          <w:szCs w:val="28"/>
+        </w:rPr>
+      </w:pPr>
+      <w:r>
+        <w:rPr>
+          <w:rFonts w:ascii="Times New Roman" w:hAnsi="Times New Roman" w:cs="Times New Roman"/>
+          <w:sz w:val="28"/>
+          <w:szCs w:val="28"/>
+        </w:rPr>
+        <w:lastRenderedPageBreak/>
         <w:t xml:space="preserve">Think of it as the </w:t>
       </w:r>
       <w:r>
         <w:rPr>
-          <w:b/>
-          <w:bCs/>
+          <w:rFonts w:ascii="Times New Roman" w:hAnsi="Times New Roman" w:cs="Times New Roman"/>
+          <w:b/>
+          <w:bCs/>
+          <w:sz w:val="28"/>
+          <w:szCs w:val="28"/>
         </w:rPr>
         <w:t>control center</w:t>
       </w:r>
       <w:r>
+        <w:rPr>
+          <w:rFonts w:ascii="Times New Roman" w:hAnsi="Times New Roman" w:cs="Times New Roman"/>
+          <w:sz w:val="28"/>
+          <w:szCs w:val="28"/>
+        </w:rPr>
         <w:t xml:space="preserve"> of your Security Operations Center (SOC).</w:t>
       </w:r>
     </w:p>
     <w:p>
-      <w:r>
+      <w:pPr>
+        <w:rPr>
+          <w:rFonts w:ascii="Times New Roman" w:hAnsi="Times New Roman" w:cs="Times New Roman"/>
+          <w:sz w:val="28"/>
+          <w:szCs w:val="28"/>
+        </w:rPr>
+      </w:pPr>
+      <w:r>
+        <w:rPr>
+          <w:rFonts w:ascii="Times New Roman" w:hAnsi="Times New Roman" w:cs="Times New Roman"/>
+          <w:sz w:val="28"/>
+          <w:szCs w:val="28"/>
+        </w:rPr>
         <w:pict w14:anchorId="341A97EE">
-          <v:rect id="_x0000_i1297" style="width:0;height:1.5pt" o:hralign="center" o:hrstd="t" o:hr="t" fillcolor="#a0a0a0" stroked="f"/>
+          <v:rect id="_x0000_i1027" style="width:0;height:1.5pt" o:hralign="center" o:hrstd="t" o:hr="t" fillcolor="#a0a0a0" stroked="f"/>
         </w:pict>
       </w:r>
     </w:p>
     <w:p>
       <w:pPr>
         <w:rPr>
-          <w:b/>
-          <w:bCs/>
-        </w:rPr>
-      </w:pPr>
-      <w:r>
-        <w:rPr>
-          <w:b/>
-          <w:bCs/>
+          <w:rFonts w:ascii="Times New Roman" w:hAnsi="Times New Roman" w:cs="Times New Roman"/>
+          <w:b/>
+          <w:bCs/>
+          <w:sz w:val="28"/>
+          <w:szCs w:val="28"/>
+        </w:rPr>
+      </w:pPr>
+      <w:r>
+        <w:rPr>
+          <w:rFonts w:ascii="Times New Roman" w:hAnsi="Times New Roman" w:cs="Times New Roman"/>
+          <w:b/>
+          <w:bCs/>
+          <w:sz w:val="28"/>
+          <w:szCs w:val="28"/>
+        </w:rPr>
+        <w:t>Dashboard Overview</w:t>
+      </w:r>
+    </w:p>
+    <w:p>
+      <w:pPr>
+        <w:rPr>
+          <w:rFonts w:ascii="Times New Roman" w:hAnsi="Times New Roman" w:cs="Times New Roman"/>
+          <w:b/>
+          <w:bCs/>
+          <w:sz w:val="28"/>
+          <w:szCs w:val="28"/>
+        </w:rPr>
+      </w:pPr>
+      <w:r>
+        <w:rPr>
+          <w:rFonts w:ascii="Times New Roman" w:hAnsi="Times New Roman" w:cs="Times New Roman"/>
+          <w:b/>
+          <w:bCs/>
+          <w:noProof/>
+          <w:sz w:val="28"/>
+          <w:szCs w:val="28"/>
+        </w:rPr>
+        <w:drawing>
+          <wp:inline distT="0" distB="0" distL="0" distR="0" wp14:anchorId="0A7B69DF" wp14:editId="1D7DF5FB">
+            <wp:extent cx="5943600" cy="3241675"/>
+            <wp:effectExtent l="0" t="0" r="0" b="0"/>
+            <wp:docPr id="2029283526" name="Picture 1"/>
+            <wp:cNvGraphicFramePr>
+              <a:graphicFrameLocks xmlns:a="http://schemas.openxmlformats.org/drawingml/2006/main" noChangeAspect="1"/>
+            </wp:cNvGraphicFramePr>
+            <a:graphic xmlns:a="http://schemas.openxmlformats.org/drawingml/2006/main">
+              <a:graphicData uri="http://schemas.openxmlformats.org/drawingml/2006/picture">
+                <pic:pic xmlns:pic="http://schemas.openxmlformats.org/drawingml/2006/picture">
+                  <pic:nvPicPr>
+                    <pic:cNvPr id="2029283526" name="Picture 2029283526"/>
+                    <pic:cNvPicPr/>
+                  </pic:nvPicPr>
+                  <pic:blipFill>
+                    <a:blip r:embed="rId5"/>
+                    <a:stretch>
+                      <a:fillRect/>
+                    </a:stretch>
+                  </pic:blipFill>
+                  <pic:spPr>
+                    <a:xfrm>
+                      <a:off x="0" y="0"/>
+                      <a:ext cx="5943600" cy="3241675"/>
+                    </a:xfrm>
+                    <a:prstGeom prst="rect">
+                      <a:avLst/>
+                    </a:prstGeom>
+                  </pic:spPr>
+                </pic:pic>
+              </a:graphicData>
+            </a:graphic>
+          </wp:inline>
+        </w:drawing>
+      </w:r>
+    </w:p>
+    <w:p>
+      <w:pPr>
+        <w:rPr>
+          <w:rFonts w:ascii="Times New Roman" w:hAnsi="Times New Roman" w:cs="Times New Roman"/>
+          <w:sz w:val="28"/>
+          <w:szCs w:val="28"/>
+        </w:rPr>
+      </w:pPr>
+      <w:r>
+        <w:rPr>
+          <w:rFonts w:ascii="Times New Roman" w:hAnsi="Times New Roman" w:cs="Times New Roman"/>
+          <w:sz w:val="28"/>
+          <w:szCs w:val="28"/>
+        </w:rPr>
+        <w:pict w14:anchorId="7B4367B0">
+          <v:rect id="_x0000_i1028" style="width:0;height:1.5pt" o:hralign="center" o:hrstd="t" o:hr="t" fillcolor="#a0a0a0" stroked="f"/>
+        </w:pict>
+      </w:r>
+    </w:p>
+    <w:p>
+      <w:pPr>
+        <w:rPr>
+          <w:rFonts w:ascii="Times New Roman" w:hAnsi="Times New Roman" w:cs="Times New Roman"/>
+          <w:b/>
+          <w:bCs/>
+          <w:sz w:val="28"/>
+          <w:szCs w:val="28"/>
+        </w:rPr>
+      </w:pPr>
+      <w:r>
+        <w:rPr>
+          <w:rFonts w:ascii="Times New Roman" w:hAnsi="Times New Roman" w:cs="Times New Roman"/>
+          <w:b/>
+          <w:bCs/>
+          <w:sz w:val="28"/>
+          <w:szCs w:val="28"/>
+        </w:rPr>
+        <w:t>Screenshot Placeholder</w:t>
+      </w:r>
+    </w:p>
+    <w:p>
+      <w:pPr>
+        <w:rPr>
+          <w:rFonts w:ascii="Times New Roman" w:hAnsi="Times New Roman" w:cs="Times New Roman"/>
+          <w:sz w:val="28"/>
+          <w:szCs w:val="28"/>
+        </w:rPr>
+      </w:pPr>
+      <w:r>
+        <w:rPr>
+          <w:rFonts w:ascii="Times New Roman" w:hAnsi="Times New Roman" w:cs="Times New Roman"/>
+          <w:b/>
+          <w:bCs/>
+          <w:sz w:val="28"/>
+          <w:szCs w:val="28"/>
+        </w:rPr>
+        <w:t xml:space="preserve">[Screenshot Here – </w:t>
+      </w:r>
+      <w:proofErr w:type="spellStart"/>
+      <w:r>
+        <w:rPr>
+          <w:rFonts w:ascii="Times New Roman" w:hAnsi="Times New Roman" w:cs="Times New Roman"/>
+          <w:b/>
+          <w:bCs/>
+          <w:sz w:val="28"/>
+          <w:szCs w:val="28"/>
+        </w:rPr>
+        <w:t>Wazuh</w:t>
+      </w:r>
+      <w:proofErr w:type="spellEnd"/>
+      <w:r>
+        <w:rPr>
+          <w:rFonts w:ascii="Times New Roman" w:hAnsi="Times New Roman" w:cs="Times New Roman"/>
+          <w:b/>
+          <w:bCs/>
+          <w:sz w:val="28"/>
+          <w:szCs w:val="28"/>
+        </w:rPr>
+        <w:t xml:space="preserve"> Login Page]</w:t>
+      </w:r>
+    </w:p>
+    <w:p>
+      <w:pPr>
+        <w:rPr>
+          <w:rFonts w:ascii="Times New Roman" w:hAnsi="Times New Roman" w:cs="Times New Roman"/>
+          <w:sz w:val="28"/>
+          <w:szCs w:val="28"/>
+        </w:rPr>
+      </w:pPr>
+      <w:r>
+        <w:rPr>
+          <w:rFonts w:ascii="Times New Roman" w:hAnsi="Times New Roman" w:cs="Times New Roman"/>
+          <w:sz w:val="28"/>
+          <w:szCs w:val="28"/>
+        </w:rPr>
+        <w:pict w14:anchorId="63EDD028">
+          <v:rect id="_x0000_i1029" style="width:0;height:1.5pt" o:hralign="center" o:hrstd="t" o:hr="t" fillcolor="#a0a0a0" stroked="f"/>
+        </w:pict>
+      </w:r>
+    </w:p>
+    <w:p>
+      <w:pPr>
+        <w:rPr>
+          <w:rFonts w:ascii="Times New Roman" w:hAnsi="Times New Roman" w:cs="Times New Roman"/>
+          <w:b/>
+          <w:bCs/>
+          <w:sz w:val="28"/>
+          <w:szCs w:val="28"/>
+        </w:rPr>
+      </w:pPr>
+      <w:r>
+        <w:rPr>
+          <w:rFonts w:ascii="Times New Roman" w:hAnsi="Times New Roman" w:cs="Times New Roman"/>
+          <w:b/>
+          <w:bCs/>
+          <w:sz w:val="28"/>
+          <w:szCs w:val="28"/>
+        </w:rPr>
+        <w:t>5.2 Accessing the Dashboard</w:t>
+      </w:r>
+    </w:p>
+    <w:p>
+      <w:pPr>
+        <w:rPr>
+          <w:rFonts w:ascii="Times New Roman" w:hAnsi="Times New Roman" w:cs="Times New Roman"/>
+          <w:sz w:val="28"/>
+          <w:szCs w:val="28"/>
+        </w:rPr>
+      </w:pPr>
+      <w:r>
+        <w:rPr>
+          <w:rFonts w:ascii="Times New Roman" w:hAnsi="Times New Roman" w:cs="Times New Roman"/>
+          <w:sz w:val="28"/>
+          <w:szCs w:val="28"/>
+        </w:rPr>
+        <w:t>Open any modern web browser.</w:t>
+      </w:r>
+    </w:p>
+    <w:p>
+      <w:pPr>
+        <w:rPr>
+          <w:rFonts w:ascii="Times New Roman" w:hAnsi="Times New Roman" w:cs="Times New Roman"/>
+          <w:sz w:val="28"/>
+          <w:szCs w:val="28"/>
+        </w:rPr>
+      </w:pPr>
+      <w:r>
+        <w:rPr>
+          <w:rFonts w:ascii="Times New Roman" w:hAnsi="Times New Roman" w:cs="Times New Roman"/>
+          <w:sz w:val="28"/>
+          <w:szCs w:val="28"/>
+        </w:rPr>
+        <w:t>Enter:</w:t>
+      </w:r>
+    </w:p>
+    <w:p>
+      <w:pPr>
+        <w:rPr>
+          <w:rFonts w:ascii="Times New Roman" w:hAnsi="Times New Roman" w:cs="Times New Roman"/>
+          <w:sz w:val="28"/>
+          <w:szCs w:val="28"/>
+        </w:rPr>
+      </w:pPr>
+      <w:r>
+        <w:rPr>
+          <w:rFonts w:ascii="Times New Roman" w:hAnsi="Times New Roman" w:cs="Times New Roman"/>
+          <w:sz w:val="28"/>
+          <w:szCs w:val="28"/>
+        </w:rPr>
+        <w:t>https://&lt;SERVER-IP&gt;</w:t>
+      </w:r>
+    </w:p>
+    <w:p>
+      <w:pPr>
+        <w:rPr>
+          <w:rFonts w:ascii="Times New Roman" w:hAnsi="Times New Roman" w:cs="Times New Roman"/>
+          <w:sz w:val="28"/>
+          <w:szCs w:val="28"/>
+        </w:rPr>
+      </w:pPr>
+      <w:r>
+        <w:rPr>
+          <w:rFonts w:ascii="Times New Roman" w:hAnsi="Times New Roman" w:cs="Times New Roman"/>
+          <w:sz w:val="28"/>
+          <w:szCs w:val="28"/>
+        </w:rPr>
+        <w:t>Example:</w:t>
+      </w:r>
+    </w:p>
+    <w:p>
+      <w:pPr>
+        <w:rPr>
+          <w:rFonts w:ascii="Times New Roman" w:hAnsi="Times New Roman" w:cs="Times New Roman"/>
+          <w:sz w:val="28"/>
+          <w:szCs w:val="28"/>
+        </w:rPr>
+      </w:pPr>
+      <w:r>
+        <w:rPr>
+          <w:rFonts w:ascii="Times New Roman" w:hAnsi="Times New Roman" w:cs="Times New Roman"/>
+          <w:sz w:val="28"/>
+          <w:szCs w:val="28"/>
+        </w:rPr>
+        <w:t>https://192.168.56.20</w:t>
+      </w:r>
+    </w:p>
+    <w:p>
+      <w:pPr>
+        <w:rPr>
+          <w:rFonts w:ascii="Times New Roman" w:hAnsi="Times New Roman" w:cs="Times New Roman"/>
+          <w:sz w:val="28"/>
+          <w:szCs w:val="28"/>
+        </w:rPr>
+      </w:pPr>
+      <w:r>
+        <w:rPr>
+          <w:rFonts w:ascii="Times New Roman" w:hAnsi="Times New Roman" w:cs="Times New Roman"/>
+          <w:sz w:val="28"/>
+          <w:szCs w:val="28"/>
+        </w:rPr>
+        <w:pict w14:anchorId="35578D3C">
+          <v:rect id="_x0000_i1030" style="width:0;height:1.5pt" o:hralign="center" o:hrstd="t" o:hr="t" fillcolor="#a0a0a0" stroked="f"/>
+        </w:pict>
+      </w:r>
+    </w:p>
+    <w:p>
+      <w:pPr>
+        <w:rPr>
+          <w:rFonts w:ascii="Times New Roman" w:hAnsi="Times New Roman" w:cs="Times New Roman"/>
+          <w:b/>
+          <w:bCs/>
+          <w:sz w:val="28"/>
+          <w:szCs w:val="28"/>
+        </w:rPr>
+      </w:pPr>
+      <w:r>
+        <w:rPr>
+          <w:rFonts w:ascii="Times New Roman" w:hAnsi="Times New Roman" w:cs="Times New Roman"/>
+          <w:b/>
+          <w:bCs/>
+          <w:sz w:val="28"/>
+          <w:szCs w:val="28"/>
         </w:rPr>
         <w:lastRenderedPageBreak/>
-        <w:t>Dashboard Overview</w:t>
-      </w:r>
-    </w:p>
-    <w:p>
-      <w:r>
-        <w:t xml:space="preserve">                  </w:t>
+        <w:t>Why HTTPS?</w:t>
+      </w:r>
+    </w:p>
+    <w:p>
+      <w:pPr>
+        <w:rPr>
+          <w:rFonts w:ascii="Times New Roman" w:hAnsi="Times New Roman" w:cs="Times New Roman"/>
+          <w:sz w:val="28"/>
+          <w:szCs w:val="28"/>
+        </w:rPr>
+      </w:pPr>
+      <w:r>
+        <w:rPr>
+          <w:rFonts w:ascii="Times New Roman" w:hAnsi="Times New Roman" w:cs="Times New Roman"/>
+          <w:sz w:val="28"/>
+          <w:szCs w:val="28"/>
+        </w:rPr>
+        <w:t>Notice the address begins with:</w:t>
+      </w:r>
+    </w:p>
+    <w:p>
+      <w:pPr>
+        <w:rPr>
+          <w:rFonts w:ascii="Times New Roman" w:hAnsi="Times New Roman" w:cs="Times New Roman"/>
+          <w:sz w:val="28"/>
+          <w:szCs w:val="28"/>
+        </w:rPr>
+      </w:pPr>
+      <w:r>
+        <w:rPr>
+          <w:rFonts w:ascii="Times New Roman" w:hAnsi="Times New Roman" w:cs="Times New Roman"/>
+          <w:sz w:val="28"/>
+          <w:szCs w:val="28"/>
+        </w:rPr>
+        <w:t>https://</w:t>
+      </w:r>
+    </w:p>
+    <w:p>
+      <w:pPr>
+        <w:rPr>
+          <w:rFonts w:ascii="Times New Roman" w:hAnsi="Times New Roman" w:cs="Times New Roman"/>
+          <w:sz w:val="28"/>
+          <w:szCs w:val="28"/>
+        </w:rPr>
+      </w:pPr>
+      <w:r>
+        <w:rPr>
+          <w:rFonts w:ascii="Times New Roman" w:hAnsi="Times New Roman" w:cs="Times New Roman"/>
+          <w:sz w:val="28"/>
+          <w:szCs w:val="28"/>
+        </w:rPr>
+        <w:t xml:space="preserve">HTTPS encrypts communication between your browser and the </w:t>
       </w:r>
       <w:proofErr w:type="spellStart"/>
       <w:r>
+        <w:rPr>
+          <w:rFonts w:ascii="Times New Roman" w:hAnsi="Times New Roman" w:cs="Times New Roman"/>
+          <w:sz w:val="28"/>
+          <w:szCs w:val="28"/>
+        </w:rPr>
         <w:t>Wazuh</w:t>
       </w:r>
       <w:proofErr w:type="spellEnd"/>
       <w:r>
-        <w:t xml:space="preserve"> Dashboard</w:t>
-      </w:r>
-    </w:p>
-    <w:p>
-      <w:r>
-        <w:t xml:space="preserve">                         │</w:t>
-      </w:r>
-    </w:p>
-    <w:p>
-      <w:r>
-        <w:t xml:space="preserve"> ┌──────────────────────────────────────────┐</w:t>
-      </w:r>
-    </w:p>
-    <w:p>
-      <w:r>
-        <w:t xml:space="preserve"> │                                          │</w:t>
-      </w:r>
-    </w:p>
-    <w:p>
-      <w:r>
-        <w:t xml:space="preserve"> │ Alerts      Agents      </w:t>
-      </w:r>
-      <w:proofErr w:type="gramStart"/>
-      <w:r>
-        <w:t>Vulnerabilities  │</w:t>
-      </w:r>
-      <w:proofErr w:type="gramEnd"/>
-    </w:p>
-    <w:p>
-      <w:r>
-        <w:t xml:space="preserve"> │                                          │</w:t>
-      </w:r>
-    </w:p>
-    <w:p>
-      <w:r>
-        <w:t xml:space="preserve"> │ Security Events      Inventory           │</w:t>
-      </w:r>
-    </w:p>
-    <w:p>
-      <w:r>
-        <w:t xml:space="preserve"> │                                          │</w:t>
-      </w:r>
-    </w:p>
-    <w:p>
-      <w:r>
-        <w:t xml:space="preserve"> │ Compliance      Settings      Reports    │</w:t>
-      </w:r>
-    </w:p>
-    <w:p>
-      <w:r>
-        <w:t xml:space="preserve"> │                                          │</w:t>
-      </w:r>
-    </w:p>
-    <w:p>
-      <w:r>
-        <w:t xml:space="preserve"> └──────────────────────────────────────────┘</w:t>
-      </w:r>
-    </w:p>
-    <w:p>
-      <w:r>
-        <w:pict w14:anchorId="7B4367B0">
-          <v:rect id="_x0000_i1298" style="width:0;height:1.5pt" o:hralign="center" o:hrstd="t" o:hr="t" fillcolor="#a0a0a0" stroked="f"/>
-        </w:pict>
-      </w:r>
-    </w:p>
-    <w:p>
-      <w:pPr>
-        <w:rPr>
-          <w:b/>
-          <w:bCs/>
-        </w:rPr>
-      </w:pPr>
-      <w:r>
-        <w:rPr>
-          <w:b/>
-          <w:bCs/>
-        </w:rPr>
-        <w:t>Screenshot Placeholder</w:t>
-      </w:r>
-    </w:p>
-    <w:p>
-      <w:r>
-        <w:rPr>
-          <w:b/>
-          <w:bCs/>
-        </w:rPr>
-        <w:t xml:space="preserve">[Screenshot Here – </w:t>
-      </w:r>
-      <w:proofErr w:type="spellStart"/>
-      <w:r>
-        <w:rPr>
-          <w:b/>
-          <w:bCs/>
-        </w:rPr>
-        <w:t>Wazuh</w:t>
-      </w:r>
-      <w:proofErr w:type="spellEnd"/>
-      <w:r>
-        <w:rPr>
-          <w:b/>
-          <w:bCs/>
-        </w:rPr>
-        <w:t xml:space="preserve"> Login Page]</w:t>
-      </w:r>
-    </w:p>
-    <w:p>
-      <w:r>
-        <w:pict w14:anchorId="63EDD028">
-          <v:rect id="_x0000_i1299" style="width:0;height:1.5pt" o:hralign="center" o:hrstd="t" o:hr="t" fillcolor="#a0a0a0" stroked="f"/>
-        </w:pict>
-      </w:r>
-    </w:p>
-    <w:p>
-      <w:pPr>
-        <w:rPr>
-          <w:b/>
-          <w:bCs/>
-        </w:rPr>
-      </w:pPr>
-      <w:r>
-        <w:rPr>
-          <w:b/>
-          <w:bCs/>
-        </w:rPr>
-        <w:t>5.2 Accessing the Dashboard</w:t>
-      </w:r>
-    </w:p>
-    <w:p>
-      <w:r>
-        <w:t>Open any modern web browser.</w:t>
-      </w:r>
-    </w:p>
-    <w:p>
-      <w:r>
-        <w:t>Enter:</w:t>
-      </w:r>
-    </w:p>
-    <w:p>
-      <w:r>
-        <w:t>https://&lt;SERVER-IP&gt;</w:t>
-      </w:r>
-    </w:p>
-    <w:p>
-      <w:r>
-        <w:t>Example:</w:t>
-      </w:r>
-    </w:p>
-    <w:p>
-      <w:r>
-        <w:t>https://192.168.56.20</w:t>
-      </w:r>
-    </w:p>
-    <w:p>
-      <w:r>
-        <w:pict w14:anchorId="35578D3C">
-          <v:rect id="_x0000_i1300" style="width:0;height:1.5pt" o:hralign="center" o:hrstd="t" o:hr="t" fillcolor="#a0a0a0" stroked="f"/>
-        </w:pict>
-      </w:r>
-    </w:p>
-    <w:p>
-      <w:pPr>
-        <w:rPr>
-          <w:b/>
-          <w:bCs/>
-        </w:rPr>
-      </w:pPr>
-      <w:r>
-        <w:rPr>
-          <w:b/>
-          <w:bCs/>
-        </w:rPr>
-        <w:t>Why HTTPS?</w:t>
-      </w:r>
-    </w:p>
-    <w:p>
-      <w:r>
-        <w:t>Notice the address begins with:</w:t>
-      </w:r>
-    </w:p>
-    <w:p>
-      <w:r>
-        <w:t>https://</w:t>
-      </w:r>
-    </w:p>
-    <w:p>
-      <w:r>
-        <w:lastRenderedPageBreak/>
-        <w:t xml:space="preserve">HTTPS encrypts communication between your browser and the </w:t>
-      </w:r>
-      <w:proofErr w:type="spellStart"/>
-      <w:r>
-        <w:t>Wazuh</w:t>
-      </w:r>
-      <w:proofErr w:type="spellEnd"/>
-      <w:r>
+        <w:rPr>
+          <w:rFonts w:ascii="Times New Roman" w:hAnsi="Times New Roman" w:cs="Times New Roman"/>
+          <w:sz w:val="28"/>
+          <w:szCs w:val="28"/>
+        </w:rPr>
         <w:t xml:space="preserve"> Dashboard.</w:t>
       </w:r>
     </w:p>
     <w:p>
-      <w:r>
+      <w:pPr>
+        <w:rPr>
+          <w:rFonts w:ascii="Times New Roman" w:hAnsi="Times New Roman" w:cs="Times New Roman"/>
+          <w:sz w:val="28"/>
+          <w:szCs w:val="28"/>
+        </w:rPr>
+      </w:pPr>
+      <w:r>
+        <w:rPr>
+          <w:rFonts w:ascii="Times New Roman" w:hAnsi="Times New Roman" w:cs="Times New Roman"/>
+          <w:sz w:val="28"/>
+          <w:szCs w:val="28"/>
+        </w:rPr>
         <w:t>Without HTTPS:</w:t>
       </w:r>
     </w:p>
@@ -571,8 +1067,18 @@
           <w:ilvl w:val="0"/>
           <w:numId w:val="3"/>
         </w:numPr>
-      </w:pPr>
-      <w:r>
+        <w:rPr>
+          <w:rFonts w:ascii="Times New Roman" w:hAnsi="Times New Roman" w:cs="Times New Roman"/>
+          <w:sz w:val="28"/>
+          <w:szCs w:val="28"/>
+        </w:rPr>
+      </w:pPr>
+      <w:r>
+        <w:rPr>
+          <w:rFonts w:ascii="Times New Roman" w:hAnsi="Times New Roman" w:cs="Times New Roman"/>
+          <w:sz w:val="28"/>
+          <w:szCs w:val="28"/>
+        </w:rPr>
         <w:t>Credentials could be exposed.</w:t>
       </w:r>
     </w:p>
@@ -582,8 +1088,18 @@
           <w:ilvl w:val="0"/>
           <w:numId w:val="3"/>
         </w:numPr>
-      </w:pPr>
-      <w:r>
+        <w:rPr>
+          <w:rFonts w:ascii="Times New Roman" w:hAnsi="Times New Roman" w:cs="Times New Roman"/>
+          <w:sz w:val="28"/>
+          <w:szCs w:val="28"/>
+        </w:rPr>
+      </w:pPr>
+      <w:r>
+        <w:rPr>
+          <w:rFonts w:ascii="Times New Roman" w:hAnsi="Times New Roman" w:cs="Times New Roman"/>
+          <w:sz w:val="28"/>
+          <w:szCs w:val="28"/>
+        </w:rPr>
         <w:t>Session data could be intercepted.</w:t>
       </w:r>
     </w:p>
@@ -593,127 +1109,293 @@
           <w:ilvl w:val="0"/>
           <w:numId w:val="3"/>
         </w:numPr>
-      </w:pPr>
-      <w:r>
+        <w:rPr>
+          <w:rFonts w:ascii="Times New Roman" w:hAnsi="Times New Roman" w:cs="Times New Roman"/>
+          <w:sz w:val="28"/>
+          <w:szCs w:val="28"/>
+        </w:rPr>
+      </w:pPr>
+      <w:r>
+        <w:rPr>
+          <w:rFonts w:ascii="Times New Roman" w:hAnsi="Times New Roman" w:cs="Times New Roman"/>
+          <w:sz w:val="28"/>
+          <w:szCs w:val="28"/>
+        </w:rPr>
         <w:t>Dashboard communication would not be secure.</w:t>
       </w:r>
     </w:p>
     <w:p>
-      <w:r>
+      <w:pPr>
+        <w:rPr>
+          <w:rFonts w:ascii="Times New Roman" w:hAnsi="Times New Roman" w:cs="Times New Roman"/>
+          <w:sz w:val="28"/>
+          <w:szCs w:val="28"/>
+        </w:rPr>
+      </w:pPr>
+      <w:r>
+        <w:rPr>
+          <w:rFonts w:ascii="Times New Roman" w:hAnsi="Times New Roman" w:cs="Times New Roman"/>
+          <w:sz w:val="28"/>
+          <w:szCs w:val="28"/>
+        </w:rPr>
         <w:pict w14:anchorId="7AD2168D">
-          <v:rect id="_x0000_i1301" style="width:0;height:1.5pt" o:hralign="center" o:hrstd="t" o:hr="t" fillcolor="#a0a0a0" stroked="f"/>
+          <v:rect id="_x0000_i1031" style="width:0;height:1.5pt" o:hralign="center" o:hrstd="t" o:hr="t" fillcolor="#a0a0a0" stroked="f"/>
         </w:pict>
       </w:r>
     </w:p>
     <w:p>
       <w:pPr>
         <w:rPr>
-          <w:b/>
-          <w:bCs/>
-        </w:rPr>
-      </w:pPr>
-      <w:r>
-        <w:rPr>
-          <w:b/>
-          <w:bCs/>
+          <w:rFonts w:ascii="Times New Roman" w:hAnsi="Times New Roman" w:cs="Times New Roman"/>
+          <w:b/>
+          <w:bCs/>
+          <w:sz w:val="28"/>
+          <w:szCs w:val="28"/>
+        </w:rPr>
+      </w:pPr>
+      <w:r>
+        <w:rPr>
+          <w:rFonts w:ascii="Times New Roman" w:hAnsi="Times New Roman" w:cs="Times New Roman"/>
+          <w:b/>
+          <w:bCs/>
+          <w:sz w:val="28"/>
+          <w:szCs w:val="28"/>
         </w:rPr>
         <w:t>5.3 Browser Certificate Warning</w:t>
       </w:r>
     </w:p>
     <w:p>
-      <w:r>
+      <w:pPr>
+        <w:rPr>
+          <w:rFonts w:ascii="Times New Roman" w:hAnsi="Times New Roman" w:cs="Times New Roman"/>
+          <w:sz w:val="28"/>
+          <w:szCs w:val="28"/>
+        </w:rPr>
+      </w:pPr>
+      <w:r>
+        <w:rPr>
+          <w:rFonts w:ascii="Times New Roman" w:hAnsi="Times New Roman" w:cs="Times New Roman"/>
+          <w:sz w:val="28"/>
+          <w:szCs w:val="28"/>
+        </w:rPr>
         <w:t xml:space="preserve">Because our home lab uses a </w:t>
       </w:r>
       <w:r>
         <w:rPr>
-          <w:b/>
-          <w:bCs/>
+          <w:rFonts w:ascii="Times New Roman" w:hAnsi="Times New Roman" w:cs="Times New Roman"/>
+          <w:b/>
+          <w:bCs/>
+          <w:sz w:val="28"/>
+          <w:szCs w:val="28"/>
         </w:rPr>
         <w:t>self-signed certificate</w:t>
       </w:r>
       <w:r>
+        <w:rPr>
+          <w:rFonts w:ascii="Times New Roman" w:hAnsi="Times New Roman" w:cs="Times New Roman"/>
+          <w:sz w:val="28"/>
+          <w:szCs w:val="28"/>
+        </w:rPr>
         <w:t>, your browser may display a warning.</w:t>
       </w:r>
     </w:p>
     <w:p>
-      <w:r>
+      <w:pPr>
+        <w:rPr>
+          <w:rFonts w:ascii="Times New Roman" w:hAnsi="Times New Roman" w:cs="Times New Roman"/>
+          <w:sz w:val="28"/>
+          <w:szCs w:val="28"/>
+        </w:rPr>
+      </w:pPr>
+      <w:r>
+        <w:rPr>
+          <w:rFonts w:ascii="Times New Roman" w:hAnsi="Times New Roman" w:cs="Times New Roman"/>
+          <w:sz w:val="28"/>
+          <w:szCs w:val="28"/>
+        </w:rPr>
         <w:t>Example:</w:t>
       </w:r>
     </w:p>
     <w:p>
-      <w:r>
+      <w:pPr>
+        <w:rPr>
+          <w:rFonts w:ascii="Times New Roman" w:hAnsi="Times New Roman" w:cs="Times New Roman"/>
+          <w:sz w:val="28"/>
+          <w:szCs w:val="28"/>
+        </w:rPr>
+      </w:pPr>
+      <w:r>
+        <w:rPr>
+          <w:rFonts w:ascii="Times New Roman" w:hAnsi="Times New Roman" w:cs="Times New Roman"/>
+          <w:sz w:val="28"/>
+          <w:szCs w:val="28"/>
+        </w:rPr>
         <w:t>Your connection is not private</w:t>
       </w:r>
     </w:p>
     <w:p>
-      <w:r>
+      <w:pPr>
+        <w:rPr>
+          <w:rFonts w:ascii="Times New Roman" w:hAnsi="Times New Roman" w:cs="Times New Roman"/>
+          <w:sz w:val="28"/>
+          <w:szCs w:val="28"/>
+        </w:rPr>
+      </w:pPr>
+      <w:r>
+        <w:rPr>
+          <w:rFonts w:ascii="Times New Roman" w:hAnsi="Times New Roman" w:cs="Times New Roman"/>
+          <w:sz w:val="28"/>
+          <w:szCs w:val="28"/>
+        </w:rPr>
         <w:t>This is normal in a lab environment.</w:t>
       </w:r>
     </w:p>
     <w:p>
-      <w:r>
+      <w:pPr>
+        <w:rPr>
+          <w:rFonts w:ascii="Times New Roman" w:hAnsi="Times New Roman" w:cs="Times New Roman"/>
+          <w:sz w:val="28"/>
+          <w:szCs w:val="28"/>
+        </w:rPr>
+      </w:pPr>
+      <w:r>
+        <w:rPr>
+          <w:rFonts w:ascii="Times New Roman" w:hAnsi="Times New Roman" w:cs="Times New Roman"/>
+          <w:sz w:val="28"/>
+          <w:szCs w:val="28"/>
+        </w:rPr>
         <w:pict w14:anchorId="68B824AB">
-          <v:rect id="_x0000_i1302" style="width:0;height:1.5pt" o:hralign="center" o:hrstd="t" o:hr="t" fillcolor="#a0a0a0" stroked="f"/>
+          <v:rect id="_x0000_i1032" style="width:0;height:1.5pt" o:hralign="center" o:hrstd="t" o:hr="t" fillcolor="#a0a0a0" stroked="f"/>
         </w:pict>
       </w:r>
     </w:p>
     <w:p>
       <w:pPr>
         <w:rPr>
-          <w:b/>
-          <w:bCs/>
-        </w:rPr>
-      </w:pPr>
-      <w:r>
-        <w:rPr>
-          <w:b/>
-          <w:bCs/>
+          <w:rFonts w:ascii="Times New Roman" w:hAnsi="Times New Roman" w:cs="Times New Roman"/>
+          <w:b/>
+          <w:bCs/>
+          <w:sz w:val="28"/>
+          <w:szCs w:val="28"/>
+        </w:rPr>
+      </w:pPr>
+      <w:r>
+        <w:rPr>
+          <w:rFonts w:ascii="Times New Roman" w:hAnsi="Times New Roman" w:cs="Times New Roman"/>
+          <w:b/>
+          <w:bCs/>
+          <w:sz w:val="28"/>
+          <w:szCs w:val="28"/>
         </w:rPr>
         <w:t>Why Does This Happen?</w:t>
       </w:r>
     </w:p>
     <w:p>
-      <w:r>
+      <w:pPr>
+        <w:rPr>
+          <w:rFonts w:ascii="Times New Roman" w:hAnsi="Times New Roman" w:cs="Times New Roman"/>
+          <w:sz w:val="28"/>
+          <w:szCs w:val="28"/>
+        </w:rPr>
+      </w:pPr>
+      <w:r>
+        <w:rPr>
+          <w:rFonts w:ascii="Times New Roman" w:hAnsi="Times New Roman" w:cs="Times New Roman"/>
+          <w:sz w:val="28"/>
+          <w:szCs w:val="28"/>
+        </w:rPr>
         <w:t>Browsers trust certificates issued by recognized Certificate Authorities (CAs).</w:t>
       </w:r>
     </w:p>
     <w:p>
-      <w:r>
+      <w:pPr>
+        <w:rPr>
+          <w:rFonts w:ascii="Times New Roman" w:hAnsi="Times New Roman" w:cs="Times New Roman"/>
+          <w:sz w:val="28"/>
+          <w:szCs w:val="28"/>
+        </w:rPr>
+      </w:pPr>
+      <w:r>
+        <w:rPr>
+          <w:rFonts w:ascii="Times New Roman" w:hAnsi="Times New Roman" w:cs="Times New Roman"/>
+          <w:sz w:val="28"/>
+          <w:szCs w:val="28"/>
+        </w:rPr>
         <w:t xml:space="preserve">Since </w:t>
       </w:r>
       <w:proofErr w:type="spellStart"/>
       <w:r>
+        <w:rPr>
+          <w:rFonts w:ascii="Times New Roman" w:hAnsi="Times New Roman" w:cs="Times New Roman"/>
+          <w:sz w:val="28"/>
+          <w:szCs w:val="28"/>
+        </w:rPr>
         <w:t>Wazuh</w:t>
       </w:r>
       <w:proofErr w:type="spellEnd"/>
       <w:r>
+        <w:rPr>
+          <w:rFonts w:ascii="Times New Roman" w:hAnsi="Times New Roman" w:cs="Times New Roman"/>
+          <w:sz w:val="28"/>
+          <w:szCs w:val="28"/>
+        </w:rPr>
         <w:t xml:space="preserve"> generates its own certificate during installation, the browser cannot verify its authenticity.</w:t>
       </w:r>
     </w:p>
     <w:p>
-      <w:r>
+      <w:pPr>
+        <w:rPr>
+          <w:rFonts w:ascii="Times New Roman" w:hAnsi="Times New Roman" w:cs="Times New Roman"/>
+          <w:sz w:val="28"/>
+          <w:szCs w:val="28"/>
+        </w:rPr>
+      </w:pPr>
+      <w:r>
+        <w:rPr>
+          <w:rFonts w:ascii="Times New Roman" w:hAnsi="Times New Roman" w:cs="Times New Roman"/>
+          <w:sz w:val="28"/>
+          <w:szCs w:val="28"/>
+        </w:rPr>
         <w:pict w14:anchorId="7B63A14A">
-          <v:rect id="_x0000_i1303" style="width:0;height:1.5pt" o:hralign="center" o:hrstd="t" o:hr="t" fillcolor="#a0a0a0" stroked="f"/>
+          <v:rect id="_x0000_i1033" style="width:0;height:1.5pt" o:hralign="center" o:hrstd="t" o:hr="t" fillcolor="#a0a0a0" stroked="f"/>
         </w:pict>
       </w:r>
     </w:p>
     <w:p>
       <w:pPr>
         <w:rPr>
-          <w:b/>
-          <w:bCs/>
-        </w:rPr>
-      </w:pPr>
-      <w:r>
-        <w:rPr>
-          <w:b/>
-          <w:bCs/>
+          <w:rFonts w:ascii="Times New Roman" w:hAnsi="Times New Roman" w:cs="Times New Roman"/>
+          <w:b/>
+          <w:bCs/>
+          <w:sz w:val="28"/>
+          <w:szCs w:val="28"/>
+        </w:rPr>
+      </w:pPr>
+      <w:r>
+        <w:rPr>
+          <w:rFonts w:ascii="Times New Roman" w:hAnsi="Times New Roman" w:cs="Times New Roman"/>
+          <w:b/>
+          <w:bCs/>
+          <w:sz w:val="28"/>
+          <w:szCs w:val="28"/>
         </w:rPr>
         <w:t>Production Environment</w:t>
       </w:r>
     </w:p>
     <w:p>
-      <w:r>
+      <w:pPr>
+        <w:rPr>
+          <w:rFonts w:ascii="Times New Roman" w:hAnsi="Times New Roman" w:cs="Times New Roman"/>
+          <w:sz w:val="28"/>
+          <w:szCs w:val="28"/>
+        </w:rPr>
+      </w:pPr>
+      <w:r>
+        <w:rPr>
+          <w:rFonts w:ascii="Times New Roman" w:hAnsi="Times New Roman" w:cs="Times New Roman"/>
+          <w:sz w:val="28"/>
+          <w:szCs w:val="28"/>
+        </w:rPr>
         <w:t>In production environments, organizations usually install certificates issued by trusted Certificate Authorities such as:</w:t>
       </w:r>
     </w:p>
@@ -723,8 +1405,18 @@
           <w:ilvl w:val="0"/>
           <w:numId w:val="4"/>
         </w:numPr>
-      </w:pPr>
-      <w:r>
+        <w:rPr>
+          <w:rFonts w:ascii="Times New Roman" w:hAnsi="Times New Roman" w:cs="Times New Roman"/>
+          <w:sz w:val="28"/>
+          <w:szCs w:val="28"/>
+        </w:rPr>
+      </w:pPr>
+      <w:r>
+        <w:rPr>
+          <w:rFonts w:ascii="Times New Roman" w:hAnsi="Times New Roman" w:cs="Times New Roman"/>
+          <w:sz w:val="28"/>
+          <w:szCs w:val="28"/>
+        </w:rPr>
         <w:t>Let's Encrypt</w:t>
       </w:r>
     </w:p>
@@ -734,8 +1426,19 @@
           <w:ilvl w:val="0"/>
           <w:numId w:val="4"/>
         </w:numPr>
-      </w:pPr>
-      <w:r>
+        <w:rPr>
+          <w:rFonts w:ascii="Times New Roman" w:hAnsi="Times New Roman" w:cs="Times New Roman"/>
+          <w:sz w:val="28"/>
+          <w:szCs w:val="28"/>
+        </w:rPr>
+      </w:pPr>
+      <w:r>
+        <w:rPr>
+          <w:rFonts w:ascii="Times New Roman" w:hAnsi="Times New Roman" w:cs="Times New Roman"/>
+          <w:sz w:val="28"/>
+          <w:szCs w:val="28"/>
+        </w:rPr>
+        <w:lastRenderedPageBreak/>
         <w:t>DigiCert</w:t>
       </w:r>
     </w:p>
@@ -745,9 +1448,19 @@
           <w:ilvl w:val="0"/>
           <w:numId w:val="4"/>
         </w:numPr>
+        <w:rPr>
+          <w:rFonts w:ascii="Times New Roman" w:hAnsi="Times New Roman" w:cs="Times New Roman"/>
+          <w:sz w:val="28"/>
+          <w:szCs w:val="28"/>
+        </w:rPr>
       </w:pPr>
       <w:proofErr w:type="spellStart"/>
       <w:r>
+        <w:rPr>
+          <w:rFonts w:ascii="Times New Roman" w:hAnsi="Times New Roman" w:cs="Times New Roman"/>
+          <w:sz w:val="28"/>
+          <w:szCs w:val="28"/>
+        </w:rPr>
         <w:t>Sectigo</w:t>
       </w:r>
       <w:proofErr w:type="spellEnd"/>
@@ -758,184 +1471,439 @@
           <w:ilvl w:val="0"/>
           <w:numId w:val="4"/>
         </w:numPr>
-      </w:pPr>
-      <w:r>
+        <w:rPr>
+          <w:rFonts w:ascii="Times New Roman" w:hAnsi="Times New Roman" w:cs="Times New Roman"/>
+          <w:sz w:val="28"/>
+          <w:szCs w:val="28"/>
+        </w:rPr>
+      </w:pPr>
+      <w:r>
+        <w:rPr>
+          <w:rFonts w:ascii="Times New Roman" w:hAnsi="Times New Roman" w:cs="Times New Roman"/>
+          <w:sz w:val="28"/>
+          <w:szCs w:val="28"/>
+        </w:rPr>
         <w:t>GlobalSign</w:t>
       </w:r>
     </w:p>
     <w:p>
-      <w:r>
+      <w:pPr>
+        <w:rPr>
+          <w:rFonts w:ascii="Times New Roman" w:hAnsi="Times New Roman" w:cs="Times New Roman"/>
+          <w:sz w:val="28"/>
+          <w:szCs w:val="28"/>
+        </w:rPr>
+      </w:pPr>
+      <w:r>
+        <w:rPr>
+          <w:rFonts w:ascii="Times New Roman" w:hAnsi="Times New Roman" w:cs="Times New Roman"/>
+          <w:sz w:val="28"/>
+          <w:szCs w:val="28"/>
+        </w:rPr>
         <w:t>These trusted certificates prevent browser warnings.</w:t>
       </w:r>
     </w:p>
     <w:p>
-      <w:r>
+      <w:pPr>
+        <w:rPr>
+          <w:rFonts w:ascii="Times New Roman" w:hAnsi="Times New Roman" w:cs="Times New Roman"/>
+          <w:sz w:val="28"/>
+          <w:szCs w:val="28"/>
+        </w:rPr>
+      </w:pPr>
+      <w:r>
+        <w:rPr>
+          <w:rFonts w:ascii="Times New Roman" w:hAnsi="Times New Roman" w:cs="Times New Roman"/>
+          <w:sz w:val="28"/>
+          <w:szCs w:val="28"/>
+        </w:rPr>
         <w:pict w14:anchorId="382F86AC">
-          <v:rect id="_x0000_i1304" style="width:0;height:1.5pt" o:hralign="center" o:hrstd="t" o:hr="t" fillcolor="#a0a0a0" stroked="f"/>
+          <v:rect id="_x0000_i1034" style="width:0;height:1.5pt" o:hralign="center" o:hrstd="t" o:hr="t" fillcolor="#a0a0a0" stroked="f"/>
         </w:pict>
       </w:r>
     </w:p>
     <w:p>
       <w:pPr>
         <w:rPr>
-          <w:b/>
-          <w:bCs/>
-        </w:rPr>
-      </w:pPr>
-      <w:r>
-        <w:rPr>
-          <w:b/>
-          <w:bCs/>
+          <w:rFonts w:ascii="Times New Roman" w:hAnsi="Times New Roman" w:cs="Times New Roman"/>
+          <w:b/>
+          <w:bCs/>
+          <w:sz w:val="28"/>
+          <w:szCs w:val="28"/>
+        </w:rPr>
+      </w:pPr>
+      <w:r>
+        <w:rPr>
+          <w:rFonts w:ascii="Times New Roman" w:hAnsi="Times New Roman" w:cs="Times New Roman"/>
+          <w:b/>
+          <w:bCs/>
+          <w:sz w:val="28"/>
+          <w:szCs w:val="28"/>
         </w:rPr>
         <w:t>Screenshot Placeholder</w:t>
       </w:r>
     </w:p>
     <w:p>
-      <w:r>
-        <w:rPr>
-          <w:b/>
-          <w:bCs/>
+      <w:pPr>
+        <w:rPr>
+          <w:rFonts w:ascii="Times New Roman" w:hAnsi="Times New Roman" w:cs="Times New Roman"/>
+          <w:sz w:val="28"/>
+          <w:szCs w:val="28"/>
+        </w:rPr>
+      </w:pPr>
+      <w:r>
+        <w:rPr>
+          <w:rFonts w:ascii="Times New Roman" w:hAnsi="Times New Roman" w:cs="Times New Roman"/>
+          <w:b/>
+          <w:bCs/>
+          <w:sz w:val="28"/>
+          <w:szCs w:val="28"/>
+        </w:rPr>
+        <w:t>[Screenshot Here – Browser Certificate Warning]</w:t>
+      </w:r>
+    </w:p>
+    <w:p>
+      <w:pPr>
+        <w:rPr>
+          <w:rFonts w:ascii="Times New Roman" w:hAnsi="Times New Roman" w:cs="Times New Roman"/>
+          <w:sz w:val="28"/>
+          <w:szCs w:val="28"/>
+        </w:rPr>
+      </w:pPr>
+      <w:r>
+        <w:rPr>
+          <w:rFonts w:ascii="Times New Roman" w:hAnsi="Times New Roman" w:cs="Times New Roman"/>
+          <w:sz w:val="28"/>
+          <w:szCs w:val="28"/>
+        </w:rPr>
+        <w:pict w14:anchorId="124E58D1">
+          <v:rect id="_x0000_i1035" style="width:0;height:1.5pt" o:hralign="center" o:hrstd="t" o:hr="t" fillcolor="#a0a0a0" stroked="f"/>
+        </w:pict>
+      </w:r>
+    </w:p>
+    <w:p>
+      <w:pPr>
+        <w:rPr>
+          <w:rFonts w:ascii="Times New Roman" w:hAnsi="Times New Roman" w:cs="Times New Roman"/>
+          <w:b/>
+          <w:bCs/>
+          <w:sz w:val="28"/>
+          <w:szCs w:val="28"/>
+        </w:rPr>
+      </w:pPr>
+      <w:r>
+        <w:rPr>
+          <w:rFonts w:ascii="Times New Roman" w:hAnsi="Times New Roman" w:cs="Times New Roman"/>
+          <w:b/>
+          <w:bCs/>
+          <w:sz w:val="28"/>
+          <w:szCs w:val="28"/>
+        </w:rPr>
+        <w:t>5.4 Logging In</w:t>
+      </w:r>
+    </w:p>
+    <w:p>
+      <w:pPr>
+        <w:rPr>
+          <w:rFonts w:ascii="Times New Roman" w:hAnsi="Times New Roman" w:cs="Times New Roman"/>
+          <w:sz w:val="28"/>
+          <w:szCs w:val="28"/>
+        </w:rPr>
+      </w:pPr>
+      <w:r>
+        <w:rPr>
+          <w:rFonts w:ascii="Times New Roman" w:hAnsi="Times New Roman" w:cs="Times New Roman"/>
+          <w:sz w:val="28"/>
+          <w:szCs w:val="28"/>
+        </w:rPr>
+        <w:t>Use the credentials generated during installation.</w:t>
+      </w:r>
+    </w:p>
+    <w:p>
+      <w:pPr>
+        <w:rPr>
+          <w:rFonts w:ascii="Times New Roman" w:hAnsi="Times New Roman" w:cs="Times New Roman"/>
+          <w:sz w:val="28"/>
+          <w:szCs w:val="28"/>
+        </w:rPr>
+      </w:pPr>
+      <w:r>
+        <w:rPr>
+          <w:rFonts w:ascii="Times New Roman" w:hAnsi="Times New Roman" w:cs="Times New Roman"/>
+          <w:sz w:val="28"/>
+          <w:szCs w:val="28"/>
+        </w:rPr>
+        <w:t>Example:</w:t>
+      </w:r>
+    </w:p>
+    <w:p>
+      <w:pPr>
+        <w:rPr>
+          <w:rFonts w:ascii="Times New Roman" w:hAnsi="Times New Roman" w:cs="Times New Roman"/>
+          <w:sz w:val="28"/>
+          <w:szCs w:val="28"/>
+        </w:rPr>
+      </w:pPr>
+      <w:r>
+        <w:rPr>
+          <w:rFonts w:ascii="Times New Roman" w:hAnsi="Times New Roman" w:cs="Times New Roman"/>
+          <w:sz w:val="28"/>
+          <w:szCs w:val="28"/>
+        </w:rPr>
+        <w:t>Username:</w:t>
+      </w:r>
+    </w:p>
+    <w:p>
+      <w:pPr>
+        <w:rPr>
+          <w:rFonts w:ascii="Times New Roman" w:hAnsi="Times New Roman" w:cs="Times New Roman"/>
+          <w:sz w:val="28"/>
+          <w:szCs w:val="28"/>
+        </w:rPr>
+      </w:pPr>
+      <w:r>
+        <w:rPr>
+          <w:rFonts w:ascii="Times New Roman" w:hAnsi="Times New Roman" w:cs="Times New Roman"/>
+          <w:sz w:val="28"/>
+          <w:szCs w:val="28"/>
+        </w:rPr>
+        <w:t>admin</w:t>
+      </w:r>
+    </w:p>
+    <w:p>
+      <w:pPr>
+        <w:rPr>
+          <w:rFonts w:ascii="Times New Roman" w:hAnsi="Times New Roman" w:cs="Times New Roman"/>
+          <w:sz w:val="28"/>
+          <w:szCs w:val="28"/>
+        </w:rPr>
+      </w:pPr>
+      <w:r>
+        <w:rPr>
+          <w:rFonts w:ascii="Times New Roman" w:hAnsi="Times New Roman" w:cs="Times New Roman"/>
+          <w:sz w:val="28"/>
+          <w:szCs w:val="28"/>
+        </w:rPr>
+        <w:t>Password:</w:t>
+      </w:r>
+    </w:p>
+    <w:p>
+      <w:pPr>
+        <w:rPr>
+          <w:rFonts w:ascii="Times New Roman" w:hAnsi="Times New Roman" w:cs="Times New Roman"/>
+          <w:sz w:val="28"/>
+          <w:szCs w:val="28"/>
+        </w:rPr>
+      </w:pPr>
+      <w:r>
+        <w:rPr>
+          <w:rFonts w:ascii="Times New Roman" w:hAnsi="Times New Roman" w:cs="Times New Roman"/>
+          <w:sz w:val="28"/>
+          <w:szCs w:val="28"/>
+        </w:rPr>
+        <w:t>*************</w:t>
+      </w:r>
+    </w:p>
+    <w:p>
+      <w:pPr>
+        <w:rPr>
+          <w:rFonts w:ascii="Times New Roman" w:hAnsi="Times New Roman" w:cs="Times New Roman"/>
+          <w:sz w:val="28"/>
+          <w:szCs w:val="28"/>
+        </w:rPr>
+      </w:pPr>
+      <w:r>
+        <w:rPr>
+          <w:rFonts w:ascii="Times New Roman" w:hAnsi="Times New Roman" w:cs="Times New Roman"/>
+          <w:sz w:val="28"/>
+          <w:szCs w:val="28"/>
+        </w:rPr>
+        <w:t>Click:</w:t>
+      </w:r>
+    </w:p>
+    <w:p>
+      <w:pPr>
+        <w:rPr>
+          <w:rFonts w:ascii="Times New Roman" w:hAnsi="Times New Roman" w:cs="Times New Roman"/>
+          <w:sz w:val="28"/>
+          <w:szCs w:val="28"/>
+        </w:rPr>
+      </w:pPr>
+      <w:r>
+        <w:rPr>
+          <w:rFonts w:ascii="Times New Roman" w:hAnsi="Times New Roman" w:cs="Times New Roman"/>
+          <w:sz w:val="28"/>
+          <w:szCs w:val="28"/>
+        </w:rPr>
+        <w:t>Log In</w:t>
+      </w:r>
+    </w:p>
+    <w:p>
+      <w:pPr>
+        <w:rPr>
+          <w:rFonts w:ascii="Times New Roman" w:hAnsi="Times New Roman" w:cs="Times New Roman"/>
+          <w:sz w:val="28"/>
+          <w:szCs w:val="28"/>
+        </w:rPr>
+      </w:pPr>
+      <w:r>
+        <w:rPr>
+          <w:rFonts w:ascii="Times New Roman" w:hAnsi="Times New Roman" w:cs="Times New Roman"/>
+          <w:sz w:val="28"/>
+          <w:szCs w:val="28"/>
+        </w:rPr>
+        <w:pict w14:anchorId="62B205B7">
+          <v:rect id="_x0000_i1036" style="width:0;height:1.5pt" o:hralign="center" o:hrstd="t" o:hr="t" fillcolor="#a0a0a0" stroked="f"/>
+        </w:pict>
+      </w:r>
+    </w:p>
+    <w:p>
+      <w:pPr>
+        <w:rPr>
+          <w:rFonts w:ascii="Times New Roman" w:hAnsi="Times New Roman" w:cs="Times New Roman"/>
+          <w:b/>
+          <w:bCs/>
+          <w:sz w:val="28"/>
+          <w:szCs w:val="28"/>
+        </w:rPr>
+      </w:pPr>
+      <w:r>
+        <w:rPr>
+          <w:rFonts w:ascii="Times New Roman" w:hAnsi="Times New Roman" w:cs="Times New Roman"/>
+          <w:b/>
+          <w:bCs/>
+          <w:sz w:val="28"/>
+          <w:szCs w:val="28"/>
+        </w:rPr>
+        <w:t>Screenshot Placeholder</w:t>
+      </w:r>
+    </w:p>
+    <w:p>
+      <w:pPr>
+        <w:rPr>
+          <w:rFonts w:ascii="Times New Roman" w:hAnsi="Times New Roman" w:cs="Times New Roman"/>
+          <w:sz w:val="28"/>
+          <w:szCs w:val="28"/>
+        </w:rPr>
+      </w:pPr>
+      <w:r>
+        <w:rPr>
+          <w:rFonts w:ascii="Times New Roman" w:hAnsi="Times New Roman" w:cs="Times New Roman"/>
+          <w:b/>
+          <w:bCs/>
+          <w:sz w:val="28"/>
+          <w:szCs w:val="28"/>
+        </w:rPr>
+        <w:t>[Screenshot Here – Dashboard Login Screen]</w:t>
+      </w:r>
+    </w:p>
+    <w:p>
+      <w:pPr>
+        <w:rPr>
+          <w:rFonts w:ascii="Times New Roman" w:hAnsi="Times New Roman" w:cs="Times New Roman"/>
+          <w:sz w:val="28"/>
+          <w:szCs w:val="28"/>
+        </w:rPr>
+      </w:pPr>
+      <w:r>
+        <w:rPr>
+          <w:rFonts w:ascii="Times New Roman" w:hAnsi="Times New Roman" w:cs="Times New Roman"/>
+          <w:sz w:val="28"/>
+          <w:szCs w:val="28"/>
+        </w:rPr>
+        <w:pict w14:anchorId="62923BBC">
+          <v:rect id="_x0000_i1037" style="width:0;height:1.5pt" o:hralign="center" o:hrstd="t" o:hr="t" fillcolor="#a0a0a0" stroked="f"/>
+        </w:pict>
+      </w:r>
+    </w:p>
+    <w:p>
+      <w:pPr>
+        <w:rPr>
+          <w:rFonts w:ascii="Times New Roman" w:hAnsi="Times New Roman" w:cs="Times New Roman"/>
+          <w:b/>
+          <w:bCs/>
+          <w:sz w:val="28"/>
+          <w:szCs w:val="28"/>
+        </w:rPr>
+      </w:pPr>
+      <w:r>
+        <w:rPr>
+          <w:rFonts w:ascii="Times New Roman" w:hAnsi="Times New Roman" w:cs="Times New Roman"/>
+          <w:b/>
+          <w:bCs/>
+          <w:sz w:val="28"/>
+          <w:szCs w:val="28"/>
+        </w:rPr>
+        <w:t>5.5 First Dashboard View</w:t>
+      </w:r>
+    </w:p>
+    <w:p>
+      <w:pPr>
+        <w:rPr>
+          <w:rFonts w:ascii="Times New Roman" w:hAnsi="Times New Roman" w:cs="Times New Roman"/>
+          <w:sz w:val="28"/>
+          <w:szCs w:val="28"/>
+        </w:rPr>
+      </w:pPr>
+      <w:r>
+        <w:rPr>
+          <w:rFonts w:ascii="Times New Roman" w:hAnsi="Times New Roman" w:cs="Times New Roman"/>
+          <w:sz w:val="28"/>
+          <w:szCs w:val="28"/>
+        </w:rPr>
+        <w:t xml:space="preserve">After logging in successfully, you will see the </w:t>
+      </w:r>
+      <w:proofErr w:type="spellStart"/>
+      <w:r>
+        <w:rPr>
+          <w:rFonts w:ascii="Times New Roman" w:hAnsi="Times New Roman" w:cs="Times New Roman"/>
+          <w:sz w:val="28"/>
+          <w:szCs w:val="28"/>
+        </w:rPr>
+        <w:t>Wazuh</w:t>
+      </w:r>
+      <w:proofErr w:type="spellEnd"/>
+      <w:r>
+        <w:rPr>
+          <w:rFonts w:ascii="Times New Roman" w:hAnsi="Times New Roman" w:cs="Times New Roman"/>
+          <w:sz w:val="28"/>
+          <w:szCs w:val="28"/>
+        </w:rPr>
+        <w:t xml:space="preserve"> Dashboard.</w:t>
+      </w:r>
+    </w:p>
+    <w:p>
+      <w:pPr>
+        <w:rPr>
+          <w:rFonts w:ascii="Times New Roman" w:hAnsi="Times New Roman" w:cs="Times New Roman"/>
+          <w:sz w:val="28"/>
+          <w:szCs w:val="28"/>
+        </w:rPr>
+      </w:pPr>
+      <w:r>
+        <w:rPr>
+          <w:rFonts w:ascii="Times New Roman" w:hAnsi="Times New Roman" w:cs="Times New Roman"/>
+          <w:sz w:val="28"/>
+          <w:szCs w:val="28"/>
+        </w:rPr>
+        <w:t>The home page provides an overview of your security environment.</w:t>
+      </w:r>
+    </w:p>
+    <w:p>
+      <w:pPr>
+        <w:rPr>
+          <w:rFonts w:ascii="Times New Roman" w:hAnsi="Times New Roman" w:cs="Times New Roman"/>
+          <w:sz w:val="28"/>
+          <w:szCs w:val="28"/>
+        </w:rPr>
+      </w:pPr>
+      <w:r>
+        <w:rPr>
+          <w:rFonts w:ascii="Times New Roman" w:hAnsi="Times New Roman" w:cs="Times New Roman"/>
+          <w:sz w:val="28"/>
+          <w:szCs w:val="28"/>
         </w:rPr>
         <w:lastRenderedPageBreak/>
-        <w:t>[Screenshot Here – Browser Certificate Warning]</w:t>
-      </w:r>
-    </w:p>
-    <w:p>
-      <w:r>
-        <w:pict w14:anchorId="124E58D1">
-          <v:rect id="_x0000_i1305" style="width:0;height:1.5pt" o:hralign="center" o:hrstd="t" o:hr="t" fillcolor="#a0a0a0" stroked="f"/>
-        </w:pict>
-      </w:r>
-    </w:p>
-    <w:p>
-      <w:pPr>
-        <w:rPr>
-          <w:b/>
-          <w:bCs/>
-        </w:rPr>
-      </w:pPr>
-      <w:r>
-        <w:rPr>
-          <w:b/>
-          <w:bCs/>
-        </w:rPr>
-        <w:t>5.4 Logging In</w:t>
-      </w:r>
-    </w:p>
-    <w:p>
-      <w:r>
-        <w:t>Use the credentials generated during installation.</w:t>
-      </w:r>
-    </w:p>
-    <w:p>
-      <w:r>
-        <w:t>Example:</w:t>
-      </w:r>
-    </w:p>
-    <w:p>
-      <w:r>
-        <w:t>Username:</w:t>
-      </w:r>
-    </w:p>
-    <w:p>
-      <w:r>
-        <w:t>admin</w:t>
-      </w:r>
-    </w:p>
-    <w:p/>
-    <w:p>
-      <w:r>
-        <w:t>Password:</w:t>
-      </w:r>
-    </w:p>
-    <w:p>
-      <w:r>
-        <w:t>*************</w:t>
-      </w:r>
-    </w:p>
-    <w:p>
-      <w:r>
-        <w:t>Click:</w:t>
-      </w:r>
-    </w:p>
-    <w:p>
-      <w:r>
-        <w:t>Log In</w:t>
-      </w:r>
-    </w:p>
-    <w:p>
-      <w:r>
-        <w:pict w14:anchorId="62B205B7">
-          <v:rect id="_x0000_i1306" style="width:0;height:1.5pt" o:hralign="center" o:hrstd="t" o:hr="t" fillcolor="#a0a0a0" stroked="f"/>
-        </w:pict>
-      </w:r>
-    </w:p>
-    <w:p>
-      <w:pPr>
-        <w:rPr>
-          <w:b/>
-          <w:bCs/>
-        </w:rPr>
-      </w:pPr>
-      <w:r>
-        <w:rPr>
-          <w:b/>
-          <w:bCs/>
-        </w:rPr>
-        <w:t>Screenshot Placeholder</w:t>
-      </w:r>
-    </w:p>
-    <w:p>
-      <w:r>
-        <w:rPr>
-          <w:b/>
-          <w:bCs/>
-        </w:rPr>
-        <w:t>[Screenshot Here – Dashboard Login Screen]</w:t>
-      </w:r>
-    </w:p>
-    <w:p>
-      <w:r>
-        <w:pict w14:anchorId="62923BBC">
-          <v:rect id="_x0000_i1307" style="width:0;height:1.5pt" o:hralign="center" o:hrstd="t" o:hr="t" fillcolor="#a0a0a0" stroked="f"/>
-        </w:pict>
-      </w:r>
-    </w:p>
-    <w:p>
-      <w:pPr>
-        <w:rPr>
-          <w:b/>
-          <w:bCs/>
-        </w:rPr>
-      </w:pPr>
-      <w:r>
-        <w:rPr>
-          <w:b/>
-          <w:bCs/>
-        </w:rPr>
-        <w:t>5.5 First Dashboard View</w:t>
-      </w:r>
-    </w:p>
-    <w:p>
-      <w:r>
-        <w:t xml:space="preserve">After logging in successfully, you will see the </w:t>
-      </w:r>
-      <w:proofErr w:type="spellStart"/>
-      <w:r>
-        <w:t>Wazuh</w:t>
-      </w:r>
-      <w:proofErr w:type="spellEnd"/>
-      <w:r>
-        <w:t xml:space="preserve"> Dashboard.</w:t>
-      </w:r>
-    </w:p>
-    <w:p>
-      <w:r>
-        <w:t>The home page provides an overview of your security environment.</w:t>
-      </w:r>
-    </w:p>
-    <w:p>
-      <w:r>
         <w:t>Typical information includes:</w:t>
       </w:r>
     </w:p>
@@ -945,8 +1913,18 @@
           <w:ilvl w:val="0"/>
           <w:numId w:val="5"/>
         </w:numPr>
-      </w:pPr>
-      <w:r>
+        <w:rPr>
+          <w:rFonts w:ascii="Times New Roman" w:hAnsi="Times New Roman" w:cs="Times New Roman"/>
+          <w:sz w:val="28"/>
+          <w:szCs w:val="28"/>
+        </w:rPr>
+      </w:pPr>
+      <w:r>
+        <w:rPr>
+          <w:rFonts w:ascii="Times New Roman" w:hAnsi="Times New Roman" w:cs="Times New Roman"/>
+          <w:sz w:val="28"/>
+          <w:szCs w:val="28"/>
+        </w:rPr>
         <w:t>Connected Agents</w:t>
       </w:r>
     </w:p>
@@ -956,8 +1934,18 @@
           <w:ilvl w:val="0"/>
           <w:numId w:val="5"/>
         </w:numPr>
-      </w:pPr>
-      <w:r>
+        <w:rPr>
+          <w:rFonts w:ascii="Times New Roman" w:hAnsi="Times New Roman" w:cs="Times New Roman"/>
+          <w:sz w:val="28"/>
+          <w:szCs w:val="28"/>
+        </w:rPr>
+      </w:pPr>
+      <w:r>
+        <w:rPr>
+          <w:rFonts w:ascii="Times New Roman" w:hAnsi="Times New Roman" w:cs="Times New Roman"/>
+          <w:sz w:val="28"/>
+          <w:szCs w:val="28"/>
+        </w:rPr>
         <w:t>Security Alerts</w:t>
       </w:r>
     </w:p>
@@ -967,8 +1955,18 @@
           <w:ilvl w:val="0"/>
           <w:numId w:val="5"/>
         </w:numPr>
-      </w:pPr>
-      <w:r>
+        <w:rPr>
+          <w:rFonts w:ascii="Times New Roman" w:hAnsi="Times New Roman" w:cs="Times New Roman"/>
+          <w:sz w:val="28"/>
+          <w:szCs w:val="28"/>
+        </w:rPr>
+      </w:pPr>
+      <w:r>
+        <w:rPr>
+          <w:rFonts w:ascii="Times New Roman" w:hAnsi="Times New Roman" w:cs="Times New Roman"/>
+          <w:sz w:val="28"/>
+          <w:szCs w:val="28"/>
+        </w:rPr>
         <w:t>Recent Events</w:t>
       </w:r>
     </w:p>
@@ -978,8 +1976,18 @@
           <w:ilvl w:val="0"/>
           <w:numId w:val="5"/>
         </w:numPr>
-      </w:pPr>
-      <w:r>
+        <w:rPr>
+          <w:rFonts w:ascii="Times New Roman" w:hAnsi="Times New Roman" w:cs="Times New Roman"/>
+          <w:sz w:val="28"/>
+          <w:szCs w:val="28"/>
+        </w:rPr>
+      </w:pPr>
+      <w:r>
+        <w:rPr>
+          <w:rFonts w:ascii="Times New Roman" w:hAnsi="Times New Roman" w:cs="Times New Roman"/>
+          <w:sz w:val="28"/>
+          <w:szCs w:val="28"/>
+        </w:rPr>
         <w:t>Vulnerabilities</w:t>
       </w:r>
     </w:p>
@@ -989,196 +1997,608 @@
           <w:ilvl w:val="0"/>
           <w:numId w:val="5"/>
         </w:numPr>
-      </w:pPr>
-      <w:r>
+        <w:rPr>
+          <w:rFonts w:ascii="Times New Roman" w:hAnsi="Times New Roman" w:cs="Times New Roman"/>
+          <w:sz w:val="28"/>
+          <w:szCs w:val="28"/>
+        </w:rPr>
+      </w:pPr>
+      <w:r>
+        <w:rPr>
+          <w:rFonts w:ascii="Times New Roman" w:hAnsi="Times New Roman" w:cs="Times New Roman"/>
+          <w:sz w:val="28"/>
+          <w:szCs w:val="28"/>
+        </w:rPr>
         <w:t>Monitoring Status</w:t>
       </w:r>
     </w:p>
     <w:p>
-      <w:r>
+      <w:pPr>
+        <w:rPr>
+          <w:rFonts w:ascii="Times New Roman" w:hAnsi="Times New Roman" w:cs="Times New Roman"/>
+          <w:sz w:val="28"/>
+          <w:szCs w:val="28"/>
+        </w:rPr>
+      </w:pPr>
+      <w:r>
+        <w:rPr>
+          <w:rFonts w:ascii="Times New Roman" w:hAnsi="Times New Roman" w:cs="Times New Roman"/>
+          <w:sz w:val="28"/>
+          <w:szCs w:val="28"/>
+        </w:rPr>
         <w:pict w14:anchorId="1F0A779C">
-          <v:rect id="_x0000_i1308" style="width:0;height:1.5pt" o:hralign="center" o:hrstd="t" o:hr="t" fillcolor="#a0a0a0" stroked="f"/>
+          <v:rect id="_x0000_i1038" style="width:0;height:1.5pt" o:hralign="center" o:hrstd="t" o:hr="t" fillcolor="#a0a0a0" stroked="f"/>
         </w:pict>
       </w:r>
     </w:p>
     <w:p>
       <w:pPr>
         <w:rPr>
-          <w:b/>
-          <w:bCs/>
-        </w:rPr>
-      </w:pPr>
-      <w:r>
-        <w:rPr>
-          <w:b/>
-          <w:bCs/>
+          <w:rFonts w:ascii="Times New Roman" w:hAnsi="Times New Roman" w:cs="Times New Roman"/>
+          <w:b/>
+          <w:bCs/>
+          <w:sz w:val="28"/>
+          <w:szCs w:val="28"/>
+        </w:rPr>
+      </w:pPr>
+      <w:r>
+        <w:rPr>
+          <w:rFonts w:ascii="Times New Roman" w:hAnsi="Times New Roman" w:cs="Times New Roman"/>
+          <w:b/>
+          <w:bCs/>
+          <w:sz w:val="28"/>
+          <w:szCs w:val="28"/>
+        </w:rPr>
+        <w:t>Screenshot Placeholder</w:t>
+      </w:r>
+    </w:p>
+    <w:p>
+      <w:pPr>
+        <w:rPr>
+          <w:rFonts w:ascii="Times New Roman" w:hAnsi="Times New Roman" w:cs="Times New Roman"/>
+          <w:sz w:val="28"/>
+          <w:szCs w:val="28"/>
+        </w:rPr>
+      </w:pPr>
+      <w:r>
+        <w:rPr>
+          <w:rFonts w:ascii="Times New Roman" w:hAnsi="Times New Roman" w:cs="Times New Roman"/>
+          <w:b/>
+          <w:bCs/>
+          <w:sz w:val="28"/>
+          <w:szCs w:val="28"/>
+        </w:rPr>
+        <w:t>[Screenshot Here – Dashboard Home Page]</w:t>
+      </w:r>
+    </w:p>
+    <w:p>
+      <w:pPr>
+        <w:rPr>
+          <w:rFonts w:ascii="Times New Roman" w:hAnsi="Times New Roman" w:cs="Times New Roman"/>
+          <w:sz w:val="28"/>
+          <w:szCs w:val="28"/>
+        </w:rPr>
+      </w:pPr>
+      <w:r>
+        <w:rPr>
+          <w:rFonts w:ascii="Times New Roman" w:hAnsi="Times New Roman" w:cs="Times New Roman"/>
+          <w:sz w:val="28"/>
+          <w:szCs w:val="28"/>
+        </w:rPr>
+        <w:pict w14:anchorId="6F9B6D1E">
+          <v:rect id="_x0000_i1039" style="width:0;height:1.5pt" o:hralign="center" o:hrstd="t" o:hr="t" fillcolor="#a0a0a0" stroked="f"/>
+        </w:pict>
+      </w:r>
+    </w:p>
+    <w:p>
+      <w:pPr>
+        <w:rPr>
+          <w:rFonts w:ascii="Times New Roman" w:hAnsi="Times New Roman" w:cs="Times New Roman"/>
+          <w:b/>
+          <w:bCs/>
+          <w:sz w:val="28"/>
+          <w:szCs w:val="28"/>
+        </w:rPr>
+      </w:pPr>
+      <w:r>
+        <w:rPr>
+          <w:rFonts w:ascii="Times New Roman" w:hAnsi="Times New Roman" w:cs="Times New Roman"/>
+          <w:b/>
+          <w:bCs/>
+          <w:sz w:val="28"/>
+          <w:szCs w:val="28"/>
+        </w:rPr>
+        <w:t>5.6 Dashboard Layout</w:t>
+      </w:r>
+    </w:p>
+    <w:p>
+      <w:pPr>
+        <w:rPr>
+          <w:rFonts w:ascii="Times New Roman" w:hAnsi="Times New Roman" w:cs="Times New Roman"/>
+          <w:sz w:val="28"/>
+          <w:szCs w:val="28"/>
+        </w:rPr>
+      </w:pPr>
+      <w:r>
+        <w:rPr>
+          <w:rFonts w:ascii="Times New Roman" w:hAnsi="Times New Roman" w:cs="Times New Roman"/>
+          <w:sz w:val="28"/>
+          <w:szCs w:val="28"/>
+        </w:rPr>
+        <w:t>The Dashboard consists of several sections.</w:t>
+      </w:r>
+    </w:p>
+    <w:p>
+      <w:pPr>
+        <w:rPr>
+          <w:rFonts w:ascii="Times New Roman" w:hAnsi="Times New Roman" w:cs="Times New Roman"/>
+          <w:sz w:val="28"/>
+          <w:szCs w:val="28"/>
+        </w:rPr>
+      </w:pPr>
+      <w:r>
+        <w:rPr>
+          <w:rFonts w:ascii="Times New Roman" w:hAnsi="Times New Roman" w:cs="Times New Roman"/>
+          <w:sz w:val="28"/>
+          <w:szCs w:val="28"/>
+        </w:rPr>
+        <w:t>+--------------------------------------------------------+</w:t>
+      </w:r>
+    </w:p>
+    <w:p>
+      <w:pPr>
+        <w:rPr>
+          <w:rFonts w:ascii="Times New Roman" w:hAnsi="Times New Roman" w:cs="Times New Roman"/>
+          <w:sz w:val="28"/>
+          <w:szCs w:val="28"/>
+        </w:rPr>
+      </w:pPr>
+    </w:p>
+    <w:p>
+      <w:pPr>
+        <w:rPr>
+          <w:rFonts w:ascii="Times New Roman" w:hAnsi="Times New Roman" w:cs="Times New Roman"/>
+          <w:sz w:val="28"/>
+          <w:szCs w:val="28"/>
+        </w:rPr>
+      </w:pPr>
+      <w:r>
+        <w:rPr>
+          <w:rFonts w:ascii="Times New Roman" w:hAnsi="Times New Roman" w:cs="Times New Roman"/>
+          <w:sz w:val="28"/>
+          <w:szCs w:val="28"/>
+        </w:rPr>
+        <w:t>Navigation Menu</w:t>
+      </w:r>
+    </w:p>
+    <w:p>
+      <w:pPr>
+        <w:rPr>
+          <w:rFonts w:ascii="Times New Roman" w:hAnsi="Times New Roman" w:cs="Times New Roman"/>
+          <w:sz w:val="28"/>
+          <w:szCs w:val="28"/>
+        </w:rPr>
+      </w:pPr>
+    </w:p>
+    <w:p>
+      <w:pPr>
+        <w:rPr>
+          <w:rFonts w:ascii="Times New Roman" w:hAnsi="Times New Roman" w:cs="Times New Roman"/>
+          <w:sz w:val="28"/>
+          <w:szCs w:val="28"/>
+        </w:rPr>
+      </w:pPr>
+      <w:r>
+        <w:rPr>
+          <w:rFonts w:ascii="Times New Roman" w:hAnsi="Times New Roman" w:cs="Times New Roman"/>
+          <w:sz w:val="28"/>
+          <w:szCs w:val="28"/>
+        </w:rPr>
+        <w:t>----------------------------------------------------------</w:t>
+      </w:r>
+    </w:p>
+    <w:p>
+      <w:pPr>
+        <w:rPr>
+          <w:rFonts w:ascii="Times New Roman" w:hAnsi="Times New Roman" w:cs="Times New Roman"/>
+          <w:sz w:val="28"/>
+          <w:szCs w:val="28"/>
+        </w:rPr>
+      </w:pPr>
+    </w:p>
+    <w:p>
+      <w:pPr>
+        <w:rPr>
+          <w:rFonts w:ascii="Times New Roman" w:hAnsi="Times New Roman" w:cs="Times New Roman"/>
+          <w:sz w:val="28"/>
+          <w:szCs w:val="28"/>
+        </w:rPr>
+      </w:pPr>
+      <w:r>
+        <w:rPr>
+          <w:rFonts w:ascii="Times New Roman" w:hAnsi="Times New Roman" w:cs="Times New Roman"/>
+          <w:sz w:val="28"/>
+          <w:szCs w:val="28"/>
+        </w:rPr>
+        <w:t>Search Bar</w:t>
+      </w:r>
+    </w:p>
+    <w:p>
+      <w:pPr>
+        <w:rPr>
+          <w:rFonts w:ascii="Times New Roman" w:hAnsi="Times New Roman" w:cs="Times New Roman"/>
+          <w:sz w:val="28"/>
+          <w:szCs w:val="28"/>
+        </w:rPr>
+      </w:pPr>
+    </w:p>
+    <w:p>
+      <w:pPr>
+        <w:rPr>
+          <w:rFonts w:ascii="Times New Roman" w:hAnsi="Times New Roman" w:cs="Times New Roman"/>
+          <w:sz w:val="28"/>
+          <w:szCs w:val="28"/>
+        </w:rPr>
+      </w:pPr>
+      <w:r>
+        <w:rPr>
+          <w:rFonts w:ascii="Times New Roman" w:hAnsi="Times New Roman" w:cs="Times New Roman"/>
+          <w:sz w:val="28"/>
+          <w:szCs w:val="28"/>
+        </w:rPr>
+        <w:t>----------------------------------------------------------</w:t>
+      </w:r>
+    </w:p>
+    <w:p>
+      <w:pPr>
+        <w:rPr>
+          <w:rFonts w:ascii="Times New Roman" w:hAnsi="Times New Roman" w:cs="Times New Roman"/>
+          <w:sz w:val="28"/>
+          <w:szCs w:val="28"/>
+        </w:rPr>
+      </w:pPr>
+    </w:p>
+    <w:p>
+      <w:pPr>
+        <w:rPr>
+          <w:rFonts w:ascii="Times New Roman" w:hAnsi="Times New Roman" w:cs="Times New Roman"/>
+          <w:sz w:val="28"/>
+          <w:szCs w:val="28"/>
+        </w:rPr>
+      </w:pPr>
+      <w:r>
+        <w:rPr>
+          <w:rFonts w:ascii="Times New Roman" w:hAnsi="Times New Roman" w:cs="Times New Roman"/>
+          <w:sz w:val="28"/>
+          <w:szCs w:val="28"/>
+        </w:rPr>
+        <w:t>Widgets</w:t>
+      </w:r>
+    </w:p>
+    <w:p>
+      <w:pPr>
+        <w:rPr>
+          <w:rFonts w:ascii="Times New Roman" w:hAnsi="Times New Roman" w:cs="Times New Roman"/>
+          <w:sz w:val="28"/>
+          <w:szCs w:val="28"/>
+        </w:rPr>
+      </w:pPr>
+    </w:p>
+    <w:p>
+      <w:pPr>
+        <w:rPr>
+          <w:rFonts w:ascii="Times New Roman" w:hAnsi="Times New Roman" w:cs="Times New Roman"/>
+          <w:sz w:val="28"/>
+          <w:szCs w:val="28"/>
+        </w:rPr>
+      </w:pPr>
+      <w:r>
+        <w:rPr>
+          <w:rFonts w:ascii="Times New Roman" w:hAnsi="Times New Roman" w:cs="Times New Roman"/>
+          <w:sz w:val="28"/>
+          <w:szCs w:val="28"/>
         </w:rPr>
         <w:lastRenderedPageBreak/>
-        <w:t>Screenshot Placeholder</w:t>
-      </w:r>
-    </w:p>
-    <w:p>
-      <w:r>
-        <w:rPr>
-          <w:b/>
-          <w:bCs/>
-        </w:rPr>
-        <w:t>[Screenshot Here – Dashboard Home Page]</w:t>
-      </w:r>
-    </w:p>
-    <w:p>
-      <w:r>
-        <w:pict w14:anchorId="6F9B6D1E">
-          <v:rect id="_x0000_i1309" style="width:0;height:1.5pt" o:hralign="center" o:hrstd="t" o:hr="t" fillcolor="#a0a0a0" stroked="f"/>
+        <w:t>Alerts</w:t>
+      </w:r>
+    </w:p>
+    <w:p>
+      <w:pPr>
+        <w:rPr>
+          <w:rFonts w:ascii="Times New Roman" w:hAnsi="Times New Roman" w:cs="Times New Roman"/>
+          <w:sz w:val="28"/>
+          <w:szCs w:val="28"/>
+        </w:rPr>
+      </w:pPr>
+    </w:p>
+    <w:p>
+      <w:pPr>
+        <w:rPr>
+          <w:rFonts w:ascii="Times New Roman" w:hAnsi="Times New Roman" w:cs="Times New Roman"/>
+          <w:sz w:val="28"/>
+          <w:szCs w:val="28"/>
+        </w:rPr>
+      </w:pPr>
+      <w:r>
+        <w:rPr>
+          <w:rFonts w:ascii="Times New Roman" w:hAnsi="Times New Roman" w:cs="Times New Roman"/>
+          <w:sz w:val="28"/>
+          <w:szCs w:val="28"/>
+        </w:rPr>
+        <w:t>Events</w:t>
+      </w:r>
+    </w:p>
+    <w:p>
+      <w:pPr>
+        <w:rPr>
+          <w:rFonts w:ascii="Times New Roman" w:hAnsi="Times New Roman" w:cs="Times New Roman"/>
+          <w:sz w:val="28"/>
+          <w:szCs w:val="28"/>
+        </w:rPr>
+      </w:pPr>
+    </w:p>
+    <w:p>
+      <w:pPr>
+        <w:rPr>
+          <w:rFonts w:ascii="Times New Roman" w:hAnsi="Times New Roman" w:cs="Times New Roman"/>
+          <w:sz w:val="28"/>
+          <w:szCs w:val="28"/>
+        </w:rPr>
+      </w:pPr>
+      <w:r>
+        <w:rPr>
+          <w:rFonts w:ascii="Times New Roman" w:hAnsi="Times New Roman" w:cs="Times New Roman"/>
+          <w:sz w:val="28"/>
+          <w:szCs w:val="28"/>
+        </w:rPr>
+        <w:t>Agents</w:t>
+      </w:r>
+    </w:p>
+    <w:p>
+      <w:pPr>
+        <w:rPr>
+          <w:rFonts w:ascii="Times New Roman" w:hAnsi="Times New Roman" w:cs="Times New Roman"/>
+          <w:sz w:val="28"/>
+          <w:szCs w:val="28"/>
+        </w:rPr>
+      </w:pPr>
+    </w:p>
+    <w:p>
+      <w:pPr>
+        <w:rPr>
+          <w:rFonts w:ascii="Times New Roman" w:hAnsi="Times New Roman" w:cs="Times New Roman"/>
+          <w:sz w:val="28"/>
+          <w:szCs w:val="28"/>
+        </w:rPr>
+      </w:pPr>
+      <w:r>
+        <w:rPr>
+          <w:rFonts w:ascii="Times New Roman" w:hAnsi="Times New Roman" w:cs="Times New Roman"/>
+          <w:sz w:val="28"/>
+          <w:szCs w:val="28"/>
+        </w:rPr>
+        <w:t>Health Status</w:t>
+      </w:r>
+    </w:p>
+    <w:p>
+      <w:pPr>
+        <w:rPr>
+          <w:rFonts w:ascii="Times New Roman" w:hAnsi="Times New Roman" w:cs="Times New Roman"/>
+          <w:sz w:val="28"/>
+          <w:szCs w:val="28"/>
+        </w:rPr>
+      </w:pPr>
+    </w:p>
+    <w:p>
+      <w:pPr>
+        <w:rPr>
+          <w:rFonts w:ascii="Times New Roman" w:hAnsi="Times New Roman" w:cs="Times New Roman"/>
+          <w:sz w:val="28"/>
+          <w:szCs w:val="28"/>
+        </w:rPr>
+      </w:pPr>
+      <w:r>
+        <w:rPr>
+          <w:rFonts w:ascii="Times New Roman" w:hAnsi="Times New Roman" w:cs="Times New Roman"/>
+          <w:sz w:val="28"/>
+          <w:szCs w:val="28"/>
+        </w:rPr>
+        <w:t>----------------------------------------------------------</w:t>
+      </w:r>
+    </w:p>
+    <w:p>
+      <w:pPr>
+        <w:rPr>
+          <w:rFonts w:ascii="Times New Roman" w:hAnsi="Times New Roman" w:cs="Times New Roman"/>
+          <w:sz w:val="28"/>
+          <w:szCs w:val="28"/>
+        </w:rPr>
+      </w:pPr>
+    </w:p>
+    <w:p>
+      <w:pPr>
+        <w:rPr>
+          <w:rFonts w:ascii="Times New Roman" w:hAnsi="Times New Roman" w:cs="Times New Roman"/>
+          <w:sz w:val="28"/>
+          <w:szCs w:val="28"/>
+        </w:rPr>
+      </w:pPr>
+      <w:r>
+        <w:rPr>
+          <w:rFonts w:ascii="Times New Roman" w:hAnsi="Times New Roman" w:cs="Times New Roman"/>
+          <w:sz w:val="28"/>
+          <w:szCs w:val="28"/>
+        </w:rPr>
+        <w:t>Notifications</w:t>
+      </w:r>
+    </w:p>
+    <w:p>
+      <w:pPr>
+        <w:rPr>
+          <w:rFonts w:ascii="Times New Roman" w:hAnsi="Times New Roman" w:cs="Times New Roman"/>
+          <w:sz w:val="28"/>
+          <w:szCs w:val="28"/>
+        </w:rPr>
+      </w:pPr>
+    </w:p>
+    <w:p>
+      <w:pPr>
+        <w:rPr>
+          <w:rFonts w:ascii="Times New Roman" w:hAnsi="Times New Roman" w:cs="Times New Roman"/>
+          <w:sz w:val="28"/>
+          <w:szCs w:val="28"/>
+        </w:rPr>
+      </w:pPr>
+      <w:r>
+        <w:rPr>
+          <w:rFonts w:ascii="Times New Roman" w:hAnsi="Times New Roman" w:cs="Times New Roman"/>
+          <w:sz w:val="28"/>
+          <w:szCs w:val="28"/>
+        </w:rPr>
+        <w:t>----------------------------------------------------------</w:t>
+      </w:r>
+    </w:p>
+    <w:p>
+      <w:pPr>
+        <w:rPr>
+          <w:rFonts w:ascii="Times New Roman" w:hAnsi="Times New Roman" w:cs="Times New Roman"/>
+          <w:sz w:val="28"/>
+          <w:szCs w:val="28"/>
+        </w:rPr>
+      </w:pPr>
+    </w:p>
+    <w:p>
+      <w:pPr>
+        <w:rPr>
+          <w:rFonts w:ascii="Times New Roman" w:hAnsi="Times New Roman" w:cs="Times New Roman"/>
+          <w:sz w:val="28"/>
+          <w:szCs w:val="28"/>
+        </w:rPr>
+      </w:pPr>
+      <w:r>
+        <w:rPr>
+          <w:rFonts w:ascii="Times New Roman" w:hAnsi="Times New Roman" w:cs="Times New Roman"/>
+          <w:sz w:val="28"/>
+          <w:szCs w:val="28"/>
+        </w:rPr>
+        <w:t>User Profile</w:t>
+      </w:r>
+    </w:p>
+    <w:p>
+      <w:pPr>
+        <w:rPr>
+          <w:rFonts w:ascii="Times New Roman" w:hAnsi="Times New Roman" w:cs="Times New Roman"/>
+          <w:sz w:val="28"/>
+          <w:szCs w:val="28"/>
+        </w:rPr>
+      </w:pPr>
+    </w:p>
+    <w:p>
+      <w:pPr>
+        <w:rPr>
+          <w:rFonts w:ascii="Times New Roman" w:hAnsi="Times New Roman" w:cs="Times New Roman"/>
+          <w:sz w:val="28"/>
+          <w:szCs w:val="28"/>
+        </w:rPr>
+      </w:pPr>
+      <w:r>
+        <w:rPr>
+          <w:rFonts w:ascii="Times New Roman" w:hAnsi="Times New Roman" w:cs="Times New Roman"/>
+          <w:sz w:val="28"/>
+          <w:szCs w:val="28"/>
+        </w:rPr>
+        <w:t>+--------------------------------------------------------+</w:t>
+      </w:r>
+    </w:p>
+    <w:p>
+      <w:pPr>
+        <w:rPr>
+          <w:rFonts w:ascii="Times New Roman" w:hAnsi="Times New Roman" w:cs="Times New Roman"/>
+          <w:sz w:val="28"/>
+          <w:szCs w:val="28"/>
+        </w:rPr>
+      </w:pPr>
+      <w:r>
+        <w:rPr>
+          <w:rFonts w:ascii="Times New Roman" w:hAnsi="Times New Roman" w:cs="Times New Roman"/>
+          <w:sz w:val="28"/>
+          <w:szCs w:val="28"/>
+        </w:rPr>
+        <w:pict w14:anchorId="38B602BF">
+          <v:rect id="_x0000_i1040" style="width:0;height:1.5pt" o:hralign="center" o:hrstd="t" o:hr="t" fillcolor="#a0a0a0" stroked="f"/>
         </w:pict>
       </w:r>
     </w:p>
     <w:p>
       <w:pPr>
         <w:rPr>
-          <w:b/>
-          <w:bCs/>
-        </w:rPr>
-      </w:pPr>
-      <w:r>
-        <w:rPr>
-          <w:b/>
-          <w:bCs/>
-        </w:rPr>
-        <w:t>5.6 Dashboard Layout</w:t>
-      </w:r>
-    </w:p>
-    <w:p>
-      <w:r>
-        <w:t>The Dashboard consists of several sections.</w:t>
-      </w:r>
-    </w:p>
-    <w:p>
-      <w:r>
-        <w:t>+--------------------------------------------------------+</w:t>
-      </w:r>
-    </w:p>
-    <w:p/>
-    <w:p>
-      <w:r>
-        <w:t>Navigation Menu</w:t>
-      </w:r>
-    </w:p>
-    <w:p/>
-    <w:p>
-      <w:r>
-        <w:t>----------------------------------------------------------</w:t>
-      </w:r>
-    </w:p>
-    <w:p/>
-    <w:p>
-      <w:r>
-        <w:t>Search Bar</w:t>
-      </w:r>
-    </w:p>
-    <w:p/>
-    <w:p>
-      <w:r>
-        <w:t>----------------------------------------------------------</w:t>
-      </w:r>
-    </w:p>
-    <w:p/>
-    <w:p>
-      <w:r>
-        <w:t>Widgets</w:t>
-      </w:r>
-    </w:p>
-    <w:p/>
-    <w:p>
-      <w:r>
-        <w:t>Alerts</w:t>
-      </w:r>
-    </w:p>
-    <w:p/>
-    <w:p>
-      <w:r>
-        <w:t>Events</w:t>
-      </w:r>
-    </w:p>
-    <w:p/>
-    <w:p>
-      <w:r>
-        <w:t>Agents</w:t>
-      </w:r>
-    </w:p>
-    <w:p/>
-    <w:p>
-      <w:r>
-        <w:t>Health Status</w:t>
-      </w:r>
-    </w:p>
-    <w:p/>
-    <w:p>
-      <w:r>
-        <w:t>----------------------------------------------------------</w:t>
-      </w:r>
-    </w:p>
-    <w:p/>
-    <w:p>
-      <w:r>
-        <w:t>Notifications</w:t>
-      </w:r>
-    </w:p>
-    <w:p/>
-    <w:p>
-      <w:r>
-        <w:t>----------------------------------------------------------</w:t>
-      </w:r>
-    </w:p>
-    <w:p/>
-    <w:p>
-      <w:r>
-        <w:t>User Profile</w:t>
-      </w:r>
-    </w:p>
-    <w:p/>
-    <w:p>
-      <w:r>
-        <w:t>+--------------------------------------------------------+</w:t>
-      </w:r>
-    </w:p>
-    <w:p>
-      <w:r>
-        <w:pict w14:anchorId="38B602BF">
-          <v:rect id="_x0000_i1310" style="width:0;height:1.5pt" o:hralign="center" o:hrstd="t" o:hr="t" fillcolor="#a0a0a0" stroked="f"/>
-        </w:pict>
-      </w:r>
-    </w:p>
-    <w:p>
-      <w:pPr>
-        <w:rPr>
-          <w:b/>
-          <w:bCs/>
-        </w:rPr>
-      </w:pPr>
-      <w:r>
-        <w:rPr>
-          <w:b/>
-          <w:bCs/>
+          <w:rFonts w:ascii="Times New Roman" w:hAnsi="Times New Roman" w:cs="Times New Roman"/>
+          <w:b/>
+          <w:bCs/>
+          <w:sz w:val="28"/>
+          <w:szCs w:val="28"/>
+        </w:rPr>
+      </w:pPr>
+      <w:r>
+        <w:rPr>
+          <w:rFonts w:ascii="Times New Roman" w:hAnsi="Times New Roman" w:cs="Times New Roman"/>
+          <w:b/>
+          <w:bCs/>
+          <w:sz w:val="28"/>
+          <w:szCs w:val="28"/>
         </w:rPr>
         <w:t>5.7 Left Navigation Menu</w:t>
       </w:r>
     </w:p>
     <w:p>
-      <w:r>
+      <w:pPr>
+        <w:rPr>
+          <w:rFonts w:ascii="Times New Roman" w:hAnsi="Times New Roman" w:cs="Times New Roman"/>
+          <w:sz w:val="28"/>
+          <w:szCs w:val="28"/>
+        </w:rPr>
+      </w:pPr>
+      <w:r>
+        <w:rPr>
+          <w:rFonts w:ascii="Times New Roman" w:hAnsi="Times New Roman" w:cs="Times New Roman"/>
+          <w:sz w:val="28"/>
+          <w:szCs w:val="28"/>
+        </w:rPr>
         <w:t xml:space="preserve">Most </w:t>
       </w:r>
       <w:proofErr w:type="spellStart"/>
       <w:r>
+        <w:rPr>
+          <w:rFonts w:ascii="Times New Roman" w:hAnsi="Times New Roman" w:cs="Times New Roman"/>
+          <w:sz w:val="28"/>
+          <w:szCs w:val="28"/>
+        </w:rPr>
         <w:t>Wazuh</w:t>
       </w:r>
       <w:proofErr w:type="spellEnd"/>
       <w:r>
+        <w:rPr>
+          <w:rFonts w:ascii="Times New Roman" w:hAnsi="Times New Roman" w:cs="Times New Roman"/>
+          <w:sz w:val="28"/>
+          <w:szCs w:val="28"/>
+        </w:rPr>
         <w:t xml:space="preserve"> features are accessible from the navigation panel.</w:t>
       </w:r>
     </w:p>
     <w:p>
-      <w:r>
+      <w:pPr>
+        <w:rPr>
+          <w:rFonts w:ascii="Times New Roman" w:hAnsi="Times New Roman" w:cs="Times New Roman"/>
+          <w:sz w:val="28"/>
+          <w:szCs w:val="28"/>
+        </w:rPr>
+      </w:pPr>
+      <w:r>
+        <w:rPr>
+          <w:rFonts w:ascii="Times New Roman" w:hAnsi="Times New Roman" w:cs="Times New Roman"/>
+          <w:sz w:val="28"/>
+          <w:szCs w:val="28"/>
+        </w:rPr>
         <w:t>Typical menu items include:</w:t>
       </w:r>
     </w:p>
@@ -1188,8 +2608,18 @@
           <w:ilvl w:val="0"/>
           <w:numId w:val="6"/>
         </w:numPr>
-      </w:pPr>
-      <w:r>
+        <w:rPr>
+          <w:rFonts w:ascii="Times New Roman" w:hAnsi="Times New Roman" w:cs="Times New Roman"/>
+          <w:sz w:val="28"/>
+          <w:szCs w:val="28"/>
+        </w:rPr>
+      </w:pPr>
+      <w:r>
+        <w:rPr>
+          <w:rFonts w:ascii="Times New Roman" w:hAnsi="Times New Roman" w:cs="Times New Roman"/>
+          <w:sz w:val="28"/>
+          <w:szCs w:val="28"/>
+        </w:rPr>
         <w:t>Dashboard</w:t>
       </w:r>
     </w:p>
@@ -1199,8 +2629,18 @@
           <w:ilvl w:val="0"/>
           <w:numId w:val="6"/>
         </w:numPr>
-      </w:pPr>
-      <w:r>
+        <w:rPr>
+          <w:rFonts w:ascii="Times New Roman" w:hAnsi="Times New Roman" w:cs="Times New Roman"/>
+          <w:sz w:val="28"/>
+          <w:szCs w:val="28"/>
+        </w:rPr>
+      </w:pPr>
+      <w:r>
+        <w:rPr>
+          <w:rFonts w:ascii="Times New Roman" w:hAnsi="Times New Roman" w:cs="Times New Roman"/>
+          <w:sz w:val="28"/>
+          <w:szCs w:val="28"/>
+        </w:rPr>
         <w:t>Modules</w:t>
       </w:r>
     </w:p>
@@ -1210,8 +2650,18 @@
           <w:ilvl w:val="0"/>
           <w:numId w:val="6"/>
         </w:numPr>
-      </w:pPr>
-      <w:r>
+        <w:rPr>
+          <w:rFonts w:ascii="Times New Roman" w:hAnsi="Times New Roman" w:cs="Times New Roman"/>
+          <w:sz w:val="28"/>
+          <w:szCs w:val="28"/>
+        </w:rPr>
+      </w:pPr>
+      <w:r>
+        <w:rPr>
+          <w:rFonts w:ascii="Times New Roman" w:hAnsi="Times New Roman" w:cs="Times New Roman"/>
+          <w:sz w:val="28"/>
+          <w:szCs w:val="28"/>
+        </w:rPr>
         <w:t>Agents</w:t>
       </w:r>
     </w:p>
@@ -1221,8 +2671,19 @@
           <w:ilvl w:val="0"/>
           <w:numId w:val="6"/>
         </w:numPr>
-      </w:pPr>
-      <w:r>
+        <w:rPr>
+          <w:rFonts w:ascii="Times New Roman" w:hAnsi="Times New Roman" w:cs="Times New Roman"/>
+          <w:sz w:val="28"/>
+          <w:szCs w:val="28"/>
+        </w:rPr>
+      </w:pPr>
+      <w:r>
+        <w:rPr>
+          <w:rFonts w:ascii="Times New Roman" w:hAnsi="Times New Roman" w:cs="Times New Roman"/>
+          <w:sz w:val="28"/>
+          <w:szCs w:val="28"/>
+        </w:rPr>
+        <w:lastRenderedPageBreak/>
         <w:t>Vulnerabilities</w:t>
       </w:r>
     </w:p>
@@ -1232,8 +2693,18 @@
           <w:ilvl w:val="0"/>
           <w:numId w:val="6"/>
         </w:numPr>
-      </w:pPr>
-      <w:r>
+        <w:rPr>
+          <w:rFonts w:ascii="Times New Roman" w:hAnsi="Times New Roman" w:cs="Times New Roman"/>
+          <w:sz w:val="28"/>
+          <w:szCs w:val="28"/>
+        </w:rPr>
+      </w:pPr>
+      <w:r>
+        <w:rPr>
+          <w:rFonts w:ascii="Times New Roman" w:hAnsi="Times New Roman" w:cs="Times New Roman"/>
+          <w:sz w:val="28"/>
+          <w:szCs w:val="28"/>
+        </w:rPr>
         <w:t>Inventory</w:t>
       </w:r>
     </w:p>
@@ -1243,8 +2714,18 @@
           <w:ilvl w:val="0"/>
           <w:numId w:val="6"/>
         </w:numPr>
-      </w:pPr>
-      <w:r>
+        <w:rPr>
+          <w:rFonts w:ascii="Times New Roman" w:hAnsi="Times New Roman" w:cs="Times New Roman"/>
+          <w:sz w:val="28"/>
+          <w:szCs w:val="28"/>
+        </w:rPr>
+      </w:pPr>
+      <w:r>
+        <w:rPr>
+          <w:rFonts w:ascii="Times New Roman" w:hAnsi="Times New Roman" w:cs="Times New Roman"/>
+          <w:sz w:val="28"/>
+          <w:szCs w:val="28"/>
+        </w:rPr>
         <w:t>Settings</w:t>
       </w:r>
     </w:p>
@@ -1254,77 +2735,168 @@
           <w:ilvl w:val="0"/>
           <w:numId w:val="6"/>
         </w:numPr>
-      </w:pPr>
-      <w:r>
+        <w:rPr>
+          <w:rFonts w:ascii="Times New Roman" w:hAnsi="Times New Roman" w:cs="Times New Roman"/>
+          <w:sz w:val="28"/>
+          <w:szCs w:val="28"/>
+        </w:rPr>
+      </w:pPr>
+      <w:r>
+        <w:rPr>
+          <w:rFonts w:ascii="Times New Roman" w:hAnsi="Times New Roman" w:cs="Times New Roman"/>
+          <w:sz w:val="28"/>
+          <w:szCs w:val="28"/>
+        </w:rPr>
         <w:t>Index Management</w:t>
       </w:r>
     </w:p>
     <w:p>
-      <w:r>
+      <w:pPr>
+        <w:rPr>
+          <w:rFonts w:ascii="Times New Roman" w:hAnsi="Times New Roman" w:cs="Times New Roman"/>
+          <w:sz w:val="28"/>
+          <w:szCs w:val="28"/>
+        </w:rPr>
+      </w:pPr>
+      <w:r>
+        <w:rPr>
+          <w:rFonts w:ascii="Times New Roman" w:hAnsi="Times New Roman" w:cs="Times New Roman"/>
+          <w:sz w:val="28"/>
+          <w:szCs w:val="28"/>
+        </w:rPr>
         <w:t>Each module serves a different purpose.</w:t>
       </w:r>
     </w:p>
     <w:p>
-      <w:r>
+      <w:pPr>
+        <w:rPr>
+          <w:rFonts w:ascii="Times New Roman" w:hAnsi="Times New Roman" w:cs="Times New Roman"/>
+          <w:sz w:val="28"/>
+          <w:szCs w:val="28"/>
+        </w:rPr>
+      </w:pPr>
+      <w:r>
+        <w:rPr>
+          <w:rFonts w:ascii="Times New Roman" w:hAnsi="Times New Roman" w:cs="Times New Roman"/>
+          <w:sz w:val="28"/>
+          <w:szCs w:val="28"/>
+        </w:rPr>
         <w:pict w14:anchorId="39943420">
-          <v:rect id="_x0000_i1311" style="width:0;height:1.5pt" o:hralign="center" o:hrstd="t" o:hr="t" fillcolor="#a0a0a0" stroked="f"/>
+          <v:rect id="_x0000_i1041" style="width:0;height:1.5pt" o:hralign="center" o:hrstd="t" o:hr="t" fillcolor="#a0a0a0" stroked="f"/>
         </w:pict>
       </w:r>
     </w:p>
     <w:p>
       <w:pPr>
         <w:rPr>
-          <w:b/>
-          <w:bCs/>
-        </w:rPr>
-      </w:pPr>
-      <w:r>
-        <w:rPr>
-          <w:b/>
-          <w:bCs/>
+          <w:rFonts w:ascii="Times New Roman" w:hAnsi="Times New Roman" w:cs="Times New Roman"/>
+          <w:b/>
+          <w:bCs/>
+          <w:sz w:val="28"/>
+          <w:szCs w:val="28"/>
+        </w:rPr>
+      </w:pPr>
+      <w:r>
+        <w:rPr>
+          <w:rFonts w:ascii="Times New Roman" w:hAnsi="Times New Roman" w:cs="Times New Roman"/>
+          <w:b/>
+          <w:bCs/>
+          <w:sz w:val="28"/>
+          <w:szCs w:val="28"/>
         </w:rPr>
         <w:t>Screenshot Placeholder</w:t>
       </w:r>
     </w:p>
     <w:p>
-      <w:r>
-        <w:rPr>
-          <w:b/>
-          <w:bCs/>
+      <w:pPr>
+        <w:rPr>
+          <w:rFonts w:ascii="Times New Roman" w:hAnsi="Times New Roman" w:cs="Times New Roman"/>
+          <w:sz w:val="28"/>
+          <w:szCs w:val="28"/>
+        </w:rPr>
+      </w:pPr>
+      <w:r>
+        <w:rPr>
+          <w:rFonts w:ascii="Times New Roman" w:hAnsi="Times New Roman" w:cs="Times New Roman"/>
+          <w:b/>
+          <w:bCs/>
+          <w:sz w:val="28"/>
+          <w:szCs w:val="28"/>
         </w:rPr>
         <w:t>[Screenshot Here – Left Navigation Menu]</w:t>
       </w:r>
     </w:p>
     <w:p>
-      <w:r>
+      <w:pPr>
+        <w:rPr>
+          <w:rFonts w:ascii="Times New Roman" w:hAnsi="Times New Roman" w:cs="Times New Roman"/>
+          <w:sz w:val="28"/>
+          <w:szCs w:val="28"/>
+        </w:rPr>
+      </w:pPr>
+      <w:r>
+        <w:rPr>
+          <w:rFonts w:ascii="Times New Roman" w:hAnsi="Times New Roman" w:cs="Times New Roman"/>
+          <w:sz w:val="28"/>
+          <w:szCs w:val="28"/>
+        </w:rPr>
         <w:pict w14:anchorId="05A08832">
-          <v:rect id="_x0000_i1312" style="width:0;height:1.5pt" o:hralign="center" o:hrstd="t" o:hr="t" fillcolor="#a0a0a0" stroked="f"/>
+          <v:rect id="_x0000_i1042" style="width:0;height:1.5pt" o:hralign="center" o:hrstd="t" o:hr="t" fillcolor="#a0a0a0" stroked="f"/>
         </w:pict>
       </w:r>
     </w:p>
     <w:p>
       <w:pPr>
         <w:rPr>
-          <w:b/>
-          <w:bCs/>
-        </w:rPr>
-      </w:pPr>
-      <w:r>
-        <w:rPr>
-          <w:b/>
-          <w:bCs/>
+          <w:rFonts w:ascii="Times New Roman" w:hAnsi="Times New Roman" w:cs="Times New Roman"/>
+          <w:b/>
+          <w:bCs/>
+          <w:sz w:val="28"/>
+          <w:szCs w:val="28"/>
+        </w:rPr>
+      </w:pPr>
+      <w:r>
+        <w:rPr>
+          <w:rFonts w:ascii="Times New Roman" w:hAnsi="Times New Roman" w:cs="Times New Roman"/>
+          <w:b/>
+          <w:bCs/>
+          <w:sz w:val="28"/>
+          <w:szCs w:val="28"/>
         </w:rPr>
         <w:t>5.8 Dashboard Widgets</w:t>
       </w:r>
     </w:p>
     <w:p>
-      <w:r>
+      <w:pPr>
+        <w:rPr>
+          <w:rFonts w:ascii="Times New Roman" w:hAnsi="Times New Roman" w:cs="Times New Roman"/>
+          <w:sz w:val="28"/>
+          <w:szCs w:val="28"/>
+        </w:rPr>
+      </w:pPr>
+      <w:r>
+        <w:rPr>
+          <w:rFonts w:ascii="Times New Roman" w:hAnsi="Times New Roman" w:cs="Times New Roman"/>
+          <w:sz w:val="28"/>
+          <w:szCs w:val="28"/>
+        </w:rPr>
         <w:t>Widgets provide a quick overview of the security environment.</w:t>
       </w:r>
     </w:p>
     <w:p>
-      <w:r>
-        <w:lastRenderedPageBreak/>
+      <w:pPr>
+        <w:rPr>
+          <w:rFonts w:ascii="Times New Roman" w:hAnsi="Times New Roman" w:cs="Times New Roman"/>
+          <w:sz w:val="28"/>
+          <w:szCs w:val="28"/>
+        </w:rPr>
+      </w:pPr>
+      <w:r>
+        <w:rPr>
+          <w:rFonts w:ascii="Times New Roman" w:hAnsi="Times New Roman" w:cs="Times New Roman"/>
+          <w:sz w:val="28"/>
+          <w:szCs w:val="28"/>
+        </w:rPr>
         <w:t>Examples include:</w:t>
       </w:r>
     </w:p>
@@ -1334,8 +2906,18 @@
           <w:ilvl w:val="0"/>
           <w:numId w:val="7"/>
         </w:numPr>
-      </w:pPr>
-      <w:r>
+        <w:rPr>
+          <w:rFonts w:ascii="Times New Roman" w:hAnsi="Times New Roman" w:cs="Times New Roman"/>
+          <w:sz w:val="28"/>
+          <w:szCs w:val="28"/>
+        </w:rPr>
+      </w:pPr>
+      <w:r>
+        <w:rPr>
+          <w:rFonts w:ascii="Times New Roman" w:hAnsi="Times New Roman" w:cs="Times New Roman"/>
+          <w:sz w:val="28"/>
+          <w:szCs w:val="28"/>
+        </w:rPr>
         <w:t>Alert Count</w:t>
       </w:r>
     </w:p>
@@ -1345,8 +2927,18 @@
           <w:ilvl w:val="0"/>
           <w:numId w:val="7"/>
         </w:numPr>
-      </w:pPr>
-      <w:r>
+        <w:rPr>
+          <w:rFonts w:ascii="Times New Roman" w:hAnsi="Times New Roman" w:cs="Times New Roman"/>
+          <w:sz w:val="28"/>
+          <w:szCs w:val="28"/>
+        </w:rPr>
+      </w:pPr>
+      <w:r>
+        <w:rPr>
+          <w:rFonts w:ascii="Times New Roman" w:hAnsi="Times New Roman" w:cs="Times New Roman"/>
+          <w:sz w:val="28"/>
+          <w:szCs w:val="28"/>
+        </w:rPr>
         <w:t>Active Agents</w:t>
       </w:r>
     </w:p>
@@ -1356,8 +2948,18 @@
           <w:ilvl w:val="0"/>
           <w:numId w:val="7"/>
         </w:numPr>
-      </w:pPr>
-      <w:r>
+        <w:rPr>
+          <w:rFonts w:ascii="Times New Roman" w:hAnsi="Times New Roman" w:cs="Times New Roman"/>
+          <w:sz w:val="28"/>
+          <w:szCs w:val="28"/>
+        </w:rPr>
+      </w:pPr>
+      <w:r>
+        <w:rPr>
+          <w:rFonts w:ascii="Times New Roman" w:hAnsi="Times New Roman" w:cs="Times New Roman"/>
+          <w:sz w:val="28"/>
+          <w:szCs w:val="28"/>
+        </w:rPr>
         <w:t>Recent Events</w:t>
       </w:r>
     </w:p>
@@ -1367,8 +2969,18 @@
           <w:ilvl w:val="0"/>
           <w:numId w:val="7"/>
         </w:numPr>
-      </w:pPr>
-      <w:r>
+        <w:rPr>
+          <w:rFonts w:ascii="Times New Roman" w:hAnsi="Times New Roman" w:cs="Times New Roman"/>
+          <w:sz w:val="28"/>
+          <w:szCs w:val="28"/>
+        </w:rPr>
+      </w:pPr>
+      <w:r>
+        <w:rPr>
+          <w:rFonts w:ascii="Times New Roman" w:hAnsi="Times New Roman" w:cs="Times New Roman"/>
+          <w:sz w:val="28"/>
+          <w:szCs w:val="28"/>
+        </w:rPr>
         <w:t>Security Level</w:t>
       </w:r>
     </w:p>
@@ -1378,205 +2990,496 @@
           <w:ilvl w:val="0"/>
           <w:numId w:val="7"/>
         </w:numPr>
-      </w:pPr>
-      <w:r>
+        <w:rPr>
+          <w:rFonts w:ascii="Times New Roman" w:hAnsi="Times New Roman" w:cs="Times New Roman"/>
+          <w:sz w:val="28"/>
+          <w:szCs w:val="28"/>
+        </w:rPr>
+      </w:pPr>
+      <w:r>
+        <w:rPr>
+          <w:rFonts w:ascii="Times New Roman" w:hAnsi="Times New Roman" w:cs="Times New Roman"/>
+          <w:sz w:val="28"/>
+          <w:szCs w:val="28"/>
+        </w:rPr>
         <w:t>Top Rules Triggered</w:t>
       </w:r>
     </w:p>
     <w:p>
-      <w:r>
+      <w:pPr>
+        <w:rPr>
+          <w:rFonts w:ascii="Times New Roman" w:hAnsi="Times New Roman" w:cs="Times New Roman"/>
+          <w:sz w:val="28"/>
+          <w:szCs w:val="28"/>
+        </w:rPr>
+      </w:pPr>
+      <w:r>
+        <w:rPr>
+          <w:rFonts w:ascii="Times New Roman" w:hAnsi="Times New Roman" w:cs="Times New Roman"/>
+          <w:sz w:val="28"/>
+          <w:szCs w:val="28"/>
+        </w:rPr>
         <w:t>These widgets update automatically as new data is received.</w:t>
       </w:r>
     </w:p>
     <w:p>
-      <w:r>
+      <w:pPr>
+        <w:rPr>
+          <w:rFonts w:ascii="Times New Roman" w:hAnsi="Times New Roman" w:cs="Times New Roman"/>
+          <w:sz w:val="28"/>
+          <w:szCs w:val="28"/>
+        </w:rPr>
+      </w:pPr>
+      <w:r>
+        <w:rPr>
+          <w:rFonts w:ascii="Times New Roman" w:hAnsi="Times New Roman" w:cs="Times New Roman"/>
+          <w:sz w:val="28"/>
+          <w:szCs w:val="28"/>
+        </w:rPr>
         <w:pict w14:anchorId="7A958E19">
-          <v:rect id="_x0000_i1313" style="width:0;height:1.5pt" o:hralign="center" o:hrstd="t" o:hr="t" fillcolor="#a0a0a0" stroked="f"/>
+          <v:rect id="_x0000_i1043" style="width:0;height:1.5pt" o:hralign="center" o:hrstd="t" o:hr="t" fillcolor="#a0a0a0" stroked="f"/>
         </w:pict>
       </w:r>
     </w:p>
     <w:p>
       <w:pPr>
         <w:rPr>
-          <w:b/>
-          <w:bCs/>
-        </w:rPr>
-      </w:pPr>
-      <w:r>
-        <w:rPr>
-          <w:b/>
-          <w:bCs/>
+          <w:rFonts w:ascii="Times New Roman" w:hAnsi="Times New Roman" w:cs="Times New Roman"/>
+          <w:b/>
+          <w:bCs/>
+          <w:sz w:val="28"/>
+          <w:szCs w:val="28"/>
+        </w:rPr>
+      </w:pPr>
+      <w:r>
+        <w:rPr>
+          <w:rFonts w:ascii="Times New Roman" w:hAnsi="Times New Roman" w:cs="Times New Roman"/>
+          <w:b/>
+          <w:bCs/>
+          <w:sz w:val="28"/>
+          <w:szCs w:val="28"/>
         </w:rPr>
         <w:t>Example</w:t>
       </w:r>
     </w:p>
     <w:p>
-      <w:r>
+      <w:pPr>
+        <w:rPr>
+          <w:rFonts w:ascii="Times New Roman" w:hAnsi="Times New Roman" w:cs="Times New Roman"/>
+          <w:sz w:val="28"/>
+          <w:szCs w:val="28"/>
+        </w:rPr>
+      </w:pPr>
+      <w:r>
+        <w:rPr>
+          <w:rFonts w:ascii="Times New Roman" w:hAnsi="Times New Roman" w:cs="Times New Roman"/>
+          <w:sz w:val="28"/>
+          <w:szCs w:val="28"/>
+        </w:rPr>
         <w:t>Critical Alerts</w:t>
       </w:r>
     </w:p>
-    <w:p/>
-    <w:p>
-      <w:r>
+    <w:p>
+      <w:pPr>
+        <w:rPr>
+          <w:rFonts w:ascii="Times New Roman" w:hAnsi="Times New Roman" w:cs="Times New Roman"/>
+          <w:sz w:val="28"/>
+          <w:szCs w:val="28"/>
+        </w:rPr>
+      </w:pPr>
+    </w:p>
+    <w:p>
+      <w:pPr>
+        <w:rPr>
+          <w:rFonts w:ascii="Times New Roman" w:hAnsi="Times New Roman" w:cs="Times New Roman"/>
+          <w:sz w:val="28"/>
+          <w:szCs w:val="28"/>
+        </w:rPr>
+      </w:pPr>
+      <w:r>
+        <w:rPr>
+          <w:rFonts w:ascii="Times New Roman" w:hAnsi="Times New Roman" w:cs="Times New Roman"/>
+          <w:sz w:val="28"/>
+          <w:szCs w:val="28"/>
+        </w:rPr>
         <w:t>15</w:t>
       </w:r>
     </w:p>
-    <w:p/>
-    <w:p>
-      <w:r>
+    <w:p>
+      <w:pPr>
+        <w:rPr>
+          <w:rFonts w:ascii="Times New Roman" w:hAnsi="Times New Roman" w:cs="Times New Roman"/>
+          <w:sz w:val="28"/>
+          <w:szCs w:val="28"/>
+        </w:rPr>
+      </w:pPr>
+    </w:p>
+    <w:p>
+      <w:pPr>
+        <w:rPr>
+          <w:rFonts w:ascii="Times New Roman" w:hAnsi="Times New Roman" w:cs="Times New Roman"/>
+          <w:sz w:val="28"/>
+          <w:szCs w:val="28"/>
+        </w:rPr>
+      </w:pPr>
+      <w:r>
+        <w:rPr>
+          <w:rFonts w:ascii="Times New Roman" w:hAnsi="Times New Roman" w:cs="Times New Roman"/>
+          <w:sz w:val="28"/>
+          <w:szCs w:val="28"/>
+        </w:rPr>
+        <w:lastRenderedPageBreak/>
         <w:t>High Alerts</w:t>
       </w:r>
     </w:p>
-    <w:p/>
-    <w:p>
-      <w:r>
+    <w:p>
+      <w:pPr>
+        <w:rPr>
+          <w:rFonts w:ascii="Times New Roman" w:hAnsi="Times New Roman" w:cs="Times New Roman"/>
+          <w:sz w:val="28"/>
+          <w:szCs w:val="28"/>
+        </w:rPr>
+      </w:pPr>
+    </w:p>
+    <w:p>
+      <w:pPr>
+        <w:rPr>
+          <w:rFonts w:ascii="Times New Roman" w:hAnsi="Times New Roman" w:cs="Times New Roman"/>
+          <w:sz w:val="28"/>
+          <w:szCs w:val="28"/>
+        </w:rPr>
+      </w:pPr>
+      <w:r>
+        <w:rPr>
+          <w:rFonts w:ascii="Times New Roman" w:hAnsi="Times New Roman" w:cs="Times New Roman"/>
+          <w:sz w:val="28"/>
+          <w:szCs w:val="28"/>
+        </w:rPr>
         <w:t>32</w:t>
       </w:r>
     </w:p>
-    <w:p/>
-    <w:p>
-      <w:r>
+    <w:p>
+      <w:pPr>
+        <w:rPr>
+          <w:rFonts w:ascii="Times New Roman" w:hAnsi="Times New Roman" w:cs="Times New Roman"/>
+          <w:sz w:val="28"/>
+          <w:szCs w:val="28"/>
+        </w:rPr>
+      </w:pPr>
+    </w:p>
+    <w:p>
+      <w:pPr>
+        <w:rPr>
+          <w:rFonts w:ascii="Times New Roman" w:hAnsi="Times New Roman" w:cs="Times New Roman"/>
+          <w:sz w:val="28"/>
+          <w:szCs w:val="28"/>
+        </w:rPr>
+      </w:pPr>
+      <w:r>
+        <w:rPr>
+          <w:rFonts w:ascii="Times New Roman" w:hAnsi="Times New Roman" w:cs="Times New Roman"/>
+          <w:sz w:val="28"/>
+          <w:szCs w:val="28"/>
+        </w:rPr>
         <w:t>Medium Alerts</w:t>
       </w:r>
     </w:p>
-    <w:p/>
-    <w:p>
-      <w:r>
+    <w:p>
+      <w:pPr>
+        <w:rPr>
+          <w:rFonts w:ascii="Times New Roman" w:hAnsi="Times New Roman" w:cs="Times New Roman"/>
+          <w:sz w:val="28"/>
+          <w:szCs w:val="28"/>
+        </w:rPr>
+      </w:pPr>
+    </w:p>
+    <w:p>
+      <w:pPr>
+        <w:rPr>
+          <w:rFonts w:ascii="Times New Roman" w:hAnsi="Times New Roman" w:cs="Times New Roman"/>
+          <w:sz w:val="28"/>
+          <w:szCs w:val="28"/>
+        </w:rPr>
+      </w:pPr>
+      <w:r>
+        <w:rPr>
+          <w:rFonts w:ascii="Times New Roman" w:hAnsi="Times New Roman" w:cs="Times New Roman"/>
+          <w:sz w:val="28"/>
+          <w:szCs w:val="28"/>
+        </w:rPr>
         <w:t>56</w:t>
       </w:r>
     </w:p>
-    <w:p/>
-    <w:p>
-      <w:r>
+    <w:p>
+      <w:pPr>
+        <w:rPr>
+          <w:rFonts w:ascii="Times New Roman" w:hAnsi="Times New Roman" w:cs="Times New Roman"/>
+          <w:sz w:val="28"/>
+          <w:szCs w:val="28"/>
+        </w:rPr>
+      </w:pPr>
+    </w:p>
+    <w:p>
+      <w:pPr>
+        <w:rPr>
+          <w:rFonts w:ascii="Times New Roman" w:hAnsi="Times New Roman" w:cs="Times New Roman"/>
+          <w:sz w:val="28"/>
+          <w:szCs w:val="28"/>
+        </w:rPr>
+      </w:pPr>
+      <w:r>
+        <w:rPr>
+          <w:rFonts w:ascii="Times New Roman" w:hAnsi="Times New Roman" w:cs="Times New Roman"/>
+          <w:sz w:val="28"/>
+          <w:szCs w:val="28"/>
+        </w:rPr>
         <w:t>Low Alerts</w:t>
       </w:r>
     </w:p>
-    <w:p/>
-    <w:p>
-      <w:r>
+    <w:p>
+      <w:pPr>
+        <w:rPr>
+          <w:rFonts w:ascii="Times New Roman" w:hAnsi="Times New Roman" w:cs="Times New Roman"/>
+          <w:sz w:val="28"/>
+          <w:szCs w:val="28"/>
+        </w:rPr>
+      </w:pPr>
+    </w:p>
+    <w:p>
+      <w:pPr>
+        <w:rPr>
+          <w:rFonts w:ascii="Times New Roman" w:hAnsi="Times New Roman" w:cs="Times New Roman"/>
+          <w:sz w:val="28"/>
+          <w:szCs w:val="28"/>
+        </w:rPr>
+      </w:pPr>
+      <w:r>
+        <w:rPr>
+          <w:rFonts w:ascii="Times New Roman" w:hAnsi="Times New Roman" w:cs="Times New Roman"/>
+          <w:sz w:val="28"/>
+          <w:szCs w:val="28"/>
+        </w:rPr>
         <w:t>143</w:t>
       </w:r>
     </w:p>
     <w:p>
-      <w:r>
+      <w:pPr>
+        <w:rPr>
+          <w:rFonts w:ascii="Times New Roman" w:hAnsi="Times New Roman" w:cs="Times New Roman"/>
+          <w:sz w:val="28"/>
+          <w:szCs w:val="28"/>
+        </w:rPr>
+      </w:pPr>
+      <w:r>
+        <w:rPr>
+          <w:rFonts w:ascii="Times New Roman" w:hAnsi="Times New Roman" w:cs="Times New Roman"/>
+          <w:sz w:val="28"/>
+          <w:szCs w:val="28"/>
+        </w:rPr>
         <w:t>This allows analysts to prioritize investigations.</w:t>
       </w:r>
     </w:p>
     <w:p>
-      <w:r>
+      <w:pPr>
+        <w:rPr>
+          <w:rFonts w:ascii="Times New Roman" w:hAnsi="Times New Roman" w:cs="Times New Roman"/>
+          <w:sz w:val="28"/>
+          <w:szCs w:val="28"/>
+        </w:rPr>
+      </w:pPr>
+      <w:r>
+        <w:rPr>
+          <w:rFonts w:ascii="Times New Roman" w:hAnsi="Times New Roman" w:cs="Times New Roman"/>
+          <w:sz w:val="28"/>
+          <w:szCs w:val="28"/>
+        </w:rPr>
         <w:pict w14:anchorId="56794E2A">
-          <v:rect id="_x0000_i1314" style="width:0;height:1.5pt" o:hralign="center" o:hrstd="t" o:hr="t" fillcolor="#a0a0a0" stroked="f"/>
+          <v:rect id="_x0000_i1044" style="width:0;height:1.5pt" o:hralign="center" o:hrstd="t" o:hr="t" fillcolor="#a0a0a0" stroked="f"/>
         </w:pict>
       </w:r>
     </w:p>
     <w:p>
       <w:pPr>
         <w:rPr>
-          <w:b/>
-          <w:bCs/>
-        </w:rPr>
-      </w:pPr>
-      <w:r>
-        <w:rPr>
-          <w:b/>
-          <w:bCs/>
-        </w:rPr>
-        <w:lastRenderedPageBreak/>
+          <w:rFonts w:ascii="Times New Roman" w:hAnsi="Times New Roman" w:cs="Times New Roman"/>
+          <w:b/>
+          <w:bCs/>
+          <w:sz w:val="28"/>
+          <w:szCs w:val="28"/>
+        </w:rPr>
+      </w:pPr>
+      <w:r>
+        <w:rPr>
+          <w:rFonts w:ascii="Times New Roman" w:hAnsi="Times New Roman" w:cs="Times New Roman"/>
+          <w:b/>
+          <w:bCs/>
+          <w:sz w:val="28"/>
+          <w:szCs w:val="28"/>
+        </w:rPr>
         <w:t>Screenshot Placeholder</w:t>
       </w:r>
     </w:p>
     <w:p>
-      <w:r>
-        <w:rPr>
-          <w:b/>
-          <w:bCs/>
+      <w:pPr>
+        <w:rPr>
+          <w:rFonts w:ascii="Times New Roman" w:hAnsi="Times New Roman" w:cs="Times New Roman"/>
+          <w:sz w:val="28"/>
+          <w:szCs w:val="28"/>
+        </w:rPr>
+      </w:pPr>
+      <w:r>
+        <w:rPr>
+          <w:rFonts w:ascii="Times New Roman" w:hAnsi="Times New Roman" w:cs="Times New Roman"/>
+          <w:b/>
+          <w:bCs/>
+          <w:sz w:val="28"/>
+          <w:szCs w:val="28"/>
         </w:rPr>
         <w:t>[Screenshot Here – Dashboard Widgets]</w:t>
       </w:r>
     </w:p>
     <w:p>
-      <w:r>
+      <w:pPr>
+        <w:rPr>
+          <w:rFonts w:ascii="Times New Roman" w:hAnsi="Times New Roman" w:cs="Times New Roman"/>
+          <w:sz w:val="28"/>
+          <w:szCs w:val="28"/>
+        </w:rPr>
+      </w:pPr>
+      <w:r>
+        <w:rPr>
+          <w:rFonts w:ascii="Times New Roman" w:hAnsi="Times New Roman" w:cs="Times New Roman"/>
+          <w:sz w:val="28"/>
+          <w:szCs w:val="28"/>
+        </w:rPr>
         <w:pict w14:anchorId="06B88F7B">
-          <v:rect id="_x0000_i1315" style="width:0;height:1.5pt" o:hralign="center" o:hrstd="t" o:hr="t" fillcolor="#a0a0a0" stroked="f"/>
+          <v:rect id="_x0000_i1045" style="width:0;height:1.5pt" o:hralign="center" o:hrstd="t" o:hr="t" fillcolor="#a0a0a0" stroked="f"/>
         </w:pict>
       </w:r>
     </w:p>
     <w:p>
       <w:pPr>
         <w:rPr>
-          <w:b/>
-          <w:bCs/>
-        </w:rPr>
-      </w:pPr>
-      <w:r>
-        <w:rPr>
-          <w:b/>
-          <w:bCs/>
+          <w:rFonts w:ascii="Times New Roman" w:hAnsi="Times New Roman" w:cs="Times New Roman"/>
+          <w:b/>
+          <w:bCs/>
+          <w:sz w:val="28"/>
+          <w:szCs w:val="28"/>
+        </w:rPr>
+      </w:pPr>
+      <w:r>
+        <w:rPr>
+          <w:rFonts w:ascii="Times New Roman" w:hAnsi="Times New Roman" w:cs="Times New Roman"/>
+          <w:b/>
+          <w:bCs/>
+          <w:sz w:val="28"/>
+          <w:szCs w:val="28"/>
         </w:rPr>
         <w:t>5.9 Understanding Security Alerts</w:t>
       </w:r>
     </w:p>
     <w:p>
-      <w:r>
+      <w:pPr>
+        <w:rPr>
+          <w:rFonts w:ascii="Times New Roman" w:hAnsi="Times New Roman" w:cs="Times New Roman"/>
+          <w:sz w:val="28"/>
+          <w:szCs w:val="28"/>
+        </w:rPr>
+      </w:pPr>
+      <w:r>
+        <w:rPr>
+          <w:rFonts w:ascii="Times New Roman" w:hAnsi="Times New Roman" w:cs="Times New Roman"/>
+          <w:sz w:val="28"/>
+          <w:szCs w:val="28"/>
+        </w:rPr>
         <w:t xml:space="preserve">Alerts are generated when </w:t>
       </w:r>
       <w:proofErr w:type="spellStart"/>
       <w:r>
+        <w:rPr>
+          <w:rFonts w:ascii="Times New Roman" w:hAnsi="Times New Roman" w:cs="Times New Roman"/>
+          <w:sz w:val="28"/>
+          <w:szCs w:val="28"/>
+        </w:rPr>
         <w:t>Wazuh</w:t>
       </w:r>
       <w:proofErr w:type="spellEnd"/>
       <w:r>
+        <w:rPr>
+          <w:rFonts w:ascii="Times New Roman" w:hAnsi="Times New Roman" w:cs="Times New Roman"/>
+          <w:sz w:val="28"/>
+          <w:szCs w:val="28"/>
+        </w:rPr>
         <w:t xml:space="preserve"> detects activity matching one of its detection rules.</w:t>
       </w:r>
     </w:p>
     <w:p>
-      <w:r>
+      <w:pPr>
+        <w:rPr>
+          <w:rFonts w:ascii="Times New Roman" w:hAnsi="Times New Roman" w:cs="Times New Roman"/>
+          <w:sz w:val="28"/>
+          <w:szCs w:val="28"/>
+        </w:rPr>
+      </w:pPr>
+      <w:r>
+        <w:rPr>
+          <w:rFonts w:ascii="Times New Roman" w:hAnsi="Times New Roman" w:cs="Times New Roman"/>
+          <w:sz w:val="28"/>
+          <w:szCs w:val="28"/>
+        </w:rPr>
         <w:t>Each alert contains valuable information.</w:t>
       </w:r>
     </w:p>
     <w:p>
-      <w:r>
+      <w:pPr>
+        <w:rPr>
+          <w:rFonts w:ascii="Times New Roman" w:hAnsi="Times New Roman" w:cs="Times New Roman"/>
+          <w:sz w:val="28"/>
+          <w:szCs w:val="28"/>
+        </w:rPr>
+      </w:pPr>
+      <w:r>
+        <w:rPr>
+          <w:rFonts w:ascii="Times New Roman" w:hAnsi="Times New Roman" w:cs="Times New Roman"/>
+          <w:sz w:val="28"/>
+          <w:szCs w:val="28"/>
+        </w:rPr>
         <w:t>Example:</w:t>
       </w:r>
     </w:p>
     <w:tbl>
       <w:tblPr>
+        <w:tblStyle w:val="TableGridLight"/>
         <w:tblW w:w="0" w:type="auto"/>
-        <w:tblCellSpacing w:w="15" w:type="dxa"/>
-        <w:tblCellMar>
-          <w:top w:w="15" w:type="dxa"/>
-          <w:left w:w="15" w:type="dxa"/>
-          <w:bottom w:w="15" w:type="dxa"/>
-          <w:right w:w="15" w:type="dxa"/>
-        </w:tblCellMar>
         <w:tblLook w:val="04A0" w:firstRow="1" w:lastRow="0" w:firstColumn="1" w:lastColumn="0" w:noHBand="0" w:noVBand="1"/>
       </w:tblPr>
       <w:tblGrid>
-        <w:gridCol w:w="1188"/>
-        <w:gridCol w:w="3299"/>
+        <w:gridCol w:w="1523"/>
+        <w:gridCol w:w="3901"/>
       </w:tblGrid>
       <w:tr>
-        <w:trPr>
-          <w:tblHeader/>
-          <w:tblCellSpacing w:w="15" w:type="dxa"/>
-        </w:trPr>
         <w:tc>
           <w:tcPr>
             <w:tcW w:w="0" w:type="auto"/>
-            <w:vAlign w:val="center"/>
             <w:hideMark/>
           </w:tcPr>
           <w:p>
             <w:pPr>
               <w:rPr>
+                <w:rFonts w:ascii="Times New Roman" w:hAnsi="Times New Roman" w:cs="Times New Roman"/>
                 <w:b/>
                 <w:bCs/>
+                <w:sz w:val="28"/>
+                <w:szCs w:val="28"/>
               </w:rPr>
             </w:pPr>
             <w:r>
               <w:rPr>
+                <w:rFonts w:ascii="Times New Roman" w:hAnsi="Times New Roman" w:cs="Times New Roman"/>
                 <w:b/>
                 <w:bCs/>
+                <w:sz w:val="28"/>
+                <w:szCs w:val="28"/>
               </w:rPr>
               <w:t>Field</w:t>
             </w:r>
@@ -1585,20 +3488,25 @@
         <w:tc>
           <w:tcPr>
             <w:tcW w:w="0" w:type="auto"/>
-            <w:vAlign w:val="center"/>
             <w:hideMark/>
           </w:tcPr>
           <w:p>
             <w:pPr>
               <w:rPr>
+                <w:rFonts w:ascii="Times New Roman" w:hAnsi="Times New Roman" w:cs="Times New Roman"/>
                 <w:b/>
                 <w:bCs/>
+                <w:sz w:val="28"/>
+                <w:szCs w:val="28"/>
               </w:rPr>
             </w:pPr>
             <w:r>
               <w:rPr>
+                <w:rFonts w:ascii="Times New Roman" w:hAnsi="Times New Roman" w:cs="Times New Roman"/>
                 <w:b/>
                 <w:bCs/>
+                <w:sz w:val="28"/>
+                <w:szCs w:val="28"/>
               </w:rPr>
               <w:t>Description</w:t>
             </w:r>
@@ -1606,17 +3514,25 @@
         </w:tc>
       </w:tr>
       <w:tr>
-        <w:trPr>
-          <w:tblCellSpacing w:w="15" w:type="dxa"/>
-        </w:trPr>
         <w:tc>
           <w:tcPr>
             <w:tcW w:w="0" w:type="auto"/>
-            <w:vAlign w:val="center"/>
             <w:hideMark/>
           </w:tcPr>
           <w:p>
+            <w:pPr>
+              <w:rPr>
+                <w:rFonts w:ascii="Times New Roman" w:hAnsi="Times New Roman" w:cs="Times New Roman"/>
+                <w:sz w:val="28"/>
+                <w:szCs w:val="28"/>
+              </w:rPr>
+            </w:pPr>
             <w:r>
+              <w:rPr>
+                <w:rFonts w:ascii="Times New Roman" w:hAnsi="Times New Roman" w:cs="Times New Roman"/>
+                <w:sz w:val="28"/>
+                <w:szCs w:val="28"/>
+              </w:rPr>
               <w:t>Rule ID</w:t>
             </w:r>
           </w:p>
@@ -1624,305 +3540,46 @@
         <w:tc>
           <w:tcPr>
             <w:tcW w:w="0" w:type="auto"/>
-            <w:vAlign w:val="center"/>
             <w:hideMark/>
           </w:tcPr>
           <w:p>
+            <w:pPr>
+              <w:rPr>
+                <w:rFonts w:ascii="Times New Roman" w:hAnsi="Times New Roman" w:cs="Times New Roman"/>
+                <w:sz w:val="28"/>
+                <w:szCs w:val="28"/>
+              </w:rPr>
+            </w:pPr>
             <w:r>
+              <w:rPr>
+                <w:rFonts w:ascii="Times New Roman" w:hAnsi="Times New Roman" w:cs="Times New Roman"/>
+                <w:sz w:val="28"/>
+                <w:szCs w:val="28"/>
+              </w:rPr>
               <w:t>Detection rule that triggered</w:t>
             </w:r>
           </w:p>
         </w:tc>
       </w:tr>
       <w:tr>
-        <w:trPr>
-          <w:tblCellSpacing w:w="15" w:type="dxa"/>
-        </w:trPr>
         <w:tc>
           <w:tcPr>
             <w:tcW w:w="0" w:type="auto"/>
-            <w:vAlign w:val="center"/>
-            <w:hideMark/>
-          </w:tcPr>
-          <w:p>
-            <w:r>
-              <w:t>Level</w:t>
-            </w:r>
-          </w:p>
-        </w:tc>
-        <w:tc>
-          <w:tcPr>
-            <w:tcW w:w="0" w:type="auto"/>
-            <w:vAlign w:val="center"/>
-            <w:hideMark/>
-          </w:tcPr>
-          <w:p>
-            <w:r>
-              <w:t>Severity of the alert</w:t>
-            </w:r>
-          </w:p>
-        </w:tc>
-      </w:tr>
-      <w:tr>
-        <w:trPr>
-          <w:tblCellSpacing w:w="15" w:type="dxa"/>
-        </w:trPr>
-        <w:tc>
-          <w:tcPr>
-            <w:tcW w:w="0" w:type="auto"/>
-            <w:vAlign w:val="center"/>
-            <w:hideMark/>
-          </w:tcPr>
-          <w:p>
-            <w:r>
-              <w:t>Timestamp</w:t>
-            </w:r>
-          </w:p>
-        </w:tc>
-        <w:tc>
-          <w:tcPr>
-            <w:tcW w:w="0" w:type="auto"/>
-            <w:vAlign w:val="center"/>
-            <w:hideMark/>
-          </w:tcPr>
-          <w:p>
-            <w:r>
-              <w:t>Time of detection</w:t>
-            </w:r>
-          </w:p>
-        </w:tc>
-      </w:tr>
-      <w:tr>
-        <w:trPr>
-          <w:tblCellSpacing w:w="15" w:type="dxa"/>
-        </w:trPr>
-        <w:tc>
-          <w:tcPr>
-            <w:tcW w:w="0" w:type="auto"/>
-            <w:vAlign w:val="center"/>
-            <w:hideMark/>
-          </w:tcPr>
-          <w:p>
-            <w:r>
-              <w:t>Agent</w:t>
-            </w:r>
-          </w:p>
-        </w:tc>
-        <w:tc>
-          <w:tcPr>
-            <w:tcW w:w="0" w:type="auto"/>
-            <w:vAlign w:val="center"/>
-            <w:hideMark/>
-          </w:tcPr>
-          <w:p>
-            <w:r>
-              <w:t>Device where the event occurred</w:t>
-            </w:r>
-          </w:p>
-        </w:tc>
-      </w:tr>
-      <w:tr>
-        <w:trPr>
-          <w:tblCellSpacing w:w="15" w:type="dxa"/>
-        </w:trPr>
-        <w:tc>
-          <w:tcPr>
-            <w:tcW w:w="0" w:type="auto"/>
-            <w:vAlign w:val="center"/>
-            <w:hideMark/>
-          </w:tcPr>
-          <w:p>
-            <w:r>
-              <w:t>Description</w:t>
-            </w:r>
-          </w:p>
-        </w:tc>
-        <w:tc>
-          <w:tcPr>
-            <w:tcW w:w="0" w:type="auto"/>
-            <w:vAlign w:val="center"/>
-            <w:hideMark/>
-          </w:tcPr>
-          <w:p>
-            <w:r>
-              <w:t>Explanation of the event</w:t>
-            </w:r>
-          </w:p>
-        </w:tc>
-      </w:tr>
-    </w:tbl>
-    <w:p>
-      <w:r>
-        <w:pict w14:anchorId="71651C93">
-          <v:rect id="_x0000_i1316" style="width:0;height:1.5pt" o:hralign="center" o:hrstd="t" o:hr="t" fillcolor="#a0a0a0" stroked="f"/>
-        </w:pict>
-      </w:r>
-    </w:p>
-    <w:p>
-      <w:pPr>
-        <w:rPr>
-          <w:b/>
-          <w:bCs/>
-        </w:rPr>
-      </w:pPr>
-      <w:r>
-        <w:rPr>
-          <w:b/>
-          <w:bCs/>
-        </w:rPr>
-        <w:t>Alert Example</w:t>
-      </w:r>
-    </w:p>
-    <w:p>
-      <w:r>
-        <w:t>Rule ID:</w:t>
-      </w:r>
-    </w:p>
-    <w:p>
-      <w:r>
-        <w:t>5710</w:t>
-      </w:r>
-    </w:p>
-    <w:p/>
-    <w:p>
-      <w:r>
-        <w:t>Level:</w:t>
-      </w:r>
-    </w:p>
-    <w:p>
-      <w:r>
-        <w:t>7</w:t>
-      </w:r>
-    </w:p>
-    <w:p/>
-    <w:p>
-      <w:r>
-        <w:t>Description:</w:t>
-      </w:r>
-    </w:p>
-    <w:p>
-      <w:r>
-        <w:t>Multiple failed SSH login attempts</w:t>
-      </w:r>
-    </w:p>
-    <w:p/>
-    <w:p>
-      <w:r>
-        <w:t>Agent:</w:t>
-      </w:r>
-    </w:p>
-    <w:p>
-      <w:r>
-        <w:lastRenderedPageBreak/>
-        <w:t>Ubuntu Server</w:t>
-      </w:r>
-    </w:p>
-    <w:p>
-      <w:r>
-        <w:pict w14:anchorId="4F062AC3">
-          <v:rect id="_x0000_i1317" style="width:0;height:1.5pt" o:hralign="center" o:hrstd="t" o:hr="t" fillcolor="#a0a0a0" stroked="f"/>
-        </w:pict>
-      </w:r>
-    </w:p>
-    <w:p>
-      <w:pPr>
-        <w:rPr>
-          <w:b/>
-          <w:bCs/>
-        </w:rPr>
-      </w:pPr>
-      <w:r>
-        <w:rPr>
-          <w:b/>
-          <w:bCs/>
-        </w:rPr>
-        <w:t>Screenshot Placeholder</w:t>
-      </w:r>
-    </w:p>
-    <w:p>
-      <w:r>
-        <w:rPr>
-          <w:b/>
-          <w:bCs/>
-        </w:rPr>
-        <w:t>[Screenshot Here – Alert Details]</w:t>
-      </w:r>
-    </w:p>
-    <w:p>
-      <w:r>
-        <w:pict w14:anchorId="3AA36251">
-          <v:rect id="_x0000_i1318" style="width:0;height:1.5pt" o:hralign="center" o:hrstd="t" o:hr="t" fillcolor="#a0a0a0" stroked="f"/>
-        </w:pict>
-      </w:r>
-    </w:p>
-    <w:p>
-      <w:pPr>
-        <w:rPr>
-          <w:b/>
-          <w:bCs/>
-        </w:rPr>
-      </w:pPr>
-      <w:r>
-        <w:rPr>
-          <w:b/>
-          <w:bCs/>
-        </w:rPr>
-        <w:t>5.10 Alert Severity Levels</w:t>
-      </w:r>
-    </w:p>
-    <w:p>
-      <w:r>
-        <w:t>Not every alert is equally important.</w:t>
-      </w:r>
-    </w:p>
-    <w:p>
-      <w:proofErr w:type="spellStart"/>
-      <w:r>
-        <w:t>Wazuh</w:t>
-      </w:r>
-      <w:proofErr w:type="spellEnd"/>
-      <w:r>
-        <w:t xml:space="preserve"> assigns a severity level to each event.</w:t>
-      </w:r>
-    </w:p>
-    <w:tbl>
-      <w:tblPr>
-        <w:tblW w:w="0" w:type="auto"/>
-        <w:tblCellSpacing w:w="15" w:type="dxa"/>
-        <w:tblCellMar>
-          <w:top w:w="15" w:type="dxa"/>
-          <w:left w:w="15" w:type="dxa"/>
-          <w:bottom w:w="15" w:type="dxa"/>
-          <w:right w:w="15" w:type="dxa"/>
-        </w:tblCellMar>
-        <w:tblLook w:val="04A0" w:firstRow="1" w:lastRow="0" w:firstColumn="1" w:lastColumn="0" w:noHBand="0" w:noVBand="1"/>
-      </w:tblPr>
-      <w:tblGrid>
-        <w:gridCol w:w="682"/>
-        <w:gridCol w:w="1670"/>
-      </w:tblGrid>
-      <w:tr>
-        <w:trPr>
-          <w:tblHeader/>
-          <w:tblCellSpacing w:w="15" w:type="dxa"/>
-        </w:trPr>
-        <w:tc>
-          <w:tcPr>
-            <w:tcW w:w="0" w:type="auto"/>
-            <w:vAlign w:val="center"/>
             <w:hideMark/>
           </w:tcPr>
           <w:p>
             <w:pPr>
               <w:rPr>
-                <w:b/>
-                <w:bCs/>
+                <w:rFonts w:ascii="Times New Roman" w:hAnsi="Times New Roman" w:cs="Times New Roman"/>
+                <w:sz w:val="28"/>
+                <w:szCs w:val="28"/>
               </w:rPr>
             </w:pPr>
             <w:r>
               <w:rPr>
-                <w:b/>
-                <w:bCs/>
+                <w:rFonts w:ascii="Times New Roman" w:hAnsi="Times New Roman" w:cs="Times New Roman"/>
+                <w:sz w:val="28"/>
+                <w:szCs w:val="28"/>
               </w:rPr>
               <w:t>Level</w:t>
             </w:r>
@@ -1931,20 +3588,579 @@
         <w:tc>
           <w:tcPr>
             <w:tcW w:w="0" w:type="auto"/>
-            <w:vAlign w:val="center"/>
             <w:hideMark/>
           </w:tcPr>
           <w:p>
             <w:pPr>
               <w:rPr>
-                <w:b/>
-                <w:bCs/>
+                <w:rFonts w:ascii="Times New Roman" w:hAnsi="Times New Roman" w:cs="Times New Roman"/>
+                <w:sz w:val="28"/>
+                <w:szCs w:val="28"/>
               </w:rPr>
             </w:pPr>
             <w:r>
               <w:rPr>
+                <w:rFonts w:ascii="Times New Roman" w:hAnsi="Times New Roman" w:cs="Times New Roman"/>
+                <w:sz w:val="28"/>
+                <w:szCs w:val="28"/>
+              </w:rPr>
+              <w:t>Severity of the alert</w:t>
+            </w:r>
+          </w:p>
+        </w:tc>
+      </w:tr>
+      <w:tr>
+        <w:tc>
+          <w:tcPr>
+            <w:tcW w:w="0" w:type="auto"/>
+            <w:hideMark/>
+          </w:tcPr>
+          <w:p>
+            <w:pPr>
+              <w:rPr>
+                <w:rFonts w:ascii="Times New Roman" w:hAnsi="Times New Roman" w:cs="Times New Roman"/>
+                <w:sz w:val="28"/>
+                <w:szCs w:val="28"/>
+              </w:rPr>
+            </w:pPr>
+            <w:r>
+              <w:rPr>
+                <w:rFonts w:ascii="Times New Roman" w:hAnsi="Times New Roman" w:cs="Times New Roman"/>
+                <w:sz w:val="28"/>
+                <w:szCs w:val="28"/>
+              </w:rPr>
+              <w:t>Timestamp</w:t>
+            </w:r>
+          </w:p>
+        </w:tc>
+        <w:tc>
+          <w:tcPr>
+            <w:tcW w:w="0" w:type="auto"/>
+            <w:hideMark/>
+          </w:tcPr>
+          <w:p>
+            <w:pPr>
+              <w:rPr>
+                <w:rFonts w:ascii="Times New Roman" w:hAnsi="Times New Roman" w:cs="Times New Roman"/>
+                <w:sz w:val="28"/>
+                <w:szCs w:val="28"/>
+              </w:rPr>
+            </w:pPr>
+            <w:r>
+              <w:rPr>
+                <w:rFonts w:ascii="Times New Roman" w:hAnsi="Times New Roman" w:cs="Times New Roman"/>
+                <w:sz w:val="28"/>
+                <w:szCs w:val="28"/>
+              </w:rPr>
+              <w:t>Time of detection</w:t>
+            </w:r>
+          </w:p>
+        </w:tc>
+      </w:tr>
+      <w:tr>
+        <w:tc>
+          <w:tcPr>
+            <w:tcW w:w="0" w:type="auto"/>
+            <w:hideMark/>
+          </w:tcPr>
+          <w:p>
+            <w:pPr>
+              <w:rPr>
+                <w:rFonts w:ascii="Times New Roman" w:hAnsi="Times New Roman" w:cs="Times New Roman"/>
+                <w:sz w:val="28"/>
+                <w:szCs w:val="28"/>
+              </w:rPr>
+            </w:pPr>
+            <w:r>
+              <w:rPr>
+                <w:rFonts w:ascii="Times New Roman" w:hAnsi="Times New Roman" w:cs="Times New Roman"/>
+                <w:sz w:val="28"/>
+                <w:szCs w:val="28"/>
+              </w:rPr>
+              <w:t>Agent</w:t>
+            </w:r>
+          </w:p>
+        </w:tc>
+        <w:tc>
+          <w:tcPr>
+            <w:tcW w:w="0" w:type="auto"/>
+            <w:hideMark/>
+          </w:tcPr>
+          <w:p>
+            <w:pPr>
+              <w:rPr>
+                <w:rFonts w:ascii="Times New Roman" w:hAnsi="Times New Roman" w:cs="Times New Roman"/>
+                <w:sz w:val="28"/>
+                <w:szCs w:val="28"/>
+              </w:rPr>
+            </w:pPr>
+            <w:r>
+              <w:rPr>
+                <w:rFonts w:ascii="Times New Roman" w:hAnsi="Times New Roman" w:cs="Times New Roman"/>
+                <w:sz w:val="28"/>
+                <w:szCs w:val="28"/>
+              </w:rPr>
+              <w:t>Device where the event occurred</w:t>
+            </w:r>
+          </w:p>
+        </w:tc>
+      </w:tr>
+      <w:tr>
+        <w:tc>
+          <w:tcPr>
+            <w:tcW w:w="0" w:type="auto"/>
+            <w:hideMark/>
+          </w:tcPr>
+          <w:p>
+            <w:pPr>
+              <w:rPr>
+                <w:rFonts w:ascii="Times New Roman" w:hAnsi="Times New Roman" w:cs="Times New Roman"/>
+                <w:sz w:val="28"/>
+                <w:szCs w:val="28"/>
+              </w:rPr>
+            </w:pPr>
+            <w:r>
+              <w:rPr>
+                <w:rFonts w:ascii="Times New Roman" w:hAnsi="Times New Roman" w:cs="Times New Roman"/>
+                <w:sz w:val="28"/>
+                <w:szCs w:val="28"/>
+              </w:rPr>
+              <w:lastRenderedPageBreak/>
+              <w:t>Description</w:t>
+            </w:r>
+          </w:p>
+        </w:tc>
+        <w:tc>
+          <w:tcPr>
+            <w:tcW w:w="0" w:type="auto"/>
+            <w:hideMark/>
+          </w:tcPr>
+          <w:p>
+            <w:pPr>
+              <w:rPr>
+                <w:rFonts w:ascii="Times New Roman" w:hAnsi="Times New Roman" w:cs="Times New Roman"/>
+                <w:sz w:val="28"/>
+                <w:szCs w:val="28"/>
+              </w:rPr>
+            </w:pPr>
+            <w:r>
+              <w:rPr>
+                <w:rFonts w:ascii="Times New Roman" w:hAnsi="Times New Roman" w:cs="Times New Roman"/>
+                <w:sz w:val="28"/>
+                <w:szCs w:val="28"/>
+              </w:rPr>
+              <w:t>Explanation of the event</w:t>
+            </w:r>
+          </w:p>
+        </w:tc>
+      </w:tr>
+    </w:tbl>
+    <w:p>
+      <w:pPr>
+        <w:rPr>
+          <w:rFonts w:ascii="Times New Roman" w:hAnsi="Times New Roman" w:cs="Times New Roman"/>
+          <w:sz w:val="28"/>
+          <w:szCs w:val="28"/>
+        </w:rPr>
+      </w:pPr>
+      <w:r>
+        <w:rPr>
+          <w:rFonts w:ascii="Times New Roman" w:hAnsi="Times New Roman" w:cs="Times New Roman"/>
+          <w:sz w:val="28"/>
+          <w:szCs w:val="28"/>
+        </w:rPr>
+        <w:pict w14:anchorId="71651C93">
+          <v:rect id="_x0000_i1046" style="width:0;height:1.5pt" o:hralign="center" o:hrstd="t" o:hr="t" fillcolor="#a0a0a0" stroked="f"/>
+        </w:pict>
+      </w:r>
+    </w:p>
+    <w:p>
+      <w:pPr>
+        <w:rPr>
+          <w:rFonts w:ascii="Times New Roman" w:hAnsi="Times New Roman" w:cs="Times New Roman"/>
+          <w:b/>
+          <w:bCs/>
+          <w:sz w:val="28"/>
+          <w:szCs w:val="28"/>
+        </w:rPr>
+      </w:pPr>
+      <w:r>
+        <w:rPr>
+          <w:rFonts w:ascii="Times New Roman" w:hAnsi="Times New Roman" w:cs="Times New Roman"/>
+          <w:b/>
+          <w:bCs/>
+          <w:sz w:val="28"/>
+          <w:szCs w:val="28"/>
+        </w:rPr>
+        <w:t>Alert Example</w:t>
+      </w:r>
+    </w:p>
+    <w:p>
+      <w:pPr>
+        <w:rPr>
+          <w:rFonts w:ascii="Times New Roman" w:hAnsi="Times New Roman" w:cs="Times New Roman"/>
+          <w:sz w:val="28"/>
+          <w:szCs w:val="28"/>
+        </w:rPr>
+      </w:pPr>
+      <w:r>
+        <w:rPr>
+          <w:rFonts w:ascii="Times New Roman" w:hAnsi="Times New Roman" w:cs="Times New Roman"/>
+          <w:sz w:val="28"/>
+          <w:szCs w:val="28"/>
+        </w:rPr>
+        <w:t>Rule ID:</w:t>
+      </w:r>
+    </w:p>
+    <w:p>
+      <w:pPr>
+        <w:rPr>
+          <w:rFonts w:ascii="Times New Roman" w:hAnsi="Times New Roman" w:cs="Times New Roman"/>
+          <w:sz w:val="28"/>
+          <w:szCs w:val="28"/>
+        </w:rPr>
+      </w:pPr>
+      <w:r>
+        <w:rPr>
+          <w:rFonts w:ascii="Times New Roman" w:hAnsi="Times New Roman" w:cs="Times New Roman"/>
+          <w:sz w:val="28"/>
+          <w:szCs w:val="28"/>
+        </w:rPr>
+        <w:t>5710</w:t>
+      </w:r>
+    </w:p>
+    <w:p>
+      <w:pPr>
+        <w:rPr>
+          <w:rFonts w:ascii="Times New Roman" w:hAnsi="Times New Roman" w:cs="Times New Roman"/>
+          <w:sz w:val="28"/>
+          <w:szCs w:val="28"/>
+        </w:rPr>
+      </w:pPr>
+    </w:p>
+    <w:p>
+      <w:pPr>
+        <w:rPr>
+          <w:rFonts w:ascii="Times New Roman" w:hAnsi="Times New Roman" w:cs="Times New Roman"/>
+          <w:sz w:val="28"/>
+          <w:szCs w:val="28"/>
+        </w:rPr>
+      </w:pPr>
+      <w:r>
+        <w:rPr>
+          <w:rFonts w:ascii="Times New Roman" w:hAnsi="Times New Roman" w:cs="Times New Roman"/>
+          <w:sz w:val="28"/>
+          <w:szCs w:val="28"/>
+        </w:rPr>
+        <w:t>Level:</w:t>
+      </w:r>
+    </w:p>
+    <w:p>
+      <w:pPr>
+        <w:rPr>
+          <w:rFonts w:ascii="Times New Roman" w:hAnsi="Times New Roman" w:cs="Times New Roman"/>
+          <w:sz w:val="28"/>
+          <w:szCs w:val="28"/>
+        </w:rPr>
+      </w:pPr>
+      <w:r>
+        <w:rPr>
+          <w:rFonts w:ascii="Times New Roman" w:hAnsi="Times New Roman" w:cs="Times New Roman"/>
+          <w:sz w:val="28"/>
+          <w:szCs w:val="28"/>
+        </w:rPr>
+        <w:t>7</w:t>
+      </w:r>
+    </w:p>
+    <w:p>
+      <w:pPr>
+        <w:rPr>
+          <w:rFonts w:ascii="Times New Roman" w:hAnsi="Times New Roman" w:cs="Times New Roman"/>
+          <w:sz w:val="28"/>
+          <w:szCs w:val="28"/>
+        </w:rPr>
+      </w:pPr>
+    </w:p>
+    <w:p>
+      <w:pPr>
+        <w:rPr>
+          <w:rFonts w:ascii="Times New Roman" w:hAnsi="Times New Roman" w:cs="Times New Roman"/>
+          <w:sz w:val="28"/>
+          <w:szCs w:val="28"/>
+        </w:rPr>
+      </w:pPr>
+      <w:r>
+        <w:rPr>
+          <w:rFonts w:ascii="Times New Roman" w:hAnsi="Times New Roman" w:cs="Times New Roman"/>
+          <w:sz w:val="28"/>
+          <w:szCs w:val="28"/>
+        </w:rPr>
+        <w:t>Description:</w:t>
+      </w:r>
+    </w:p>
+    <w:p>
+      <w:pPr>
+        <w:rPr>
+          <w:rFonts w:ascii="Times New Roman" w:hAnsi="Times New Roman" w:cs="Times New Roman"/>
+          <w:sz w:val="28"/>
+          <w:szCs w:val="28"/>
+        </w:rPr>
+      </w:pPr>
+      <w:r>
+        <w:rPr>
+          <w:rFonts w:ascii="Times New Roman" w:hAnsi="Times New Roman" w:cs="Times New Roman"/>
+          <w:sz w:val="28"/>
+          <w:szCs w:val="28"/>
+        </w:rPr>
+        <w:t>Multiple failed SSH login attempts</w:t>
+      </w:r>
+    </w:p>
+    <w:p>
+      <w:pPr>
+        <w:rPr>
+          <w:rFonts w:ascii="Times New Roman" w:hAnsi="Times New Roman" w:cs="Times New Roman"/>
+          <w:sz w:val="28"/>
+          <w:szCs w:val="28"/>
+        </w:rPr>
+      </w:pPr>
+    </w:p>
+    <w:p>
+      <w:pPr>
+        <w:rPr>
+          <w:rFonts w:ascii="Times New Roman" w:hAnsi="Times New Roman" w:cs="Times New Roman"/>
+          <w:sz w:val="28"/>
+          <w:szCs w:val="28"/>
+        </w:rPr>
+      </w:pPr>
+      <w:r>
+        <w:rPr>
+          <w:rFonts w:ascii="Times New Roman" w:hAnsi="Times New Roman" w:cs="Times New Roman"/>
+          <w:sz w:val="28"/>
+          <w:szCs w:val="28"/>
+        </w:rPr>
+        <w:t>Agent:</w:t>
+      </w:r>
+    </w:p>
+    <w:p>
+      <w:pPr>
+        <w:rPr>
+          <w:rFonts w:ascii="Times New Roman" w:hAnsi="Times New Roman" w:cs="Times New Roman"/>
+          <w:sz w:val="28"/>
+          <w:szCs w:val="28"/>
+        </w:rPr>
+      </w:pPr>
+      <w:r>
+        <w:rPr>
+          <w:rFonts w:ascii="Times New Roman" w:hAnsi="Times New Roman" w:cs="Times New Roman"/>
+          <w:sz w:val="28"/>
+          <w:szCs w:val="28"/>
+        </w:rPr>
+        <w:t>Ubuntu Server</w:t>
+      </w:r>
+    </w:p>
+    <w:p>
+      <w:pPr>
+        <w:rPr>
+          <w:rFonts w:ascii="Times New Roman" w:hAnsi="Times New Roman" w:cs="Times New Roman"/>
+          <w:sz w:val="28"/>
+          <w:szCs w:val="28"/>
+        </w:rPr>
+      </w:pPr>
+      <w:r>
+        <w:rPr>
+          <w:rFonts w:ascii="Times New Roman" w:hAnsi="Times New Roman" w:cs="Times New Roman"/>
+          <w:sz w:val="28"/>
+          <w:szCs w:val="28"/>
+        </w:rPr>
+        <w:pict w14:anchorId="4F062AC3">
+          <v:rect id="_x0000_i1047" style="width:0;height:1.5pt" o:hralign="center" o:hrstd="t" o:hr="t" fillcolor="#a0a0a0" stroked="f"/>
+        </w:pict>
+      </w:r>
+    </w:p>
+    <w:p>
+      <w:pPr>
+        <w:rPr>
+          <w:rFonts w:ascii="Times New Roman" w:hAnsi="Times New Roman" w:cs="Times New Roman"/>
+          <w:b/>
+          <w:bCs/>
+          <w:sz w:val="28"/>
+          <w:szCs w:val="28"/>
+        </w:rPr>
+      </w:pPr>
+      <w:r>
+        <w:rPr>
+          <w:rFonts w:ascii="Times New Roman" w:hAnsi="Times New Roman" w:cs="Times New Roman"/>
+          <w:b/>
+          <w:bCs/>
+          <w:sz w:val="28"/>
+          <w:szCs w:val="28"/>
+        </w:rPr>
+        <w:t>Screenshot Placeholder</w:t>
+      </w:r>
+    </w:p>
+    <w:p>
+      <w:pPr>
+        <w:rPr>
+          <w:rFonts w:ascii="Times New Roman" w:hAnsi="Times New Roman" w:cs="Times New Roman"/>
+          <w:sz w:val="28"/>
+          <w:szCs w:val="28"/>
+        </w:rPr>
+      </w:pPr>
+      <w:r>
+        <w:rPr>
+          <w:rFonts w:ascii="Times New Roman" w:hAnsi="Times New Roman" w:cs="Times New Roman"/>
+          <w:b/>
+          <w:bCs/>
+          <w:sz w:val="28"/>
+          <w:szCs w:val="28"/>
+        </w:rPr>
+        <w:t>[Screenshot Here – Alert Details]</w:t>
+      </w:r>
+    </w:p>
+    <w:p>
+      <w:pPr>
+        <w:rPr>
+          <w:rFonts w:ascii="Times New Roman" w:hAnsi="Times New Roman" w:cs="Times New Roman"/>
+          <w:sz w:val="28"/>
+          <w:szCs w:val="28"/>
+        </w:rPr>
+      </w:pPr>
+      <w:r>
+        <w:rPr>
+          <w:rFonts w:ascii="Times New Roman" w:hAnsi="Times New Roman" w:cs="Times New Roman"/>
+          <w:sz w:val="28"/>
+          <w:szCs w:val="28"/>
+        </w:rPr>
+        <w:pict w14:anchorId="3AA36251">
+          <v:rect id="_x0000_i1048" style="width:0;height:1.5pt" o:hralign="center" o:hrstd="t" o:hr="t" fillcolor="#a0a0a0" stroked="f"/>
+        </w:pict>
+      </w:r>
+    </w:p>
+    <w:p>
+      <w:pPr>
+        <w:rPr>
+          <w:rFonts w:ascii="Times New Roman" w:hAnsi="Times New Roman" w:cs="Times New Roman"/>
+          <w:b/>
+          <w:bCs/>
+          <w:sz w:val="28"/>
+          <w:szCs w:val="28"/>
+        </w:rPr>
+      </w:pPr>
+      <w:r>
+        <w:rPr>
+          <w:rFonts w:ascii="Times New Roman" w:hAnsi="Times New Roman" w:cs="Times New Roman"/>
+          <w:b/>
+          <w:bCs/>
+          <w:sz w:val="28"/>
+          <w:szCs w:val="28"/>
+        </w:rPr>
+        <w:t>5.10 Alert Severity Levels</w:t>
+      </w:r>
+    </w:p>
+    <w:p>
+      <w:pPr>
+        <w:rPr>
+          <w:rFonts w:ascii="Times New Roman" w:hAnsi="Times New Roman" w:cs="Times New Roman"/>
+          <w:sz w:val="28"/>
+          <w:szCs w:val="28"/>
+        </w:rPr>
+      </w:pPr>
+      <w:r>
+        <w:rPr>
+          <w:rFonts w:ascii="Times New Roman" w:hAnsi="Times New Roman" w:cs="Times New Roman"/>
+          <w:sz w:val="28"/>
+          <w:szCs w:val="28"/>
+        </w:rPr>
+        <w:t>Not every alert is equally important.</w:t>
+      </w:r>
+    </w:p>
+    <w:p>
+      <w:pPr>
+        <w:rPr>
+          <w:rFonts w:ascii="Times New Roman" w:hAnsi="Times New Roman" w:cs="Times New Roman"/>
+          <w:sz w:val="28"/>
+          <w:szCs w:val="28"/>
+        </w:rPr>
+      </w:pPr>
+      <w:proofErr w:type="spellStart"/>
+      <w:r>
+        <w:rPr>
+          <w:rFonts w:ascii="Times New Roman" w:hAnsi="Times New Roman" w:cs="Times New Roman"/>
+          <w:sz w:val="28"/>
+          <w:szCs w:val="28"/>
+        </w:rPr>
+        <w:t>Wazuh</w:t>
+      </w:r>
+      <w:proofErr w:type="spellEnd"/>
+      <w:r>
+        <w:rPr>
+          <w:rFonts w:ascii="Times New Roman" w:hAnsi="Times New Roman" w:cs="Times New Roman"/>
+          <w:sz w:val="28"/>
+          <w:szCs w:val="28"/>
+        </w:rPr>
+        <w:t xml:space="preserve"> assigns a severity level to each event.</w:t>
+      </w:r>
+    </w:p>
+    <w:tbl>
+      <w:tblPr>
+        <w:tblStyle w:val="TableGridLight"/>
+        <w:tblW w:w="0" w:type="auto"/>
+        <w:tblLook w:val="04A0" w:firstRow="1" w:lastRow="0" w:firstColumn="1" w:lastColumn="0" w:noHBand="0" w:noVBand="1"/>
+      </w:tblPr>
+      <w:tblGrid>
+        <w:gridCol w:w="916"/>
+        <w:gridCol w:w="2091"/>
+      </w:tblGrid>
+      <w:tr>
+        <w:tc>
+          <w:tcPr>
+            <w:tcW w:w="0" w:type="auto"/>
+            <w:hideMark/>
+          </w:tcPr>
+          <w:p>
+            <w:pPr>
+              <w:rPr>
+                <w:rFonts w:ascii="Times New Roman" w:hAnsi="Times New Roman" w:cs="Times New Roman"/>
                 <w:b/>
                 <w:bCs/>
+                <w:sz w:val="28"/>
+                <w:szCs w:val="28"/>
+              </w:rPr>
+            </w:pPr>
+            <w:r>
+              <w:rPr>
+                <w:rFonts w:ascii="Times New Roman" w:hAnsi="Times New Roman" w:cs="Times New Roman"/>
+                <w:b/>
+                <w:bCs/>
+                <w:sz w:val="28"/>
+                <w:szCs w:val="28"/>
+              </w:rPr>
+              <w:t>Level</w:t>
+            </w:r>
+          </w:p>
+        </w:tc>
+        <w:tc>
+          <w:tcPr>
+            <w:tcW w:w="0" w:type="auto"/>
+            <w:hideMark/>
+          </w:tcPr>
+          <w:p>
+            <w:pPr>
+              <w:rPr>
+                <w:rFonts w:ascii="Times New Roman" w:hAnsi="Times New Roman" w:cs="Times New Roman"/>
+                <w:b/>
+                <w:bCs/>
+                <w:sz w:val="28"/>
+                <w:szCs w:val="28"/>
+              </w:rPr>
+            </w:pPr>
+            <w:r>
+              <w:rPr>
+                <w:rFonts w:ascii="Times New Roman" w:hAnsi="Times New Roman" w:cs="Times New Roman"/>
+                <w:b/>
+                <w:bCs/>
+                <w:sz w:val="28"/>
+                <w:szCs w:val="28"/>
               </w:rPr>
               <w:t>Meaning</w:t>
             </w:r>
@@ -1952,17 +4168,25 @@
         </w:tc>
       </w:tr>
       <w:tr>
-        <w:trPr>
-          <w:tblCellSpacing w:w="15" w:type="dxa"/>
-        </w:trPr>
         <w:tc>
           <w:tcPr>
             <w:tcW w:w="0" w:type="auto"/>
-            <w:vAlign w:val="center"/>
             <w:hideMark/>
           </w:tcPr>
           <w:p>
+            <w:pPr>
+              <w:rPr>
+                <w:rFonts w:ascii="Times New Roman" w:hAnsi="Times New Roman" w:cs="Times New Roman"/>
+                <w:sz w:val="28"/>
+                <w:szCs w:val="28"/>
+              </w:rPr>
+            </w:pPr>
             <w:r>
+              <w:rPr>
+                <w:rFonts w:ascii="Times New Roman" w:hAnsi="Times New Roman" w:cs="Times New Roman"/>
+                <w:sz w:val="28"/>
+                <w:szCs w:val="28"/>
+              </w:rPr>
               <w:t>0</w:t>
             </w:r>
           </w:p>
@@ -1970,28 +4194,47 @@
         <w:tc>
           <w:tcPr>
             <w:tcW w:w="0" w:type="auto"/>
-            <w:vAlign w:val="center"/>
             <w:hideMark/>
           </w:tcPr>
           <w:p>
+            <w:pPr>
+              <w:rPr>
+                <w:rFonts w:ascii="Times New Roman" w:hAnsi="Times New Roman" w:cs="Times New Roman"/>
+                <w:sz w:val="28"/>
+                <w:szCs w:val="28"/>
+              </w:rPr>
+            </w:pPr>
             <w:r>
+              <w:rPr>
+                <w:rFonts w:ascii="Times New Roman" w:hAnsi="Times New Roman" w:cs="Times New Roman"/>
+                <w:sz w:val="28"/>
+                <w:szCs w:val="28"/>
+              </w:rPr>
               <w:t>Ignored</w:t>
             </w:r>
           </w:p>
         </w:tc>
       </w:tr>
       <w:tr>
-        <w:trPr>
-          <w:tblCellSpacing w:w="15" w:type="dxa"/>
-        </w:trPr>
         <w:tc>
           <w:tcPr>
             <w:tcW w:w="0" w:type="auto"/>
-            <w:vAlign w:val="center"/>
             <w:hideMark/>
           </w:tcPr>
           <w:p>
+            <w:pPr>
+              <w:rPr>
+                <w:rFonts w:ascii="Times New Roman" w:hAnsi="Times New Roman" w:cs="Times New Roman"/>
+                <w:sz w:val="28"/>
+                <w:szCs w:val="28"/>
+              </w:rPr>
+            </w:pPr>
             <w:r>
+              <w:rPr>
+                <w:rFonts w:ascii="Times New Roman" w:hAnsi="Times New Roman" w:cs="Times New Roman"/>
+                <w:sz w:val="28"/>
+                <w:szCs w:val="28"/>
+              </w:rPr>
               <w:t>1–3</w:t>
             </w:r>
           </w:p>
@@ -1999,28 +4242,47 @@
         <w:tc>
           <w:tcPr>
             <w:tcW w:w="0" w:type="auto"/>
-            <w:vAlign w:val="center"/>
             <w:hideMark/>
           </w:tcPr>
           <w:p>
+            <w:pPr>
+              <w:rPr>
+                <w:rFonts w:ascii="Times New Roman" w:hAnsi="Times New Roman" w:cs="Times New Roman"/>
+                <w:sz w:val="28"/>
+                <w:szCs w:val="28"/>
+              </w:rPr>
+            </w:pPr>
             <w:r>
+              <w:rPr>
+                <w:rFonts w:ascii="Times New Roman" w:hAnsi="Times New Roman" w:cs="Times New Roman"/>
+                <w:sz w:val="28"/>
+                <w:szCs w:val="28"/>
+              </w:rPr>
               <w:t>Informational</w:t>
             </w:r>
           </w:p>
         </w:tc>
       </w:tr>
       <w:tr>
-        <w:trPr>
-          <w:tblCellSpacing w:w="15" w:type="dxa"/>
-        </w:trPr>
         <w:tc>
           <w:tcPr>
             <w:tcW w:w="0" w:type="auto"/>
-            <w:vAlign w:val="center"/>
             <w:hideMark/>
           </w:tcPr>
           <w:p>
+            <w:pPr>
+              <w:rPr>
+                <w:rFonts w:ascii="Times New Roman" w:hAnsi="Times New Roman" w:cs="Times New Roman"/>
+                <w:sz w:val="28"/>
+                <w:szCs w:val="28"/>
+              </w:rPr>
+            </w:pPr>
             <w:r>
+              <w:rPr>
+                <w:rFonts w:ascii="Times New Roman" w:hAnsi="Times New Roman" w:cs="Times New Roman"/>
+                <w:sz w:val="28"/>
+                <w:szCs w:val="28"/>
+              </w:rPr>
               <w:t>4–6</w:t>
             </w:r>
           </w:p>
@@ -2028,28 +4290,47 @@
         <w:tc>
           <w:tcPr>
             <w:tcW w:w="0" w:type="auto"/>
-            <w:vAlign w:val="center"/>
             <w:hideMark/>
           </w:tcPr>
           <w:p>
+            <w:pPr>
+              <w:rPr>
+                <w:rFonts w:ascii="Times New Roman" w:hAnsi="Times New Roman" w:cs="Times New Roman"/>
+                <w:sz w:val="28"/>
+                <w:szCs w:val="28"/>
+              </w:rPr>
+            </w:pPr>
             <w:r>
+              <w:rPr>
+                <w:rFonts w:ascii="Times New Roman" w:hAnsi="Times New Roman" w:cs="Times New Roman"/>
+                <w:sz w:val="28"/>
+                <w:szCs w:val="28"/>
+              </w:rPr>
               <w:t>Low Priority</w:t>
             </w:r>
           </w:p>
         </w:tc>
       </w:tr>
       <w:tr>
-        <w:trPr>
-          <w:tblCellSpacing w:w="15" w:type="dxa"/>
-        </w:trPr>
         <w:tc>
           <w:tcPr>
             <w:tcW w:w="0" w:type="auto"/>
-            <w:vAlign w:val="center"/>
             <w:hideMark/>
           </w:tcPr>
           <w:p>
+            <w:pPr>
+              <w:rPr>
+                <w:rFonts w:ascii="Times New Roman" w:hAnsi="Times New Roman" w:cs="Times New Roman"/>
+                <w:sz w:val="28"/>
+                <w:szCs w:val="28"/>
+              </w:rPr>
+            </w:pPr>
             <w:r>
+              <w:rPr>
+                <w:rFonts w:ascii="Times New Roman" w:hAnsi="Times New Roman" w:cs="Times New Roman"/>
+                <w:sz w:val="28"/>
+                <w:szCs w:val="28"/>
+              </w:rPr>
               <w:t>7–9</w:t>
             </w:r>
           </w:p>
@@ -2057,28 +4338,48 @@
         <w:tc>
           <w:tcPr>
             <w:tcW w:w="0" w:type="auto"/>
-            <w:vAlign w:val="center"/>
             <w:hideMark/>
           </w:tcPr>
           <w:p>
+            <w:pPr>
+              <w:rPr>
+                <w:rFonts w:ascii="Times New Roman" w:hAnsi="Times New Roman" w:cs="Times New Roman"/>
+                <w:sz w:val="28"/>
+                <w:szCs w:val="28"/>
+              </w:rPr>
+            </w:pPr>
             <w:r>
+              <w:rPr>
+                <w:rFonts w:ascii="Times New Roman" w:hAnsi="Times New Roman" w:cs="Times New Roman"/>
+                <w:sz w:val="28"/>
+                <w:szCs w:val="28"/>
+              </w:rPr>
               <w:t>Medium Priority</w:t>
             </w:r>
           </w:p>
         </w:tc>
       </w:tr>
       <w:tr>
-        <w:trPr>
-          <w:tblCellSpacing w:w="15" w:type="dxa"/>
-        </w:trPr>
         <w:tc>
           <w:tcPr>
             <w:tcW w:w="0" w:type="auto"/>
-            <w:vAlign w:val="center"/>
             <w:hideMark/>
           </w:tcPr>
           <w:p>
+            <w:pPr>
+              <w:rPr>
+                <w:rFonts w:ascii="Times New Roman" w:hAnsi="Times New Roman" w:cs="Times New Roman"/>
+                <w:sz w:val="28"/>
+                <w:szCs w:val="28"/>
+              </w:rPr>
+            </w:pPr>
             <w:r>
+              <w:rPr>
+                <w:rFonts w:ascii="Times New Roman" w:hAnsi="Times New Roman" w:cs="Times New Roman"/>
+                <w:sz w:val="28"/>
+                <w:szCs w:val="28"/>
+              </w:rPr>
+              <w:lastRenderedPageBreak/>
               <w:t>10–12</w:t>
             </w:r>
           </w:p>
@@ -2086,28 +4387,47 @@
         <w:tc>
           <w:tcPr>
             <w:tcW w:w="0" w:type="auto"/>
-            <w:vAlign w:val="center"/>
             <w:hideMark/>
           </w:tcPr>
           <w:p>
+            <w:pPr>
+              <w:rPr>
+                <w:rFonts w:ascii="Times New Roman" w:hAnsi="Times New Roman" w:cs="Times New Roman"/>
+                <w:sz w:val="28"/>
+                <w:szCs w:val="28"/>
+              </w:rPr>
+            </w:pPr>
             <w:r>
+              <w:rPr>
+                <w:rFonts w:ascii="Times New Roman" w:hAnsi="Times New Roman" w:cs="Times New Roman"/>
+                <w:sz w:val="28"/>
+                <w:szCs w:val="28"/>
+              </w:rPr>
               <w:t>High Priority</w:t>
             </w:r>
           </w:p>
         </w:tc>
       </w:tr>
       <w:tr>
-        <w:trPr>
-          <w:tblCellSpacing w:w="15" w:type="dxa"/>
-        </w:trPr>
         <w:tc>
           <w:tcPr>
             <w:tcW w:w="0" w:type="auto"/>
-            <w:vAlign w:val="center"/>
             <w:hideMark/>
           </w:tcPr>
           <w:p>
+            <w:pPr>
+              <w:rPr>
+                <w:rFonts w:ascii="Times New Roman" w:hAnsi="Times New Roman" w:cs="Times New Roman"/>
+                <w:sz w:val="28"/>
+                <w:szCs w:val="28"/>
+              </w:rPr>
+            </w:pPr>
             <w:r>
+              <w:rPr>
+                <w:rFonts w:ascii="Times New Roman" w:hAnsi="Times New Roman" w:cs="Times New Roman"/>
+                <w:sz w:val="28"/>
+                <w:szCs w:val="28"/>
+              </w:rPr>
               <w:t>13–15</w:t>
             </w:r>
           </w:p>
@@ -2115,11 +4435,22 @@
         <w:tc>
           <w:tcPr>
             <w:tcW w:w="0" w:type="auto"/>
-            <w:vAlign w:val="center"/>
             <w:hideMark/>
           </w:tcPr>
           <w:p>
+            <w:pPr>
+              <w:rPr>
+                <w:rFonts w:ascii="Times New Roman" w:hAnsi="Times New Roman" w:cs="Times New Roman"/>
+                <w:sz w:val="28"/>
+                <w:szCs w:val="28"/>
+              </w:rPr>
+            </w:pPr>
             <w:r>
+              <w:rPr>
+                <w:rFonts w:ascii="Times New Roman" w:hAnsi="Times New Roman" w:cs="Times New Roman"/>
+                <w:sz w:val="28"/>
+                <w:szCs w:val="28"/>
+              </w:rPr>
               <w:t>Critical</w:t>
             </w:r>
           </w:p>
@@ -2127,136 +4458,429 @@
       </w:tr>
     </w:tbl>
     <w:p>
-      <w:r>
+      <w:pPr>
+        <w:rPr>
+          <w:rFonts w:ascii="Times New Roman" w:hAnsi="Times New Roman" w:cs="Times New Roman"/>
+          <w:sz w:val="28"/>
+          <w:szCs w:val="28"/>
+        </w:rPr>
+      </w:pPr>
+      <w:r>
+        <w:rPr>
+          <w:rFonts w:ascii="Times New Roman" w:hAnsi="Times New Roman" w:cs="Times New Roman"/>
+          <w:sz w:val="28"/>
+          <w:szCs w:val="28"/>
+        </w:rPr>
         <w:t>Higher severity indicates a greater potential security risk.</w:t>
       </w:r>
     </w:p>
     <w:p>
-      <w:r>
+      <w:pPr>
+        <w:rPr>
+          <w:rFonts w:ascii="Times New Roman" w:hAnsi="Times New Roman" w:cs="Times New Roman"/>
+          <w:sz w:val="28"/>
+          <w:szCs w:val="28"/>
+        </w:rPr>
+      </w:pPr>
+      <w:r>
+        <w:rPr>
+          <w:rFonts w:ascii="Times New Roman" w:hAnsi="Times New Roman" w:cs="Times New Roman"/>
+          <w:sz w:val="28"/>
+          <w:szCs w:val="28"/>
+        </w:rPr>
         <w:pict w14:anchorId="28FF9159">
-          <v:rect id="_x0000_i1319" style="width:0;height:1.5pt" o:hralign="center" o:hrstd="t" o:hr="t" fillcolor="#a0a0a0" stroked="f"/>
+          <v:rect id="_x0000_i1049" style="width:0;height:1.5pt" o:hralign="center" o:hrstd="t" o:hr="t" fillcolor="#a0a0a0" stroked="f"/>
         </w:pict>
       </w:r>
     </w:p>
     <w:p>
       <w:pPr>
         <w:rPr>
-          <w:b/>
-          <w:bCs/>
-        </w:rPr>
-      </w:pPr>
-      <w:r>
-        <w:rPr>
-          <w:b/>
-          <w:bCs/>
+          <w:rFonts w:ascii="Times New Roman" w:hAnsi="Times New Roman" w:cs="Times New Roman"/>
+          <w:b/>
+          <w:bCs/>
+          <w:sz w:val="28"/>
+          <w:szCs w:val="28"/>
+        </w:rPr>
+      </w:pPr>
+      <w:r>
+        <w:rPr>
+          <w:rFonts w:ascii="Times New Roman" w:hAnsi="Times New Roman" w:cs="Times New Roman"/>
+          <w:b/>
+          <w:bCs/>
+          <w:sz w:val="28"/>
+          <w:szCs w:val="28"/>
         </w:rPr>
         <w:t>Severity Diagram</w:t>
       </w:r>
     </w:p>
     <w:p>
-      <w:r>
+      <w:pPr>
+        <w:rPr>
+          <w:rFonts w:ascii="Times New Roman" w:hAnsi="Times New Roman" w:cs="Times New Roman"/>
+          <w:sz w:val="28"/>
+          <w:szCs w:val="28"/>
+        </w:rPr>
+      </w:pPr>
+      <w:r>
+        <w:rPr>
+          <w:rFonts w:ascii="Times New Roman" w:hAnsi="Times New Roman" w:cs="Times New Roman"/>
+          <w:sz w:val="28"/>
+          <w:szCs w:val="28"/>
+        </w:rPr>
         <w:t>0</w:t>
       </w:r>
     </w:p>
-    <w:p/>
-    <w:p>
-      <w:r>
+    <w:p>
+      <w:pPr>
+        <w:rPr>
+          <w:rFonts w:ascii="Times New Roman" w:hAnsi="Times New Roman" w:cs="Times New Roman"/>
+          <w:sz w:val="28"/>
+          <w:szCs w:val="28"/>
+        </w:rPr>
+      </w:pPr>
+    </w:p>
+    <w:p>
+      <w:pPr>
+        <w:rPr>
+          <w:rFonts w:ascii="Times New Roman" w:hAnsi="Times New Roman" w:cs="Times New Roman"/>
+          <w:sz w:val="28"/>
+          <w:szCs w:val="28"/>
+        </w:rPr>
+      </w:pPr>
+      <w:r>
+        <w:rPr>
+          <w:rFonts w:ascii="Times New Roman" w:hAnsi="Times New Roman" w:cs="Times New Roman"/>
+          <w:sz w:val="28"/>
+          <w:szCs w:val="28"/>
+        </w:rPr>
         <w:t>↓</w:t>
       </w:r>
     </w:p>
-    <w:p/>
-    <w:p>
-      <w:r>
+    <w:p>
+      <w:pPr>
+        <w:rPr>
+          <w:rFonts w:ascii="Times New Roman" w:hAnsi="Times New Roman" w:cs="Times New Roman"/>
+          <w:sz w:val="28"/>
+          <w:szCs w:val="28"/>
+        </w:rPr>
+      </w:pPr>
+    </w:p>
+    <w:p>
+      <w:pPr>
+        <w:rPr>
+          <w:rFonts w:ascii="Times New Roman" w:hAnsi="Times New Roman" w:cs="Times New Roman"/>
+          <w:sz w:val="28"/>
+          <w:szCs w:val="28"/>
+        </w:rPr>
+      </w:pPr>
+      <w:r>
+        <w:rPr>
+          <w:rFonts w:ascii="Times New Roman" w:hAnsi="Times New Roman" w:cs="Times New Roman"/>
+          <w:sz w:val="28"/>
+          <w:szCs w:val="28"/>
+        </w:rPr>
         <w:t>Information</w:t>
       </w:r>
     </w:p>
-    <w:p/>
-    <w:p>
-      <w:r>
+    <w:p>
+      <w:pPr>
+        <w:rPr>
+          <w:rFonts w:ascii="Times New Roman" w:hAnsi="Times New Roman" w:cs="Times New Roman"/>
+          <w:sz w:val="28"/>
+          <w:szCs w:val="28"/>
+        </w:rPr>
+      </w:pPr>
+    </w:p>
+    <w:p>
+      <w:pPr>
+        <w:rPr>
+          <w:rFonts w:ascii="Times New Roman" w:hAnsi="Times New Roman" w:cs="Times New Roman"/>
+          <w:sz w:val="28"/>
+          <w:szCs w:val="28"/>
+        </w:rPr>
+      </w:pPr>
+      <w:r>
+        <w:rPr>
+          <w:rFonts w:ascii="Times New Roman" w:hAnsi="Times New Roman" w:cs="Times New Roman"/>
+          <w:sz w:val="28"/>
+          <w:szCs w:val="28"/>
+        </w:rPr>
         <w:t>↓</w:t>
       </w:r>
     </w:p>
-    <w:p/>
-    <w:p>
-      <w:r>
+    <w:p>
+      <w:pPr>
+        <w:rPr>
+          <w:rFonts w:ascii="Times New Roman" w:hAnsi="Times New Roman" w:cs="Times New Roman"/>
+          <w:sz w:val="28"/>
+          <w:szCs w:val="28"/>
+        </w:rPr>
+      </w:pPr>
+    </w:p>
+    <w:p>
+      <w:pPr>
+        <w:rPr>
+          <w:rFonts w:ascii="Times New Roman" w:hAnsi="Times New Roman" w:cs="Times New Roman"/>
+          <w:sz w:val="28"/>
+          <w:szCs w:val="28"/>
+        </w:rPr>
+      </w:pPr>
+      <w:r>
+        <w:rPr>
+          <w:rFonts w:ascii="Times New Roman" w:hAnsi="Times New Roman" w:cs="Times New Roman"/>
+          <w:sz w:val="28"/>
+          <w:szCs w:val="28"/>
+        </w:rPr>
         <w:t>Low</w:t>
       </w:r>
     </w:p>
-    <w:p/>
-    <w:p>
-      <w:r>
+    <w:p>
+      <w:pPr>
+        <w:rPr>
+          <w:rFonts w:ascii="Times New Roman" w:hAnsi="Times New Roman" w:cs="Times New Roman"/>
+          <w:sz w:val="28"/>
+          <w:szCs w:val="28"/>
+        </w:rPr>
+      </w:pPr>
+    </w:p>
+    <w:p>
+      <w:pPr>
+        <w:rPr>
+          <w:rFonts w:ascii="Times New Roman" w:hAnsi="Times New Roman" w:cs="Times New Roman"/>
+          <w:sz w:val="28"/>
+          <w:szCs w:val="28"/>
+        </w:rPr>
+      </w:pPr>
+      <w:r>
+        <w:rPr>
+          <w:rFonts w:ascii="Times New Roman" w:hAnsi="Times New Roman" w:cs="Times New Roman"/>
+          <w:sz w:val="28"/>
+          <w:szCs w:val="28"/>
+        </w:rPr>
         <w:t>↓</w:t>
       </w:r>
     </w:p>
-    <w:p/>
-    <w:p>
-      <w:r>
+    <w:p>
+      <w:pPr>
+        <w:rPr>
+          <w:rFonts w:ascii="Times New Roman" w:hAnsi="Times New Roman" w:cs="Times New Roman"/>
+          <w:sz w:val="28"/>
+          <w:szCs w:val="28"/>
+        </w:rPr>
+      </w:pPr>
+    </w:p>
+    <w:p>
+      <w:pPr>
+        <w:rPr>
+          <w:rFonts w:ascii="Times New Roman" w:hAnsi="Times New Roman" w:cs="Times New Roman"/>
+          <w:sz w:val="28"/>
+          <w:szCs w:val="28"/>
+        </w:rPr>
+      </w:pPr>
+      <w:r>
+        <w:rPr>
+          <w:rFonts w:ascii="Times New Roman" w:hAnsi="Times New Roman" w:cs="Times New Roman"/>
+          <w:sz w:val="28"/>
+          <w:szCs w:val="28"/>
+        </w:rPr>
         <w:t>Medium</w:t>
       </w:r>
     </w:p>
-    <w:p/>
-    <w:p>
-      <w:r>
+    <w:p>
+      <w:pPr>
+        <w:rPr>
+          <w:rFonts w:ascii="Times New Roman" w:hAnsi="Times New Roman" w:cs="Times New Roman"/>
+          <w:sz w:val="28"/>
+          <w:szCs w:val="28"/>
+        </w:rPr>
+      </w:pPr>
+    </w:p>
+    <w:p>
+      <w:pPr>
+        <w:rPr>
+          <w:rFonts w:ascii="Times New Roman" w:hAnsi="Times New Roman" w:cs="Times New Roman"/>
+          <w:sz w:val="28"/>
+          <w:szCs w:val="28"/>
+        </w:rPr>
+      </w:pPr>
+      <w:r>
+        <w:rPr>
+          <w:rFonts w:ascii="Times New Roman" w:hAnsi="Times New Roman" w:cs="Times New Roman"/>
+          <w:sz w:val="28"/>
+          <w:szCs w:val="28"/>
+        </w:rPr>
         <w:t>↓</w:t>
       </w:r>
     </w:p>
-    <w:p/>
-    <w:p>
-      <w:r>
+    <w:p>
+      <w:pPr>
+        <w:rPr>
+          <w:rFonts w:ascii="Times New Roman" w:hAnsi="Times New Roman" w:cs="Times New Roman"/>
+          <w:sz w:val="28"/>
+          <w:szCs w:val="28"/>
+        </w:rPr>
+      </w:pPr>
+    </w:p>
+    <w:p>
+      <w:pPr>
+        <w:rPr>
+          <w:rFonts w:ascii="Times New Roman" w:hAnsi="Times New Roman" w:cs="Times New Roman"/>
+          <w:sz w:val="28"/>
+          <w:szCs w:val="28"/>
+        </w:rPr>
+      </w:pPr>
+      <w:r>
+        <w:rPr>
+          <w:rFonts w:ascii="Times New Roman" w:hAnsi="Times New Roman" w:cs="Times New Roman"/>
+          <w:sz w:val="28"/>
+          <w:szCs w:val="28"/>
+        </w:rPr>
         <w:t>High</w:t>
       </w:r>
     </w:p>
-    <w:p/>
-    <w:p>
-      <w:r>
+    <w:p>
+      <w:pPr>
+        <w:rPr>
+          <w:rFonts w:ascii="Times New Roman" w:hAnsi="Times New Roman" w:cs="Times New Roman"/>
+          <w:sz w:val="28"/>
+          <w:szCs w:val="28"/>
+        </w:rPr>
+      </w:pPr>
+    </w:p>
+    <w:p>
+      <w:pPr>
+        <w:rPr>
+          <w:rFonts w:ascii="Times New Roman" w:hAnsi="Times New Roman" w:cs="Times New Roman"/>
+          <w:sz w:val="28"/>
+          <w:szCs w:val="28"/>
+        </w:rPr>
+      </w:pPr>
+      <w:r>
+        <w:rPr>
+          <w:rFonts w:ascii="Times New Roman" w:hAnsi="Times New Roman" w:cs="Times New Roman"/>
+          <w:sz w:val="28"/>
+          <w:szCs w:val="28"/>
+        </w:rPr>
         <w:t>↓</w:t>
       </w:r>
     </w:p>
-    <w:p/>
-    <w:p>
-      <w:r>
+    <w:p>
+      <w:pPr>
+        <w:rPr>
+          <w:rFonts w:ascii="Times New Roman" w:hAnsi="Times New Roman" w:cs="Times New Roman"/>
+          <w:sz w:val="28"/>
+          <w:szCs w:val="28"/>
+        </w:rPr>
+      </w:pPr>
+    </w:p>
+    <w:p>
+      <w:pPr>
+        <w:rPr>
+          <w:rFonts w:ascii="Times New Roman" w:hAnsi="Times New Roman" w:cs="Times New Roman"/>
+          <w:sz w:val="28"/>
+          <w:szCs w:val="28"/>
+        </w:rPr>
+      </w:pPr>
+      <w:r>
+        <w:rPr>
+          <w:rFonts w:ascii="Times New Roman" w:hAnsi="Times New Roman" w:cs="Times New Roman"/>
+          <w:sz w:val="28"/>
+          <w:szCs w:val="28"/>
+        </w:rPr>
+        <w:lastRenderedPageBreak/>
         <w:t>Critical (15)</w:t>
       </w:r>
     </w:p>
     <w:p>
-      <w:r>
+      <w:pPr>
+        <w:rPr>
+          <w:rFonts w:ascii="Times New Roman" w:hAnsi="Times New Roman" w:cs="Times New Roman"/>
+          <w:sz w:val="28"/>
+          <w:szCs w:val="28"/>
+        </w:rPr>
+      </w:pPr>
+      <w:r>
+        <w:rPr>
+          <w:rFonts w:ascii="Times New Roman" w:hAnsi="Times New Roman" w:cs="Times New Roman"/>
+          <w:sz w:val="28"/>
+          <w:szCs w:val="28"/>
+        </w:rPr>
         <w:pict w14:anchorId="6F77C797">
-          <v:rect id="_x0000_i1320" style="width:0;height:1.5pt" o:hralign="center" o:hrstd="t" o:hr="t" fillcolor="#a0a0a0" stroked="f"/>
+          <v:rect id="_x0000_i1050" style="width:0;height:1.5pt" o:hralign="center" o:hrstd="t" o:hr="t" fillcolor="#a0a0a0" stroked="f"/>
         </w:pict>
       </w:r>
     </w:p>
     <w:p>
       <w:pPr>
         <w:rPr>
-          <w:b/>
-          <w:bCs/>
-        </w:rPr>
-      </w:pPr>
-      <w:r>
-        <w:rPr>
-          <w:b/>
-          <w:bCs/>
+          <w:rFonts w:ascii="Times New Roman" w:hAnsi="Times New Roman" w:cs="Times New Roman"/>
+          <w:b/>
+          <w:bCs/>
+          <w:sz w:val="28"/>
+          <w:szCs w:val="28"/>
+        </w:rPr>
+      </w:pPr>
+      <w:r>
+        <w:rPr>
+          <w:rFonts w:ascii="Times New Roman" w:hAnsi="Times New Roman" w:cs="Times New Roman"/>
+          <w:b/>
+          <w:bCs/>
+          <w:sz w:val="28"/>
+          <w:szCs w:val="28"/>
         </w:rPr>
         <w:t>5.11 Agent Management</w:t>
       </w:r>
     </w:p>
     <w:p>
-      <w:r>
+      <w:pPr>
+        <w:rPr>
+          <w:rFonts w:ascii="Times New Roman" w:hAnsi="Times New Roman" w:cs="Times New Roman"/>
+          <w:sz w:val="28"/>
+          <w:szCs w:val="28"/>
+        </w:rPr>
+      </w:pPr>
+      <w:r>
+        <w:rPr>
+          <w:rFonts w:ascii="Times New Roman" w:hAnsi="Times New Roman" w:cs="Times New Roman"/>
+          <w:sz w:val="28"/>
+          <w:szCs w:val="28"/>
+        </w:rPr>
         <w:t xml:space="preserve">The </w:t>
       </w:r>
       <w:r>
         <w:rPr>
-          <w:b/>
-          <w:bCs/>
+          <w:rFonts w:ascii="Times New Roman" w:hAnsi="Times New Roman" w:cs="Times New Roman"/>
+          <w:b/>
+          <w:bCs/>
+          <w:sz w:val="28"/>
+          <w:szCs w:val="28"/>
         </w:rPr>
         <w:t>Agents</w:t>
       </w:r>
       <w:r>
+        <w:rPr>
+          <w:rFonts w:ascii="Times New Roman" w:hAnsi="Times New Roman" w:cs="Times New Roman"/>
+          <w:sz w:val="28"/>
+          <w:szCs w:val="28"/>
+        </w:rPr>
         <w:t xml:space="preserve"> section displays all registered endpoints.</w:t>
       </w:r>
     </w:p>
     <w:p>
-      <w:r>
+      <w:pPr>
+        <w:rPr>
+          <w:rFonts w:ascii="Times New Roman" w:hAnsi="Times New Roman" w:cs="Times New Roman"/>
+          <w:sz w:val="28"/>
+          <w:szCs w:val="28"/>
+        </w:rPr>
+      </w:pPr>
+      <w:r>
+        <w:rPr>
+          <w:rFonts w:ascii="Times New Roman" w:hAnsi="Times New Roman" w:cs="Times New Roman"/>
+          <w:sz w:val="28"/>
+          <w:szCs w:val="28"/>
+        </w:rPr>
         <w:t>Information includes:</w:t>
       </w:r>
     </w:p>
@@ -2266,8 +4890,18 @@
           <w:ilvl w:val="0"/>
           <w:numId w:val="8"/>
         </w:numPr>
-      </w:pPr>
-      <w:r>
+        <w:rPr>
+          <w:rFonts w:ascii="Times New Roman" w:hAnsi="Times New Roman" w:cs="Times New Roman"/>
+          <w:sz w:val="28"/>
+          <w:szCs w:val="28"/>
+        </w:rPr>
+      </w:pPr>
+      <w:r>
+        <w:rPr>
+          <w:rFonts w:ascii="Times New Roman" w:hAnsi="Times New Roman" w:cs="Times New Roman"/>
+          <w:sz w:val="28"/>
+          <w:szCs w:val="28"/>
+        </w:rPr>
         <w:t>Agent Name</w:t>
       </w:r>
     </w:p>
@@ -2277,8 +4911,18 @@
           <w:ilvl w:val="0"/>
           <w:numId w:val="8"/>
         </w:numPr>
-      </w:pPr>
-      <w:r>
+        <w:rPr>
+          <w:rFonts w:ascii="Times New Roman" w:hAnsi="Times New Roman" w:cs="Times New Roman"/>
+          <w:sz w:val="28"/>
+          <w:szCs w:val="28"/>
+        </w:rPr>
+      </w:pPr>
+      <w:r>
+        <w:rPr>
+          <w:rFonts w:ascii="Times New Roman" w:hAnsi="Times New Roman" w:cs="Times New Roman"/>
+          <w:sz w:val="28"/>
+          <w:szCs w:val="28"/>
+        </w:rPr>
         <w:t>IP Address</w:t>
       </w:r>
     </w:p>
@@ -2288,8 +4932,18 @@
           <w:ilvl w:val="0"/>
           <w:numId w:val="8"/>
         </w:numPr>
-      </w:pPr>
-      <w:r>
+        <w:rPr>
+          <w:rFonts w:ascii="Times New Roman" w:hAnsi="Times New Roman" w:cs="Times New Roman"/>
+          <w:sz w:val="28"/>
+          <w:szCs w:val="28"/>
+        </w:rPr>
+      </w:pPr>
+      <w:r>
+        <w:rPr>
+          <w:rFonts w:ascii="Times New Roman" w:hAnsi="Times New Roman" w:cs="Times New Roman"/>
+          <w:sz w:val="28"/>
+          <w:szCs w:val="28"/>
+        </w:rPr>
         <w:t>Operating System</w:t>
       </w:r>
     </w:p>
@@ -2299,8 +4953,18 @@
           <w:ilvl w:val="0"/>
           <w:numId w:val="8"/>
         </w:numPr>
-      </w:pPr>
-      <w:r>
+        <w:rPr>
+          <w:rFonts w:ascii="Times New Roman" w:hAnsi="Times New Roman" w:cs="Times New Roman"/>
+          <w:sz w:val="28"/>
+          <w:szCs w:val="28"/>
+        </w:rPr>
+      </w:pPr>
+      <w:r>
+        <w:rPr>
+          <w:rFonts w:ascii="Times New Roman" w:hAnsi="Times New Roman" w:cs="Times New Roman"/>
+          <w:sz w:val="28"/>
+          <w:szCs w:val="28"/>
+        </w:rPr>
         <w:t>Status</w:t>
       </w:r>
     </w:p>
@@ -2310,8 +4974,18 @@
           <w:ilvl w:val="0"/>
           <w:numId w:val="8"/>
         </w:numPr>
-      </w:pPr>
-      <w:r>
+        <w:rPr>
+          <w:rFonts w:ascii="Times New Roman" w:hAnsi="Times New Roman" w:cs="Times New Roman"/>
+          <w:sz w:val="28"/>
+          <w:szCs w:val="28"/>
+        </w:rPr>
+      </w:pPr>
+      <w:r>
+        <w:rPr>
+          <w:rFonts w:ascii="Times New Roman" w:hAnsi="Times New Roman" w:cs="Times New Roman"/>
+          <w:sz w:val="28"/>
+          <w:szCs w:val="28"/>
+        </w:rPr>
         <w:t>Version</w:t>
       </w:r>
     </w:p>
@@ -2321,134 +4995,356 @@
           <w:ilvl w:val="0"/>
           <w:numId w:val="8"/>
         </w:numPr>
-      </w:pPr>
-      <w:r>
+        <w:rPr>
+          <w:rFonts w:ascii="Times New Roman" w:hAnsi="Times New Roman" w:cs="Times New Roman"/>
+          <w:sz w:val="28"/>
+          <w:szCs w:val="28"/>
+        </w:rPr>
+      </w:pPr>
+      <w:r>
+        <w:rPr>
+          <w:rFonts w:ascii="Times New Roman" w:hAnsi="Times New Roman" w:cs="Times New Roman"/>
+          <w:sz w:val="28"/>
+          <w:szCs w:val="28"/>
+        </w:rPr>
         <w:t>Last Keepalive</w:t>
       </w:r>
     </w:p>
     <w:p>
-      <w:r>
+      <w:pPr>
+        <w:rPr>
+          <w:rFonts w:ascii="Times New Roman" w:hAnsi="Times New Roman" w:cs="Times New Roman"/>
+          <w:sz w:val="28"/>
+          <w:szCs w:val="28"/>
+        </w:rPr>
+      </w:pPr>
+      <w:r>
+        <w:rPr>
+          <w:rFonts w:ascii="Times New Roman" w:hAnsi="Times New Roman" w:cs="Times New Roman"/>
+          <w:sz w:val="28"/>
+          <w:szCs w:val="28"/>
+        </w:rPr>
         <w:pict w14:anchorId="6130D7E6">
-          <v:rect id="_x0000_i1321" style="width:0;height:1.5pt" o:hralign="center" o:hrstd="t" o:hr="t" fillcolor="#a0a0a0" stroked="f"/>
+          <v:rect id="_x0000_i1051" style="width:0;height:1.5pt" o:hralign="center" o:hrstd="t" o:hr="t" fillcolor="#a0a0a0" stroked="f"/>
         </w:pict>
       </w:r>
     </w:p>
     <w:p>
       <w:pPr>
         <w:rPr>
-          <w:b/>
-          <w:bCs/>
-        </w:rPr>
-      </w:pPr>
-      <w:r>
-        <w:rPr>
-          <w:b/>
-          <w:bCs/>
+          <w:rFonts w:ascii="Times New Roman" w:hAnsi="Times New Roman" w:cs="Times New Roman"/>
+          <w:b/>
+          <w:bCs/>
+          <w:sz w:val="28"/>
+          <w:szCs w:val="28"/>
+        </w:rPr>
+      </w:pPr>
+      <w:r>
+        <w:rPr>
+          <w:rFonts w:ascii="Times New Roman" w:hAnsi="Times New Roman" w:cs="Times New Roman"/>
+          <w:b/>
+          <w:bCs/>
+          <w:sz w:val="28"/>
+          <w:szCs w:val="28"/>
         </w:rPr>
         <w:t>Example</w:t>
       </w:r>
     </w:p>
     <w:p>
-      <w:r>
+      <w:pPr>
+        <w:rPr>
+          <w:rFonts w:ascii="Times New Roman" w:hAnsi="Times New Roman" w:cs="Times New Roman"/>
+          <w:sz w:val="28"/>
+          <w:szCs w:val="28"/>
+        </w:rPr>
+      </w:pPr>
+      <w:r>
+        <w:rPr>
+          <w:rFonts w:ascii="Times New Roman" w:hAnsi="Times New Roman" w:cs="Times New Roman"/>
+          <w:sz w:val="28"/>
+          <w:szCs w:val="28"/>
+        </w:rPr>
+        <w:t>Windows-11</w:t>
+      </w:r>
+    </w:p>
+    <w:p>
+      <w:pPr>
+        <w:rPr>
+          <w:rFonts w:ascii="Times New Roman" w:hAnsi="Times New Roman" w:cs="Times New Roman"/>
+          <w:sz w:val="28"/>
+          <w:szCs w:val="28"/>
+        </w:rPr>
+      </w:pPr>
+    </w:p>
+    <w:p>
+      <w:pPr>
+        <w:rPr>
+          <w:rFonts w:ascii="Times New Roman" w:hAnsi="Times New Roman" w:cs="Times New Roman"/>
+          <w:sz w:val="28"/>
+          <w:szCs w:val="28"/>
+        </w:rPr>
+      </w:pPr>
+      <w:r>
+        <w:rPr>
+          <w:rFonts w:ascii="Times New Roman" w:hAnsi="Times New Roman" w:cs="Times New Roman"/>
+          <w:sz w:val="28"/>
+          <w:szCs w:val="28"/>
+        </w:rPr>
+        <w:t>Active</w:t>
+      </w:r>
+    </w:p>
+    <w:p>
+      <w:pPr>
+        <w:rPr>
+          <w:rFonts w:ascii="Times New Roman" w:hAnsi="Times New Roman" w:cs="Times New Roman"/>
+          <w:sz w:val="28"/>
+          <w:szCs w:val="28"/>
+        </w:rPr>
+      </w:pPr>
+    </w:p>
+    <w:p>
+      <w:pPr>
+        <w:rPr>
+          <w:rFonts w:ascii="Times New Roman" w:hAnsi="Times New Roman" w:cs="Times New Roman"/>
+          <w:sz w:val="28"/>
+          <w:szCs w:val="28"/>
+        </w:rPr>
+      </w:pPr>
+      <w:r>
+        <w:rPr>
+          <w:rFonts w:ascii="Times New Roman" w:hAnsi="Times New Roman" w:cs="Times New Roman"/>
+          <w:sz w:val="28"/>
+          <w:szCs w:val="28"/>
+        </w:rPr>
+        <w:t>Ubuntu-Server</w:t>
+      </w:r>
+    </w:p>
+    <w:p>
+      <w:pPr>
+        <w:rPr>
+          <w:rFonts w:ascii="Times New Roman" w:hAnsi="Times New Roman" w:cs="Times New Roman"/>
+          <w:sz w:val="28"/>
+          <w:szCs w:val="28"/>
+        </w:rPr>
+      </w:pPr>
+    </w:p>
+    <w:p>
+      <w:pPr>
+        <w:rPr>
+          <w:rFonts w:ascii="Times New Roman" w:hAnsi="Times New Roman" w:cs="Times New Roman"/>
+          <w:sz w:val="28"/>
+          <w:szCs w:val="28"/>
+        </w:rPr>
+      </w:pPr>
+      <w:r>
+        <w:rPr>
+          <w:rFonts w:ascii="Times New Roman" w:hAnsi="Times New Roman" w:cs="Times New Roman"/>
+          <w:sz w:val="28"/>
+          <w:szCs w:val="28"/>
+        </w:rPr>
+        <w:t>Active</w:t>
+      </w:r>
+    </w:p>
+    <w:p>
+      <w:pPr>
+        <w:rPr>
+          <w:rFonts w:ascii="Times New Roman" w:hAnsi="Times New Roman" w:cs="Times New Roman"/>
+          <w:sz w:val="28"/>
+          <w:szCs w:val="28"/>
+        </w:rPr>
+      </w:pPr>
+    </w:p>
+    <w:p>
+      <w:pPr>
+        <w:rPr>
+          <w:rFonts w:ascii="Times New Roman" w:hAnsi="Times New Roman" w:cs="Times New Roman"/>
+          <w:sz w:val="28"/>
+          <w:szCs w:val="28"/>
+        </w:rPr>
+      </w:pPr>
+      <w:r>
+        <w:rPr>
+          <w:rFonts w:ascii="Times New Roman" w:hAnsi="Times New Roman" w:cs="Times New Roman"/>
+          <w:sz w:val="28"/>
+          <w:szCs w:val="28"/>
+        </w:rPr>
+        <w:t>Kali-Linux</w:t>
+      </w:r>
+    </w:p>
+    <w:p>
+      <w:pPr>
+        <w:rPr>
+          <w:rFonts w:ascii="Times New Roman" w:hAnsi="Times New Roman" w:cs="Times New Roman"/>
+          <w:sz w:val="28"/>
+          <w:szCs w:val="28"/>
+        </w:rPr>
+      </w:pPr>
+    </w:p>
+    <w:p>
+      <w:pPr>
+        <w:rPr>
+          <w:rFonts w:ascii="Times New Roman" w:hAnsi="Times New Roman" w:cs="Times New Roman"/>
+          <w:sz w:val="28"/>
+          <w:szCs w:val="28"/>
+        </w:rPr>
+      </w:pPr>
+      <w:r>
+        <w:rPr>
+          <w:rFonts w:ascii="Times New Roman" w:hAnsi="Times New Roman" w:cs="Times New Roman"/>
+          <w:sz w:val="28"/>
+          <w:szCs w:val="28"/>
+        </w:rPr>
+        <w:t>Disconnected</w:t>
+      </w:r>
+    </w:p>
+    <w:p>
+      <w:pPr>
+        <w:rPr>
+          <w:rFonts w:ascii="Times New Roman" w:hAnsi="Times New Roman" w:cs="Times New Roman"/>
+          <w:sz w:val="28"/>
+          <w:szCs w:val="28"/>
+        </w:rPr>
+      </w:pPr>
+      <w:r>
+        <w:rPr>
+          <w:rFonts w:ascii="Times New Roman" w:hAnsi="Times New Roman" w:cs="Times New Roman"/>
+          <w:sz w:val="28"/>
+          <w:szCs w:val="28"/>
+        </w:rPr>
         <w:lastRenderedPageBreak/>
-        <w:t>Windows-11</w:t>
-      </w:r>
-    </w:p>
-    <w:p/>
-    <w:p>
-      <w:r>
-        <w:t>Active</w:t>
-      </w:r>
-    </w:p>
-    <w:p/>
-    <w:p>
-      <w:r>
-        <w:t>Ubuntu-Server</w:t>
-      </w:r>
-    </w:p>
-    <w:p/>
-    <w:p>
-      <w:r>
-        <w:t>Active</w:t>
-      </w:r>
-    </w:p>
-    <w:p/>
-    <w:p>
-      <w:r>
-        <w:t>Kali-Linux</w:t>
-      </w:r>
-    </w:p>
-    <w:p/>
-    <w:p>
-      <w:r>
-        <w:t>Disconnected</w:t>
-      </w:r>
-    </w:p>
-    <w:p>
-      <w:r>
         <w:pict w14:anchorId="29D79010">
-          <v:rect id="_x0000_i1322" style="width:0;height:1.5pt" o:hralign="center" o:hrstd="t" o:hr="t" fillcolor="#a0a0a0" stroked="f"/>
+          <v:rect id="_x0000_i1052" style="width:0;height:1.5pt" o:hralign="center" o:hrstd="t" o:hr="t" fillcolor="#a0a0a0" stroked="f"/>
         </w:pict>
       </w:r>
     </w:p>
     <w:p>
       <w:pPr>
         <w:rPr>
-          <w:b/>
-          <w:bCs/>
-        </w:rPr>
-      </w:pPr>
-      <w:r>
-        <w:rPr>
-          <w:b/>
-          <w:bCs/>
+          <w:rFonts w:ascii="Times New Roman" w:hAnsi="Times New Roman" w:cs="Times New Roman"/>
+          <w:b/>
+          <w:bCs/>
+          <w:sz w:val="28"/>
+          <w:szCs w:val="28"/>
+        </w:rPr>
+      </w:pPr>
+      <w:r>
+        <w:rPr>
+          <w:rFonts w:ascii="Times New Roman" w:hAnsi="Times New Roman" w:cs="Times New Roman"/>
+          <w:b/>
+          <w:bCs/>
+          <w:sz w:val="28"/>
+          <w:szCs w:val="28"/>
         </w:rPr>
         <w:t>Screenshot Placeholder</w:t>
       </w:r>
     </w:p>
     <w:p>
-      <w:r>
-        <w:rPr>
-          <w:b/>
-          <w:bCs/>
+      <w:pPr>
+        <w:rPr>
+          <w:rFonts w:ascii="Times New Roman" w:hAnsi="Times New Roman" w:cs="Times New Roman"/>
+          <w:sz w:val="28"/>
+          <w:szCs w:val="28"/>
+        </w:rPr>
+      </w:pPr>
+      <w:r>
+        <w:rPr>
+          <w:rFonts w:ascii="Times New Roman" w:hAnsi="Times New Roman" w:cs="Times New Roman"/>
+          <w:b/>
+          <w:bCs/>
+          <w:sz w:val="28"/>
+          <w:szCs w:val="28"/>
         </w:rPr>
         <w:t>[Screenshot Here – Agents Page]</w:t>
       </w:r>
     </w:p>
     <w:p>
-      <w:r>
+      <w:pPr>
+        <w:rPr>
+          <w:rFonts w:ascii="Times New Roman" w:hAnsi="Times New Roman" w:cs="Times New Roman"/>
+          <w:sz w:val="28"/>
+          <w:szCs w:val="28"/>
+        </w:rPr>
+      </w:pPr>
+      <w:r>
+        <w:rPr>
+          <w:rFonts w:ascii="Times New Roman" w:hAnsi="Times New Roman" w:cs="Times New Roman"/>
+          <w:sz w:val="28"/>
+          <w:szCs w:val="28"/>
+        </w:rPr>
         <w:pict w14:anchorId="4DBE72CE">
-          <v:rect id="_x0000_i1323" style="width:0;height:1.5pt" o:hralign="center" o:hrstd="t" o:hr="t" fillcolor="#a0a0a0" stroked="f"/>
+          <v:rect id="_x0000_i1053" style="width:0;height:1.5pt" o:hralign="center" o:hrstd="t" o:hr="t" fillcolor="#a0a0a0" stroked="f"/>
         </w:pict>
       </w:r>
     </w:p>
     <w:p>
       <w:pPr>
         <w:rPr>
-          <w:b/>
-          <w:bCs/>
-        </w:rPr>
-      </w:pPr>
-      <w:r>
-        <w:rPr>
-          <w:b/>
-          <w:bCs/>
+          <w:rFonts w:ascii="Times New Roman" w:hAnsi="Times New Roman" w:cs="Times New Roman"/>
+          <w:b/>
+          <w:bCs/>
+          <w:sz w:val="28"/>
+          <w:szCs w:val="28"/>
+        </w:rPr>
+      </w:pPr>
+      <w:r>
+        <w:rPr>
+          <w:rFonts w:ascii="Times New Roman" w:hAnsi="Times New Roman" w:cs="Times New Roman"/>
+          <w:b/>
+          <w:bCs/>
+          <w:sz w:val="28"/>
+          <w:szCs w:val="28"/>
         </w:rPr>
         <w:t>5.12 Searching Security Events</w:t>
       </w:r>
     </w:p>
     <w:p>
-      <w:r>
+      <w:pPr>
+        <w:rPr>
+          <w:rFonts w:ascii="Times New Roman" w:hAnsi="Times New Roman" w:cs="Times New Roman"/>
+          <w:sz w:val="28"/>
+          <w:szCs w:val="28"/>
+        </w:rPr>
+      </w:pPr>
+      <w:r>
+        <w:rPr>
+          <w:rFonts w:ascii="Times New Roman" w:hAnsi="Times New Roman" w:cs="Times New Roman"/>
+          <w:sz w:val="28"/>
+          <w:szCs w:val="28"/>
+        </w:rPr>
         <w:t>The Dashboard allows analysts to search millions of events quickly.</w:t>
       </w:r>
     </w:p>
     <w:p>
-      <w:r>
+      <w:pPr>
+        <w:rPr>
+          <w:rFonts w:ascii="Times New Roman" w:hAnsi="Times New Roman" w:cs="Times New Roman"/>
+          <w:sz w:val="28"/>
+          <w:szCs w:val="28"/>
+        </w:rPr>
+      </w:pPr>
+      <w:r>
+        <w:rPr>
+          <w:rFonts w:ascii="Times New Roman" w:hAnsi="Times New Roman" w:cs="Times New Roman"/>
+          <w:sz w:val="28"/>
+          <w:szCs w:val="28"/>
+        </w:rPr>
         <w:t>Examples:</w:t>
       </w:r>
     </w:p>
     <w:p>
-      <w:r>
+      <w:pPr>
+        <w:rPr>
+          <w:rFonts w:ascii="Times New Roman" w:hAnsi="Times New Roman" w:cs="Times New Roman"/>
+          <w:sz w:val="28"/>
+          <w:szCs w:val="28"/>
+        </w:rPr>
+      </w:pPr>
+      <w:r>
+        <w:rPr>
+          <w:rFonts w:ascii="Times New Roman" w:hAnsi="Times New Roman" w:cs="Times New Roman"/>
+          <w:sz w:val="28"/>
+          <w:szCs w:val="28"/>
+        </w:rPr>
         <w:t>Search by:</w:t>
       </w:r>
     </w:p>
@@ -2458,8 +5354,18 @@
           <w:ilvl w:val="0"/>
           <w:numId w:val="9"/>
         </w:numPr>
-      </w:pPr>
-      <w:r>
+        <w:rPr>
+          <w:rFonts w:ascii="Times New Roman" w:hAnsi="Times New Roman" w:cs="Times New Roman"/>
+          <w:sz w:val="28"/>
+          <w:szCs w:val="28"/>
+        </w:rPr>
+      </w:pPr>
+      <w:r>
+        <w:rPr>
+          <w:rFonts w:ascii="Times New Roman" w:hAnsi="Times New Roman" w:cs="Times New Roman"/>
+          <w:sz w:val="28"/>
+          <w:szCs w:val="28"/>
+        </w:rPr>
         <w:t>Username</w:t>
       </w:r>
     </w:p>
@@ -2469,8 +5375,18 @@
           <w:ilvl w:val="0"/>
           <w:numId w:val="9"/>
         </w:numPr>
-      </w:pPr>
-      <w:r>
+        <w:rPr>
+          <w:rFonts w:ascii="Times New Roman" w:hAnsi="Times New Roman" w:cs="Times New Roman"/>
+          <w:sz w:val="28"/>
+          <w:szCs w:val="28"/>
+        </w:rPr>
+      </w:pPr>
+      <w:r>
+        <w:rPr>
+          <w:rFonts w:ascii="Times New Roman" w:hAnsi="Times New Roman" w:cs="Times New Roman"/>
+          <w:sz w:val="28"/>
+          <w:szCs w:val="28"/>
+        </w:rPr>
         <w:t>IP Address</w:t>
       </w:r>
     </w:p>
@@ -2480,8 +5396,18 @@
           <w:ilvl w:val="0"/>
           <w:numId w:val="9"/>
         </w:numPr>
-      </w:pPr>
-      <w:r>
+        <w:rPr>
+          <w:rFonts w:ascii="Times New Roman" w:hAnsi="Times New Roman" w:cs="Times New Roman"/>
+          <w:sz w:val="28"/>
+          <w:szCs w:val="28"/>
+        </w:rPr>
+      </w:pPr>
+      <w:r>
+        <w:rPr>
+          <w:rFonts w:ascii="Times New Roman" w:hAnsi="Times New Roman" w:cs="Times New Roman"/>
+          <w:sz w:val="28"/>
+          <w:szCs w:val="28"/>
+        </w:rPr>
         <w:t>Rule ID</w:t>
       </w:r>
     </w:p>
@@ -2491,8 +5417,18 @@
           <w:ilvl w:val="0"/>
           <w:numId w:val="9"/>
         </w:numPr>
-      </w:pPr>
-      <w:r>
+        <w:rPr>
+          <w:rFonts w:ascii="Times New Roman" w:hAnsi="Times New Roman" w:cs="Times New Roman"/>
+          <w:sz w:val="28"/>
+          <w:szCs w:val="28"/>
+        </w:rPr>
+      </w:pPr>
+      <w:r>
+        <w:rPr>
+          <w:rFonts w:ascii="Times New Roman" w:hAnsi="Times New Roman" w:cs="Times New Roman"/>
+          <w:sz w:val="28"/>
+          <w:szCs w:val="28"/>
+        </w:rPr>
         <w:t>File Name</w:t>
       </w:r>
     </w:p>
@@ -2502,8 +5438,18 @@
           <w:ilvl w:val="0"/>
           <w:numId w:val="9"/>
         </w:numPr>
-      </w:pPr>
-      <w:r>
+        <w:rPr>
+          <w:rFonts w:ascii="Times New Roman" w:hAnsi="Times New Roman" w:cs="Times New Roman"/>
+          <w:sz w:val="28"/>
+          <w:szCs w:val="28"/>
+        </w:rPr>
+      </w:pPr>
+      <w:r>
+        <w:rPr>
+          <w:rFonts w:ascii="Times New Roman" w:hAnsi="Times New Roman" w:cs="Times New Roman"/>
+          <w:sz w:val="28"/>
+          <w:szCs w:val="28"/>
+        </w:rPr>
         <w:t>Agent Name</w:t>
       </w:r>
     </w:p>
@@ -2513,124 +5459,294 @@
           <w:ilvl w:val="0"/>
           <w:numId w:val="9"/>
         </w:numPr>
-      </w:pPr>
-      <w:r>
+        <w:rPr>
+          <w:rFonts w:ascii="Times New Roman" w:hAnsi="Times New Roman" w:cs="Times New Roman"/>
+          <w:sz w:val="28"/>
+          <w:szCs w:val="28"/>
+        </w:rPr>
+      </w:pPr>
+      <w:r>
+        <w:rPr>
+          <w:rFonts w:ascii="Times New Roman" w:hAnsi="Times New Roman" w:cs="Times New Roman"/>
+          <w:sz w:val="28"/>
+          <w:szCs w:val="28"/>
+        </w:rPr>
         <w:t>Event Type</w:t>
       </w:r>
     </w:p>
     <w:p>
-      <w:r>
+      <w:pPr>
+        <w:rPr>
+          <w:rFonts w:ascii="Times New Roman" w:hAnsi="Times New Roman" w:cs="Times New Roman"/>
+          <w:sz w:val="28"/>
+          <w:szCs w:val="28"/>
+        </w:rPr>
+      </w:pPr>
+      <w:r>
+        <w:rPr>
+          <w:rFonts w:ascii="Times New Roman" w:hAnsi="Times New Roman" w:cs="Times New Roman"/>
+          <w:sz w:val="28"/>
+          <w:szCs w:val="28"/>
+        </w:rPr>
         <w:pict w14:anchorId="1E471D22">
-          <v:rect id="_x0000_i1324" style="width:0;height:1.5pt" o:hralign="center" o:hrstd="t" o:hr="t" fillcolor="#a0a0a0" stroked="f"/>
+          <v:rect id="_x0000_i1054" style="width:0;height:1.5pt" o:hralign="center" o:hrstd="t" o:hr="t" fillcolor="#a0a0a0" stroked="f"/>
         </w:pict>
       </w:r>
     </w:p>
     <w:p>
       <w:pPr>
         <w:rPr>
-          <w:b/>
-          <w:bCs/>
-        </w:rPr>
-      </w:pPr>
-      <w:r>
-        <w:rPr>
-          <w:b/>
-          <w:bCs/>
+          <w:rFonts w:ascii="Times New Roman" w:hAnsi="Times New Roman" w:cs="Times New Roman"/>
+          <w:b/>
+          <w:bCs/>
+          <w:sz w:val="28"/>
+          <w:szCs w:val="28"/>
+        </w:rPr>
+      </w:pPr>
+      <w:r>
+        <w:rPr>
+          <w:rFonts w:ascii="Times New Roman" w:hAnsi="Times New Roman" w:cs="Times New Roman"/>
+          <w:b/>
+          <w:bCs/>
+          <w:sz w:val="28"/>
+          <w:szCs w:val="28"/>
+        </w:rPr>
+        <w:t>Example Searches</w:t>
+      </w:r>
+    </w:p>
+    <w:p>
+      <w:pPr>
+        <w:rPr>
+          <w:rFonts w:ascii="Times New Roman" w:hAnsi="Times New Roman" w:cs="Times New Roman"/>
+          <w:sz w:val="28"/>
+          <w:szCs w:val="28"/>
+        </w:rPr>
+      </w:pPr>
+      <w:r>
+        <w:rPr>
+          <w:rFonts w:ascii="Times New Roman" w:hAnsi="Times New Roman" w:cs="Times New Roman"/>
+          <w:sz w:val="28"/>
+          <w:szCs w:val="28"/>
+        </w:rPr>
+        <w:t>192.168.56.20</w:t>
+      </w:r>
+    </w:p>
+    <w:p>
+      <w:pPr>
+        <w:rPr>
+          <w:rFonts w:ascii="Times New Roman" w:hAnsi="Times New Roman" w:cs="Times New Roman"/>
+          <w:sz w:val="28"/>
+          <w:szCs w:val="28"/>
+        </w:rPr>
+      </w:pPr>
+      <w:r>
+        <w:rPr>
+          <w:rFonts w:ascii="Times New Roman" w:hAnsi="Times New Roman" w:cs="Times New Roman"/>
+          <w:sz w:val="28"/>
+          <w:szCs w:val="28"/>
+        </w:rPr>
+        <w:t>or</w:t>
+      </w:r>
+    </w:p>
+    <w:p>
+      <w:pPr>
+        <w:rPr>
+          <w:rFonts w:ascii="Times New Roman" w:hAnsi="Times New Roman" w:cs="Times New Roman"/>
+          <w:sz w:val="28"/>
+          <w:szCs w:val="28"/>
+        </w:rPr>
+      </w:pPr>
+      <w:r>
+        <w:rPr>
+          <w:rFonts w:ascii="Times New Roman" w:hAnsi="Times New Roman" w:cs="Times New Roman"/>
+          <w:sz w:val="28"/>
+          <w:szCs w:val="28"/>
+        </w:rPr>
+        <w:t>ssh</w:t>
+      </w:r>
+    </w:p>
+    <w:p>
+      <w:pPr>
+        <w:rPr>
+          <w:rFonts w:ascii="Times New Roman" w:hAnsi="Times New Roman" w:cs="Times New Roman"/>
+          <w:sz w:val="28"/>
+          <w:szCs w:val="28"/>
+        </w:rPr>
+      </w:pPr>
+      <w:r>
+        <w:rPr>
+          <w:rFonts w:ascii="Times New Roman" w:hAnsi="Times New Roman" w:cs="Times New Roman"/>
+          <w:sz w:val="28"/>
+          <w:szCs w:val="28"/>
+        </w:rPr>
+        <w:t>or</w:t>
+      </w:r>
+    </w:p>
+    <w:p>
+      <w:pPr>
+        <w:rPr>
+          <w:rFonts w:ascii="Times New Roman" w:hAnsi="Times New Roman" w:cs="Times New Roman"/>
+          <w:sz w:val="28"/>
+          <w:szCs w:val="28"/>
+        </w:rPr>
+      </w:pPr>
+      <w:r>
+        <w:rPr>
+          <w:rFonts w:ascii="Times New Roman" w:hAnsi="Times New Roman" w:cs="Times New Roman"/>
+          <w:sz w:val="28"/>
+          <w:szCs w:val="28"/>
+        </w:rPr>
+        <w:t>failed login</w:t>
+      </w:r>
+    </w:p>
+    <w:p>
+      <w:pPr>
+        <w:rPr>
+          <w:rFonts w:ascii="Times New Roman" w:hAnsi="Times New Roman" w:cs="Times New Roman"/>
+          <w:sz w:val="28"/>
+          <w:szCs w:val="28"/>
+        </w:rPr>
+      </w:pPr>
+      <w:r>
+        <w:rPr>
+          <w:rFonts w:ascii="Times New Roman" w:hAnsi="Times New Roman" w:cs="Times New Roman"/>
+          <w:sz w:val="28"/>
+          <w:szCs w:val="28"/>
+        </w:rPr>
+        <w:t>This capability is essential during incident investigations.</w:t>
+      </w:r>
+    </w:p>
+    <w:p>
+      <w:pPr>
+        <w:rPr>
+          <w:rFonts w:ascii="Times New Roman" w:hAnsi="Times New Roman" w:cs="Times New Roman"/>
+          <w:sz w:val="28"/>
+          <w:szCs w:val="28"/>
+        </w:rPr>
+      </w:pPr>
+      <w:r>
+        <w:rPr>
+          <w:rFonts w:ascii="Times New Roman" w:hAnsi="Times New Roman" w:cs="Times New Roman"/>
+          <w:sz w:val="28"/>
+          <w:szCs w:val="28"/>
+        </w:rPr>
+        <w:pict w14:anchorId="29356217">
+          <v:rect id="_x0000_i1055" style="width:0;height:1.5pt" o:hralign="center" o:hrstd="t" o:hr="t" fillcolor="#a0a0a0" stroked="f"/>
+        </w:pict>
+      </w:r>
+    </w:p>
+    <w:p>
+      <w:pPr>
+        <w:rPr>
+          <w:rFonts w:ascii="Times New Roman" w:hAnsi="Times New Roman" w:cs="Times New Roman"/>
+          <w:b/>
+          <w:bCs/>
+          <w:sz w:val="28"/>
+          <w:szCs w:val="28"/>
+        </w:rPr>
+      </w:pPr>
+      <w:r>
+        <w:rPr>
+          <w:rFonts w:ascii="Times New Roman" w:hAnsi="Times New Roman" w:cs="Times New Roman"/>
+          <w:b/>
+          <w:bCs/>
+          <w:sz w:val="28"/>
+          <w:szCs w:val="28"/>
+        </w:rPr>
+        <w:t>Screenshot Placeholder</w:t>
+      </w:r>
+    </w:p>
+    <w:p>
+      <w:pPr>
+        <w:rPr>
+          <w:rFonts w:ascii="Times New Roman" w:hAnsi="Times New Roman" w:cs="Times New Roman"/>
+          <w:sz w:val="28"/>
+          <w:szCs w:val="28"/>
+        </w:rPr>
+      </w:pPr>
+      <w:r>
+        <w:rPr>
+          <w:rFonts w:ascii="Times New Roman" w:hAnsi="Times New Roman" w:cs="Times New Roman"/>
+          <w:b/>
+          <w:bCs/>
+          <w:sz w:val="28"/>
+          <w:szCs w:val="28"/>
         </w:rPr>
         <w:lastRenderedPageBreak/>
-        <w:t>Example Searches</w:t>
-      </w:r>
-    </w:p>
-    <w:p>
-      <w:r>
-        <w:t>192.168.56.20</w:t>
-      </w:r>
-    </w:p>
-    <w:p>
-      <w:r>
-        <w:t>or</w:t>
-      </w:r>
-    </w:p>
-    <w:p>
-      <w:r>
-        <w:t>ssh</w:t>
-      </w:r>
-    </w:p>
-    <w:p>
-      <w:r>
-        <w:t>or</w:t>
-      </w:r>
-    </w:p>
-    <w:p>
-      <w:r>
-        <w:t>failed login</w:t>
-      </w:r>
-    </w:p>
-    <w:p>
-      <w:r>
-        <w:t>This capability is essential during incident investigations.</w:t>
-      </w:r>
-    </w:p>
-    <w:p>
-      <w:r>
-        <w:pict w14:anchorId="29356217">
-          <v:rect id="_x0000_i1325" style="width:0;height:1.5pt" o:hralign="center" o:hrstd="t" o:hr="t" fillcolor="#a0a0a0" stroked="f"/>
+        <w:t>[Screenshot Here – Search Bar]</w:t>
+      </w:r>
+    </w:p>
+    <w:p>
+      <w:pPr>
+        <w:rPr>
+          <w:rFonts w:ascii="Times New Roman" w:hAnsi="Times New Roman" w:cs="Times New Roman"/>
+          <w:sz w:val="28"/>
+          <w:szCs w:val="28"/>
+        </w:rPr>
+      </w:pPr>
+      <w:r>
+        <w:rPr>
+          <w:rFonts w:ascii="Times New Roman" w:hAnsi="Times New Roman" w:cs="Times New Roman"/>
+          <w:sz w:val="28"/>
+          <w:szCs w:val="28"/>
+        </w:rPr>
+        <w:pict w14:anchorId="0000E3CD">
+          <v:rect id="_x0000_i1056" style="width:0;height:1.5pt" o:hralign="center" o:hrstd="t" o:hr="t" fillcolor="#a0a0a0" stroked="f"/>
         </w:pict>
       </w:r>
     </w:p>
     <w:p>
       <w:pPr>
         <w:rPr>
-          <w:b/>
-          <w:bCs/>
-        </w:rPr>
-      </w:pPr>
-      <w:r>
-        <w:rPr>
-          <w:b/>
-          <w:bCs/>
-        </w:rPr>
-        <w:t>Screenshot Placeholder</w:t>
-      </w:r>
-    </w:p>
-    <w:p>
-      <w:r>
-        <w:rPr>
-          <w:b/>
-          <w:bCs/>
-        </w:rPr>
-        <w:t>[Screenshot Here – Search Bar]</w:t>
-      </w:r>
-    </w:p>
-    <w:p>
-      <w:r>
-        <w:pict w14:anchorId="0000E3CD">
-          <v:rect id="_x0000_i1326" style="width:0;height:1.5pt" o:hralign="center" o:hrstd="t" o:hr="t" fillcolor="#a0a0a0" stroked="f"/>
-        </w:pict>
-      </w:r>
-    </w:p>
-    <w:p>
-      <w:pPr>
-        <w:rPr>
-          <w:b/>
-          <w:bCs/>
-        </w:rPr>
-      </w:pPr>
-      <w:r>
-        <w:rPr>
-          <w:b/>
-          <w:bCs/>
+          <w:rFonts w:ascii="Times New Roman" w:hAnsi="Times New Roman" w:cs="Times New Roman"/>
+          <w:b/>
+          <w:bCs/>
+          <w:sz w:val="28"/>
+          <w:szCs w:val="28"/>
+        </w:rPr>
+      </w:pPr>
+      <w:r>
+        <w:rPr>
+          <w:rFonts w:ascii="Times New Roman" w:hAnsi="Times New Roman" w:cs="Times New Roman"/>
+          <w:b/>
+          <w:bCs/>
+          <w:sz w:val="28"/>
+          <w:szCs w:val="28"/>
         </w:rPr>
         <w:t>5.13 Dashboard Health</w:t>
       </w:r>
     </w:p>
     <w:p>
-      <w:r>
+      <w:pPr>
+        <w:rPr>
+          <w:rFonts w:ascii="Times New Roman" w:hAnsi="Times New Roman" w:cs="Times New Roman"/>
+          <w:sz w:val="28"/>
+          <w:szCs w:val="28"/>
+        </w:rPr>
+      </w:pPr>
+      <w:r>
+        <w:rPr>
+          <w:rFonts w:ascii="Times New Roman" w:hAnsi="Times New Roman" w:cs="Times New Roman"/>
+          <w:sz w:val="28"/>
+          <w:szCs w:val="28"/>
+        </w:rPr>
         <w:t>Verify that the platform is healthy.</w:t>
       </w:r>
     </w:p>
     <w:p>
-      <w:r>
+      <w:pPr>
+        <w:rPr>
+          <w:rFonts w:ascii="Times New Roman" w:hAnsi="Times New Roman" w:cs="Times New Roman"/>
+          <w:sz w:val="28"/>
+          <w:szCs w:val="28"/>
+        </w:rPr>
+      </w:pPr>
+      <w:r>
+        <w:rPr>
+          <w:rFonts w:ascii="Times New Roman" w:hAnsi="Times New Roman" w:cs="Times New Roman"/>
+          <w:sz w:val="28"/>
+          <w:szCs w:val="28"/>
+        </w:rPr>
         <w:t>Check:</w:t>
       </w:r>
     </w:p>
@@ -2640,8 +5756,18 @@
           <w:ilvl w:val="0"/>
           <w:numId w:val="10"/>
         </w:numPr>
-      </w:pPr>
-      <w:r>
+        <w:rPr>
+          <w:rFonts w:ascii="Times New Roman" w:hAnsi="Times New Roman" w:cs="Times New Roman"/>
+          <w:sz w:val="28"/>
+          <w:szCs w:val="28"/>
+        </w:rPr>
+      </w:pPr>
+      <w:r>
+        <w:rPr>
+          <w:rFonts w:ascii="Times New Roman" w:hAnsi="Times New Roman" w:cs="Times New Roman"/>
+          <w:sz w:val="28"/>
+          <w:szCs w:val="28"/>
+        </w:rPr>
         <w:t>Manager</w:t>
       </w:r>
     </w:p>
@@ -2651,8 +5777,18 @@
           <w:ilvl w:val="0"/>
           <w:numId w:val="10"/>
         </w:numPr>
-      </w:pPr>
-      <w:r>
+        <w:rPr>
+          <w:rFonts w:ascii="Times New Roman" w:hAnsi="Times New Roman" w:cs="Times New Roman"/>
+          <w:sz w:val="28"/>
+          <w:szCs w:val="28"/>
+        </w:rPr>
+      </w:pPr>
+      <w:r>
+        <w:rPr>
+          <w:rFonts w:ascii="Times New Roman" w:hAnsi="Times New Roman" w:cs="Times New Roman"/>
+          <w:sz w:val="28"/>
+          <w:szCs w:val="28"/>
+        </w:rPr>
         <w:t>Dashboard</w:t>
       </w:r>
     </w:p>
@@ -2662,8 +5798,18 @@
           <w:ilvl w:val="0"/>
           <w:numId w:val="10"/>
         </w:numPr>
-      </w:pPr>
-      <w:r>
+        <w:rPr>
+          <w:rFonts w:ascii="Times New Roman" w:hAnsi="Times New Roman" w:cs="Times New Roman"/>
+          <w:sz w:val="28"/>
+          <w:szCs w:val="28"/>
+        </w:rPr>
+      </w:pPr>
+      <w:r>
+        <w:rPr>
+          <w:rFonts w:ascii="Times New Roman" w:hAnsi="Times New Roman" w:cs="Times New Roman"/>
+          <w:sz w:val="28"/>
+          <w:szCs w:val="28"/>
+        </w:rPr>
         <w:t>Indexer</w:t>
       </w:r>
     </w:p>
@@ -2673,145 +5819,408 @@
           <w:ilvl w:val="0"/>
           <w:numId w:val="10"/>
         </w:numPr>
-      </w:pPr>
-      <w:r>
+        <w:rPr>
+          <w:rFonts w:ascii="Times New Roman" w:hAnsi="Times New Roman" w:cs="Times New Roman"/>
+          <w:sz w:val="28"/>
+          <w:szCs w:val="28"/>
+        </w:rPr>
+      </w:pPr>
+      <w:r>
+        <w:rPr>
+          <w:rFonts w:ascii="Times New Roman" w:hAnsi="Times New Roman" w:cs="Times New Roman"/>
+          <w:sz w:val="28"/>
+          <w:szCs w:val="28"/>
+        </w:rPr>
         <w:t>Agents</w:t>
       </w:r>
     </w:p>
     <w:p>
-      <w:r>
+      <w:pPr>
+        <w:rPr>
+          <w:rFonts w:ascii="Times New Roman" w:hAnsi="Times New Roman" w:cs="Times New Roman"/>
+          <w:sz w:val="28"/>
+          <w:szCs w:val="28"/>
+        </w:rPr>
+      </w:pPr>
+      <w:r>
+        <w:rPr>
+          <w:rFonts w:ascii="Times New Roman" w:hAnsi="Times New Roman" w:cs="Times New Roman"/>
+          <w:sz w:val="28"/>
+          <w:szCs w:val="28"/>
+        </w:rPr>
         <w:t>All components should indicate a healthy or active status.</w:t>
       </w:r>
     </w:p>
     <w:p>
-      <w:r>
+      <w:pPr>
+        <w:rPr>
+          <w:rFonts w:ascii="Times New Roman" w:hAnsi="Times New Roman" w:cs="Times New Roman"/>
+          <w:sz w:val="28"/>
+          <w:szCs w:val="28"/>
+        </w:rPr>
+      </w:pPr>
+      <w:r>
+        <w:rPr>
+          <w:rFonts w:ascii="Times New Roman" w:hAnsi="Times New Roman" w:cs="Times New Roman"/>
+          <w:sz w:val="28"/>
+          <w:szCs w:val="28"/>
+        </w:rPr>
         <w:pict w14:anchorId="3D2FE1FA">
-          <v:rect id="_x0000_i1327" style="width:0;height:1.5pt" o:hralign="center" o:hrstd="t" o:hr="t" fillcolor="#a0a0a0" stroked="f"/>
+          <v:rect id="_x0000_i1057" style="width:0;height:1.5pt" o:hralign="center" o:hrstd="t" o:hr="t" fillcolor="#a0a0a0" stroked="f"/>
         </w:pict>
       </w:r>
     </w:p>
     <w:p>
       <w:pPr>
         <w:rPr>
-          <w:b/>
-          <w:bCs/>
-        </w:rPr>
-      </w:pPr>
-      <w:r>
-        <w:rPr>
-          <w:b/>
-          <w:bCs/>
+          <w:rFonts w:ascii="Times New Roman" w:hAnsi="Times New Roman" w:cs="Times New Roman"/>
+          <w:b/>
+          <w:bCs/>
+          <w:sz w:val="28"/>
+          <w:szCs w:val="28"/>
+        </w:rPr>
+      </w:pPr>
+      <w:r>
+        <w:rPr>
+          <w:rFonts w:ascii="Times New Roman" w:hAnsi="Times New Roman" w:cs="Times New Roman"/>
+          <w:b/>
+          <w:bCs/>
+          <w:sz w:val="28"/>
+          <w:szCs w:val="28"/>
         </w:rPr>
         <w:t>Health Overview</w:t>
       </w:r>
     </w:p>
     <w:p>
-      <w:r>
+      <w:pPr>
+        <w:rPr>
+          <w:rFonts w:ascii="Times New Roman" w:hAnsi="Times New Roman" w:cs="Times New Roman"/>
+          <w:sz w:val="28"/>
+          <w:szCs w:val="28"/>
+        </w:rPr>
+      </w:pPr>
+      <w:r>
+        <w:rPr>
+          <w:rFonts w:ascii="Times New Roman" w:hAnsi="Times New Roman" w:cs="Times New Roman"/>
+          <w:sz w:val="28"/>
+          <w:szCs w:val="28"/>
+        </w:rPr>
         <w:t>Manager</w:t>
       </w:r>
     </w:p>
-    <w:p/>
-    <w:p>
-      <w:r>
+    <w:p>
+      <w:pPr>
+        <w:rPr>
+          <w:rFonts w:ascii="Times New Roman" w:hAnsi="Times New Roman" w:cs="Times New Roman"/>
+          <w:sz w:val="28"/>
+          <w:szCs w:val="28"/>
+        </w:rPr>
+      </w:pPr>
+    </w:p>
+    <w:p>
+      <w:pPr>
+        <w:rPr>
+          <w:rFonts w:ascii="Times New Roman" w:hAnsi="Times New Roman" w:cs="Times New Roman"/>
+          <w:sz w:val="28"/>
+          <w:szCs w:val="28"/>
+        </w:rPr>
+      </w:pPr>
+      <w:r>
+        <w:rPr>
+          <w:rFonts w:ascii="Times New Roman" w:hAnsi="Times New Roman" w:cs="Times New Roman"/>
+          <w:sz w:val="28"/>
+          <w:szCs w:val="28"/>
+        </w:rPr>
         <w:t>Running</w:t>
       </w:r>
     </w:p>
-    <w:p/>
-    <w:p>
-      <w:r>
+    <w:p>
+      <w:pPr>
+        <w:rPr>
+          <w:rFonts w:ascii="Times New Roman" w:hAnsi="Times New Roman" w:cs="Times New Roman"/>
+          <w:sz w:val="28"/>
+          <w:szCs w:val="28"/>
+        </w:rPr>
+      </w:pPr>
+    </w:p>
+    <w:p>
+      <w:pPr>
+        <w:rPr>
+          <w:rFonts w:ascii="Times New Roman" w:hAnsi="Times New Roman" w:cs="Times New Roman"/>
+          <w:sz w:val="28"/>
+          <w:szCs w:val="28"/>
+        </w:rPr>
+      </w:pPr>
+      <w:r>
+        <w:rPr>
+          <w:rFonts w:ascii="Times New Roman" w:hAnsi="Times New Roman" w:cs="Times New Roman"/>
+          <w:sz w:val="28"/>
+          <w:szCs w:val="28"/>
+        </w:rPr>
         <w:t>Indexer</w:t>
       </w:r>
     </w:p>
-    <w:p/>
-    <w:p>
-      <w:r>
+    <w:p>
+      <w:pPr>
+        <w:rPr>
+          <w:rFonts w:ascii="Times New Roman" w:hAnsi="Times New Roman" w:cs="Times New Roman"/>
+          <w:sz w:val="28"/>
+          <w:szCs w:val="28"/>
+        </w:rPr>
+      </w:pPr>
+    </w:p>
+    <w:p>
+      <w:pPr>
+        <w:rPr>
+          <w:rFonts w:ascii="Times New Roman" w:hAnsi="Times New Roman" w:cs="Times New Roman"/>
+          <w:sz w:val="28"/>
+          <w:szCs w:val="28"/>
+        </w:rPr>
+      </w:pPr>
+      <w:r>
+        <w:rPr>
+          <w:rFonts w:ascii="Times New Roman" w:hAnsi="Times New Roman" w:cs="Times New Roman"/>
+          <w:sz w:val="28"/>
+          <w:szCs w:val="28"/>
+        </w:rPr>
         <w:t>Running</w:t>
       </w:r>
     </w:p>
-    <w:p/>
-    <w:p>
-      <w:r>
+    <w:p>
+      <w:pPr>
+        <w:rPr>
+          <w:rFonts w:ascii="Times New Roman" w:hAnsi="Times New Roman" w:cs="Times New Roman"/>
+          <w:sz w:val="28"/>
+          <w:szCs w:val="28"/>
+        </w:rPr>
+      </w:pPr>
+    </w:p>
+    <w:p>
+      <w:pPr>
+        <w:rPr>
+          <w:rFonts w:ascii="Times New Roman" w:hAnsi="Times New Roman" w:cs="Times New Roman"/>
+          <w:sz w:val="28"/>
+          <w:szCs w:val="28"/>
+        </w:rPr>
+      </w:pPr>
+      <w:r>
+        <w:rPr>
+          <w:rFonts w:ascii="Times New Roman" w:hAnsi="Times New Roman" w:cs="Times New Roman"/>
+          <w:sz w:val="28"/>
+          <w:szCs w:val="28"/>
+        </w:rPr>
         <w:t>Dashboard</w:t>
       </w:r>
     </w:p>
-    <w:p/>
-    <w:p>
-      <w:r>
+    <w:p>
+      <w:pPr>
+        <w:rPr>
+          <w:rFonts w:ascii="Times New Roman" w:hAnsi="Times New Roman" w:cs="Times New Roman"/>
+          <w:sz w:val="28"/>
+          <w:szCs w:val="28"/>
+        </w:rPr>
+      </w:pPr>
+    </w:p>
+    <w:p>
+      <w:pPr>
+        <w:rPr>
+          <w:rFonts w:ascii="Times New Roman" w:hAnsi="Times New Roman" w:cs="Times New Roman"/>
+          <w:sz w:val="28"/>
+          <w:szCs w:val="28"/>
+        </w:rPr>
+      </w:pPr>
+      <w:r>
+        <w:rPr>
+          <w:rFonts w:ascii="Times New Roman" w:hAnsi="Times New Roman" w:cs="Times New Roman"/>
+          <w:sz w:val="28"/>
+          <w:szCs w:val="28"/>
+        </w:rPr>
         <w:t>Running</w:t>
       </w:r>
     </w:p>
-    <w:p/>
-    <w:p>
-      <w:r>
+    <w:p>
+      <w:pPr>
+        <w:rPr>
+          <w:rFonts w:ascii="Times New Roman" w:hAnsi="Times New Roman" w:cs="Times New Roman"/>
+          <w:sz w:val="28"/>
+          <w:szCs w:val="28"/>
+        </w:rPr>
+      </w:pPr>
+    </w:p>
+    <w:p>
+      <w:pPr>
+        <w:rPr>
+          <w:rFonts w:ascii="Times New Roman" w:hAnsi="Times New Roman" w:cs="Times New Roman"/>
+          <w:sz w:val="28"/>
+          <w:szCs w:val="28"/>
+        </w:rPr>
+      </w:pPr>
+      <w:r>
+        <w:rPr>
+          <w:rFonts w:ascii="Times New Roman" w:hAnsi="Times New Roman" w:cs="Times New Roman"/>
+          <w:sz w:val="28"/>
+          <w:szCs w:val="28"/>
+        </w:rPr>
+        <w:lastRenderedPageBreak/>
         <w:t>Agents</w:t>
       </w:r>
     </w:p>
-    <w:p/>
-    <w:p>
-      <w:r>
+    <w:p>
+      <w:pPr>
+        <w:rPr>
+          <w:rFonts w:ascii="Times New Roman" w:hAnsi="Times New Roman" w:cs="Times New Roman"/>
+          <w:sz w:val="28"/>
+          <w:szCs w:val="28"/>
+        </w:rPr>
+      </w:pPr>
+    </w:p>
+    <w:p>
+      <w:pPr>
+        <w:rPr>
+          <w:rFonts w:ascii="Times New Roman" w:hAnsi="Times New Roman" w:cs="Times New Roman"/>
+          <w:sz w:val="28"/>
+          <w:szCs w:val="28"/>
+        </w:rPr>
+      </w:pPr>
+      <w:r>
+        <w:rPr>
+          <w:rFonts w:ascii="Times New Roman" w:hAnsi="Times New Roman" w:cs="Times New Roman"/>
+          <w:sz w:val="28"/>
+          <w:szCs w:val="28"/>
+        </w:rPr>
         <w:t>Connected</w:t>
       </w:r>
     </w:p>
     <w:p>
-      <w:r>
+      <w:pPr>
+        <w:rPr>
+          <w:rFonts w:ascii="Times New Roman" w:hAnsi="Times New Roman" w:cs="Times New Roman"/>
+          <w:sz w:val="28"/>
+          <w:szCs w:val="28"/>
+        </w:rPr>
+      </w:pPr>
+      <w:r>
+        <w:rPr>
+          <w:rFonts w:ascii="Times New Roman" w:hAnsi="Times New Roman" w:cs="Times New Roman"/>
+          <w:sz w:val="28"/>
+          <w:szCs w:val="28"/>
+        </w:rPr>
         <w:pict w14:anchorId="70FCF7A1">
-          <v:rect id="_x0000_i1328" style="width:0;height:1.5pt" o:hralign="center" o:hrstd="t" o:hr="t" fillcolor="#a0a0a0" stroked="f"/>
+          <v:rect id="_x0000_i1058" style="width:0;height:1.5pt" o:hralign="center" o:hrstd="t" o:hr="t" fillcolor="#a0a0a0" stroked="f"/>
         </w:pict>
       </w:r>
     </w:p>
     <w:p>
       <w:pPr>
         <w:rPr>
-          <w:b/>
-          <w:bCs/>
-        </w:rPr>
-      </w:pPr>
-      <w:r>
-        <w:rPr>
-          <w:b/>
-          <w:bCs/>
+          <w:rFonts w:ascii="Times New Roman" w:hAnsi="Times New Roman" w:cs="Times New Roman"/>
+          <w:b/>
+          <w:bCs/>
+          <w:sz w:val="28"/>
+          <w:szCs w:val="28"/>
+        </w:rPr>
+      </w:pPr>
+      <w:r>
+        <w:rPr>
+          <w:rFonts w:ascii="Times New Roman" w:hAnsi="Times New Roman" w:cs="Times New Roman"/>
+          <w:b/>
+          <w:bCs/>
+          <w:sz w:val="28"/>
+          <w:szCs w:val="28"/>
         </w:rPr>
         <w:t>Screenshot Placeholder</w:t>
       </w:r>
     </w:p>
     <w:p>
-      <w:r>
-        <w:rPr>
-          <w:b/>
-          <w:bCs/>
+      <w:pPr>
+        <w:rPr>
+          <w:rFonts w:ascii="Times New Roman" w:hAnsi="Times New Roman" w:cs="Times New Roman"/>
+          <w:sz w:val="28"/>
+          <w:szCs w:val="28"/>
+        </w:rPr>
+      </w:pPr>
+      <w:r>
+        <w:rPr>
+          <w:rFonts w:ascii="Times New Roman" w:hAnsi="Times New Roman" w:cs="Times New Roman"/>
+          <w:b/>
+          <w:bCs/>
+          <w:sz w:val="28"/>
+          <w:szCs w:val="28"/>
         </w:rPr>
         <w:t>[Screenshot Here – Dashboard Health Status]</w:t>
       </w:r>
     </w:p>
     <w:p>
-      <w:r>
+      <w:pPr>
+        <w:rPr>
+          <w:rFonts w:ascii="Times New Roman" w:hAnsi="Times New Roman" w:cs="Times New Roman"/>
+          <w:sz w:val="28"/>
+          <w:szCs w:val="28"/>
+        </w:rPr>
+      </w:pPr>
+      <w:r>
+        <w:rPr>
+          <w:rFonts w:ascii="Times New Roman" w:hAnsi="Times New Roman" w:cs="Times New Roman"/>
+          <w:sz w:val="28"/>
+          <w:szCs w:val="28"/>
+        </w:rPr>
         <w:pict w14:anchorId="33B4D1E0">
-          <v:rect id="_x0000_i1329" style="width:0;height:1.5pt" o:hralign="center" o:hrstd="t" o:hr="t" fillcolor="#a0a0a0" stroked="f"/>
+          <v:rect id="_x0000_i1059" style="width:0;height:1.5pt" o:hralign="center" o:hrstd="t" o:hr="t" fillcolor="#a0a0a0" stroked="f"/>
         </w:pict>
       </w:r>
     </w:p>
     <w:p>
       <w:pPr>
         <w:rPr>
-          <w:b/>
-          <w:bCs/>
-        </w:rPr>
-      </w:pPr>
-      <w:r>
-        <w:rPr>
-          <w:b/>
-          <w:bCs/>
+          <w:rFonts w:ascii="Times New Roman" w:hAnsi="Times New Roman" w:cs="Times New Roman"/>
+          <w:b/>
+          <w:bCs/>
+          <w:sz w:val="28"/>
+          <w:szCs w:val="28"/>
+        </w:rPr>
+      </w:pPr>
+      <w:r>
+        <w:rPr>
+          <w:rFonts w:ascii="Times New Roman" w:hAnsi="Times New Roman" w:cs="Times New Roman"/>
+          <w:b/>
+          <w:bCs/>
+          <w:sz w:val="28"/>
+          <w:szCs w:val="28"/>
         </w:rPr>
         <w:t>5.14 User Profile</w:t>
       </w:r>
     </w:p>
     <w:p>
-      <w:r>
+      <w:pPr>
+        <w:rPr>
+          <w:rFonts w:ascii="Times New Roman" w:hAnsi="Times New Roman" w:cs="Times New Roman"/>
+          <w:sz w:val="28"/>
+          <w:szCs w:val="28"/>
+        </w:rPr>
+      </w:pPr>
+      <w:r>
+        <w:rPr>
+          <w:rFonts w:ascii="Times New Roman" w:hAnsi="Times New Roman" w:cs="Times New Roman"/>
+          <w:sz w:val="28"/>
+          <w:szCs w:val="28"/>
+        </w:rPr>
         <w:t>Click the profile icon in the upper-right corner.</w:t>
       </w:r>
     </w:p>
     <w:p>
-      <w:r>
+      <w:pPr>
+        <w:rPr>
+          <w:rFonts w:ascii="Times New Roman" w:hAnsi="Times New Roman" w:cs="Times New Roman"/>
+          <w:sz w:val="28"/>
+          <w:szCs w:val="28"/>
+        </w:rPr>
+      </w:pPr>
+      <w:r>
+        <w:rPr>
+          <w:rFonts w:ascii="Times New Roman" w:hAnsi="Times New Roman" w:cs="Times New Roman"/>
+          <w:sz w:val="28"/>
+          <w:szCs w:val="28"/>
+        </w:rPr>
         <w:t>From here you can:</w:t>
       </w:r>
     </w:p>
@@ -2821,8 +6230,18 @@
           <w:ilvl w:val="0"/>
           <w:numId w:val="11"/>
         </w:numPr>
-      </w:pPr>
-      <w:r>
+        <w:rPr>
+          <w:rFonts w:ascii="Times New Roman" w:hAnsi="Times New Roman" w:cs="Times New Roman"/>
+          <w:sz w:val="28"/>
+          <w:szCs w:val="28"/>
+        </w:rPr>
+      </w:pPr>
+      <w:r>
+        <w:rPr>
+          <w:rFonts w:ascii="Times New Roman" w:hAnsi="Times New Roman" w:cs="Times New Roman"/>
+          <w:sz w:val="28"/>
+          <w:szCs w:val="28"/>
+        </w:rPr>
         <w:t>Change Password</w:t>
       </w:r>
     </w:p>
@@ -2832,8 +6251,18 @@
           <w:ilvl w:val="0"/>
           <w:numId w:val="11"/>
         </w:numPr>
-      </w:pPr>
-      <w:r>
+        <w:rPr>
+          <w:rFonts w:ascii="Times New Roman" w:hAnsi="Times New Roman" w:cs="Times New Roman"/>
+          <w:sz w:val="28"/>
+          <w:szCs w:val="28"/>
+        </w:rPr>
+      </w:pPr>
+      <w:r>
+        <w:rPr>
+          <w:rFonts w:ascii="Times New Roman" w:hAnsi="Times New Roman" w:cs="Times New Roman"/>
+          <w:sz w:val="28"/>
+          <w:szCs w:val="28"/>
+        </w:rPr>
         <w:t>Log Out</w:t>
       </w:r>
     </w:p>
@@ -2843,8 +6272,18 @@
           <w:ilvl w:val="0"/>
           <w:numId w:val="11"/>
         </w:numPr>
-      </w:pPr>
-      <w:r>
+        <w:rPr>
+          <w:rFonts w:ascii="Times New Roman" w:hAnsi="Times New Roman" w:cs="Times New Roman"/>
+          <w:sz w:val="28"/>
+          <w:szCs w:val="28"/>
+        </w:rPr>
+      </w:pPr>
+      <w:r>
+        <w:rPr>
+          <w:rFonts w:ascii="Times New Roman" w:hAnsi="Times New Roman" w:cs="Times New Roman"/>
+          <w:sz w:val="28"/>
+          <w:szCs w:val="28"/>
+        </w:rPr>
         <w:t>View User Information</w:t>
       </w:r>
     </w:p>
@@ -2854,122 +6293,231 @@
           <w:ilvl w:val="0"/>
           <w:numId w:val="11"/>
         </w:numPr>
-      </w:pPr>
-      <w:r>
+        <w:rPr>
+          <w:rFonts w:ascii="Times New Roman" w:hAnsi="Times New Roman" w:cs="Times New Roman"/>
+          <w:sz w:val="28"/>
+          <w:szCs w:val="28"/>
+        </w:rPr>
+      </w:pPr>
+      <w:r>
+        <w:rPr>
+          <w:rFonts w:ascii="Times New Roman" w:hAnsi="Times New Roman" w:cs="Times New Roman"/>
+          <w:sz w:val="28"/>
+          <w:szCs w:val="28"/>
+        </w:rPr>
         <w:t>Configure Preferences</w:t>
       </w:r>
     </w:p>
     <w:p>
-      <w:r>
+      <w:pPr>
+        <w:rPr>
+          <w:rFonts w:ascii="Times New Roman" w:hAnsi="Times New Roman" w:cs="Times New Roman"/>
+          <w:sz w:val="28"/>
+          <w:szCs w:val="28"/>
+        </w:rPr>
+      </w:pPr>
+      <w:r>
+        <w:rPr>
+          <w:rFonts w:ascii="Times New Roman" w:hAnsi="Times New Roman" w:cs="Times New Roman"/>
+          <w:sz w:val="28"/>
+          <w:szCs w:val="28"/>
+        </w:rPr>
         <w:t>For security, change the default administrator password after installation.</w:t>
       </w:r>
     </w:p>
     <w:p>
+      <w:pPr>
+        <w:rPr>
+          <w:rFonts w:ascii="Times New Roman" w:hAnsi="Times New Roman" w:cs="Times New Roman"/>
+          <w:sz w:val="28"/>
+          <w:szCs w:val="28"/>
+        </w:rPr>
+      </w:pPr>
       <w:r>
         <w:rPr>
           <w:rFonts w:ascii="Segoe UI Emoji" w:hAnsi="Segoe UI Emoji" w:cs="Segoe UI Emoji"/>
           <w:b/>
           <w:bCs/>
+          <w:sz w:val="28"/>
+          <w:szCs w:val="28"/>
         </w:rPr>
         <w:t>🔒</w:t>
       </w:r>
       <w:r>
         <w:rPr>
-          <w:b/>
-          <w:bCs/>
+          <w:rFonts w:ascii="Times New Roman" w:hAnsi="Times New Roman" w:cs="Times New Roman"/>
+          <w:b/>
+          <w:bCs/>
+          <w:sz w:val="28"/>
+          <w:szCs w:val="28"/>
         </w:rPr>
         <w:t xml:space="preserve"> Best Practice:</w:t>
       </w:r>
       <w:r>
+        <w:rPr>
+          <w:rFonts w:ascii="Times New Roman" w:hAnsi="Times New Roman" w:cs="Times New Roman"/>
+          <w:sz w:val="28"/>
+          <w:szCs w:val="28"/>
+        </w:rPr>
         <w:t xml:space="preserve"> Use a strong, unique password with uppercase letters, lowercase letters, numbers, and special characters.</w:t>
       </w:r>
     </w:p>
     <w:p>
-      <w:r>
+      <w:pPr>
+        <w:rPr>
+          <w:rFonts w:ascii="Times New Roman" w:hAnsi="Times New Roman" w:cs="Times New Roman"/>
+          <w:sz w:val="28"/>
+          <w:szCs w:val="28"/>
+        </w:rPr>
+      </w:pPr>
+      <w:r>
+        <w:rPr>
+          <w:rFonts w:ascii="Times New Roman" w:hAnsi="Times New Roman" w:cs="Times New Roman"/>
+          <w:sz w:val="28"/>
+          <w:szCs w:val="28"/>
+        </w:rPr>
         <w:pict w14:anchorId="3AE457EA">
-          <v:rect id="_x0000_i1330" style="width:0;height:1.5pt" o:hralign="center" o:hrstd="t" o:hr="t" fillcolor="#a0a0a0" stroked="f"/>
+          <v:rect id="_x0000_i1060" style="width:0;height:1.5pt" o:hralign="center" o:hrstd="t" o:hr="t" fillcolor="#a0a0a0" stroked="f"/>
         </w:pict>
       </w:r>
     </w:p>
     <w:p>
       <w:pPr>
         <w:rPr>
-          <w:b/>
-          <w:bCs/>
-        </w:rPr>
-      </w:pPr>
-      <w:r>
-        <w:rPr>
-          <w:b/>
-          <w:bCs/>
+          <w:rFonts w:ascii="Times New Roman" w:hAnsi="Times New Roman" w:cs="Times New Roman"/>
+          <w:b/>
+          <w:bCs/>
+          <w:sz w:val="28"/>
+          <w:szCs w:val="28"/>
+        </w:rPr>
+      </w:pPr>
+      <w:r>
+        <w:rPr>
+          <w:rFonts w:ascii="Times New Roman" w:hAnsi="Times New Roman" w:cs="Times New Roman"/>
+          <w:b/>
+          <w:bCs/>
+          <w:sz w:val="28"/>
+          <w:szCs w:val="28"/>
         </w:rPr>
         <w:t>Screenshot Placeholder</w:t>
       </w:r>
     </w:p>
     <w:p>
-      <w:r>
-        <w:rPr>
-          <w:b/>
-          <w:bCs/>
+      <w:pPr>
+        <w:rPr>
+          <w:rFonts w:ascii="Times New Roman" w:hAnsi="Times New Roman" w:cs="Times New Roman"/>
+          <w:sz w:val="28"/>
+          <w:szCs w:val="28"/>
+        </w:rPr>
+      </w:pPr>
+      <w:r>
+        <w:rPr>
+          <w:rFonts w:ascii="Times New Roman" w:hAnsi="Times New Roman" w:cs="Times New Roman"/>
+          <w:b/>
+          <w:bCs/>
+          <w:sz w:val="28"/>
+          <w:szCs w:val="28"/>
+        </w:rPr>
+        <w:t>[Screenshot Here – User Profile Menu]</w:t>
+      </w:r>
+    </w:p>
+    <w:p>
+      <w:pPr>
+        <w:rPr>
+          <w:rFonts w:ascii="Times New Roman" w:hAnsi="Times New Roman" w:cs="Times New Roman"/>
+          <w:sz w:val="28"/>
+          <w:szCs w:val="28"/>
+        </w:rPr>
+      </w:pPr>
+      <w:r>
+        <w:rPr>
+          <w:rFonts w:ascii="Times New Roman" w:hAnsi="Times New Roman" w:cs="Times New Roman"/>
+          <w:sz w:val="28"/>
+          <w:szCs w:val="28"/>
+        </w:rPr>
+        <w:pict w14:anchorId="650D882B">
+          <v:rect id="_x0000_i1061" style="width:0;height:1.5pt" o:hralign="center" o:hrstd="t" o:hr="t" fillcolor="#a0a0a0" stroked="f"/>
+        </w:pict>
+      </w:r>
+    </w:p>
+    <w:p>
+      <w:pPr>
+        <w:rPr>
+          <w:rFonts w:ascii="Times New Roman" w:hAnsi="Times New Roman" w:cs="Times New Roman"/>
+          <w:b/>
+          <w:bCs/>
+          <w:sz w:val="28"/>
+          <w:szCs w:val="28"/>
+        </w:rPr>
+      </w:pPr>
+      <w:r>
+        <w:rPr>
+          <w:rFonts w:ascii="Times New Roman" w:hAnsi="Times New Roman" w:cs="Times New Roman"/>
+          <w:b/>
+          <w:bCs/>
+          <w:sz w:val="28"/>
+          <w:szCs w:val="28"/>
+        </w:rPr>
+        <w:t>5.15 Common Dashboard Issues</w:t>
+      </w:r>
+    </w:p>
+    <w:p>
+      <w:pPr>
+        <w:rPr>
+          <w:rFonts w:ascii="Times New Roman" w:hAnsi="Times New Roman" w:cs="Times New Roman"/>
+          <w:b/>
+          <w:bCs/>
+          <w:sz w:val="28"/>
+          <w:szCs w:val="28"/>
+        </w:rPr>
+      </w:pPr>
+      <w:r>
+        <w:rPr>
+          <w:rFonts w:ascii="Times New Roman" w:hAnsi="Times New Roman" w:cs="Times New Roman"/>
+          <w:b/>
+          <w:bCs/>
+          <w:sz w:val="28"/>
+          <w:szCs w:val="28"/>
+        </w:rPr>
+        <w:t>Problem</w:t>
+      </w:r>
+    </w:p>
+    <w:p>
+      <w:pPr>
+        <w:rPr>
+          <w:rFonts w:ascii="Times New Roman" w:hAnsi="Times New Roman" w:cs="Times New Roman"/>
+          <w:sz w:val="28"/>
+          <w:szCs w:val="28"/>
+        </w:rPr>
+      </w:pPr>
+      <w:r>
+        <w:rPr>
+          <w:rFonts w:ascii="Times New Roman" w:hAnsi="Times New Roman" w:cs="Times New Roman"/>
+          <w:sz w:val="28"/>
+          <w:szCs w:val="28"/>
+        </w:rPr>
+        <w:t>Cannot access the Dashboard.</w:t>
+      </w:r>
+    </w:p>
+    <w:p>
+      <w:pPr>
+        <w:rPr>
+          <w:rFonts w:ascii="Times New Roman" w:hAnsi="Times New Roman" w:cs="Times New Roman"/>
+          <w:b/>
+          <w:bCs/>
+          <w:sz w:val="28"/>
+          <w:szCs w:val="28"/>
+        </w:rPr>
+      </w:pPr>
+      <w:r>
+        <w:rPr>
+          <w:rFonts w:ascii="Times New Roman" w:hAnsi="Times New Roman" w:cs="Times New Roman"/>
+          <w:b/>
+          <w:bCs/>
+          <w:sz w:val="28"/>
+          <w:szCs w:val="28"/>
         </w:rPr>
         <w:lastRenderedPageBreak/>
-        <w:t>[Screenshot Here – User Profile Menu]</w:t>
-      </w:r>
-    </w:p>
-    <w:p>
-      <w:r>
-        <w:pict w14:anchorId="650D882B">
-          <v:rect id="_x0000_i1331" style="width:0;height:1.5pt" o:hralign="center" o:hrstd="t" o:hr="t" fillcolor="#a0a0a0" stroked="f"/>
-        </w:pict>
-      </w:r>
-    </w:p>
-    <w:p>
-      <w:pPr>
-        <w:rPr>
-          <w:b/>
-          <w:bCs/>
-        </w:rPr>
-      </w:pPr>
-      <w:r>
-        <w:rPr>
-          <w:b/>
-          <w:bCs/>
-        </w:rPr>
-        <w:t>5.15 Common Dashboard Issues</w:t>
-      </w:r>
-    </w:p>
-    <w:p>
-      <w:pPr>
-        <w:rPr>
-          <w:b/>
-          <w:bCs/>
-        </w:rPr>
-      </w:pPr>
-      <w:r>
-        <w:rPr>
-          <w:b/>
-          <w:bCs/>
-        </w:rPr>
-        <w:t>Problem</w:t>
-      </w:r>
-    </w:p>
-    <w:p>
-      <w:r>
-        <w:t>Cannot access the Dashboard.</w:t>
-      </w:r>
-    </w:p>
-    <w:p>
-      <w:pPr>
-        <w:rPr>
-          <w:b/>
-          <w:bCs/>
-        </w:rPr>
-      </w:pPr>
-      <w:r>
-        <w:rPr>
-          <w:b/>
-          <w:bCs/>
-        </w:rPr>
         <w:t>Possible Causes</w:t>
       </w:r>
     </w:p>
@@ -2979,8 +6527,18 @@
           <w:ilvl w:val="0"/>
           <w:numId w:val="12"/>
         </w:numPr>
-      </w:pPr>
-      <w:r>
+        <w:rPr>
+          <w:rFonts w:ascii="Times New Roman" w:hAnsi="Times New Roman" w:cs="Times New Roman"/>
+          <w:sz w:val="28"/>
+          <w:szCs w:val="28"/>
+        </w:rPr>
+      </w:pPr>
+      <w:r>
+        <w:rPr>
+          <w:rFonts w:ascii="Times New Roman" w:hAnsi="Times New Roman" w:cs="Times New Roman"/>
+          <w:sz w:val="28"/>
+          <w:szCs w:val="28"/>
+        </w:rPr>
         <w:t>Dashboard service is stopped.</w:t>
       </w:r>
     </w:p>
@@ -2990,8 +6548,18 @@
           <w:ilvl w:val="0"/>
           <w:numId w:val="12"/>
         </w:numPr>
-      </w:pPr>
-      <w:r>
+        <w:rPr>
+          <w:rFonts w:ascii="Times New Roman" w:hAnsi="Times New Roman" w:cs="Times New Roman"/>
+          <w:sz w:val="28"/>
+          <w:szCs w:val="28"/>
+        </w:rPr>
+      </w:pPr>
+      <w:r>
+        <w:rPr>
+          <w:rFonts w:ascii="Times New Roman" w:hAnsi="Times New Roman" w:cs="Times New Roman"/>
+          <w:sz w:val="28"/>
+          <w:szCs w:val="28"/>
+        </w:rPr>
         <w:t>Incorrect IP address.</w:t>
       </w:r>
     </w:p>
@@ -3001,8 +6569,18 @@
           <w:ilvl w:val="0"/>
           <w:numId w:val="12"/>
         </w:numPr>
-      </w:pPr>
-      <w:r>
+        <w:rPr>
+          <w:rFonts w:ascii="Times New Roman" w:hAnsi="Times New Roman" w:cs="Times New Roman"/>
+          <w:sz w:val="28"/>
+          <w:szCs w:val="28"/>
+        </w:rPr>
+      </w:pPr>
+      <w:r>
+        <w:rPr>
+          <w:rFonts w:ascii="Times New Roman" w:hAnsi="Times New Roman" w:cs="Times New Roman"/>
+          <w:sz w:val="28"/>
+          <w:szCs w:val="28"/>
+        </w:rPr>
         <w:t>Firewall blocking port 443.</w:t>
       </w:r>
     </w:p>
@@ -3012,64 +6590,139 @@
           <w:ilvl w:val="0"/>
           <w:numId w:val="12"/>
         </w:numPr>
-      </w:pPr>
-      <w:r>
+        <w:rPr>
+          <w:rFonts w:ascii="Times New Roman" w:hAnsi="Times New Roman" w:cs="Times New Roman"/>
+          <w:sz w:val="28"/>
+          <w:szCs w:val="28"/>
+        </w:rPr>
+      </w:pPr>
+      <w:r>
+        <w:rPr>
+          <w:rFonts w:ascii="Times New Roman" w:hAnsi="Times New Roman" w:cs="Times New Roman"/>
+          <w:sz w:val="28"/>
+          <w:szCs w:val="28"/>
+        </w:rPr>
         <w:t>Network connectivity issue.</w:t>
       </w:r>
     </w:p>
     <w:p>
-      <w:r>
+      <w:pPr>
+        <w:rPr>
+          <w:rFonts w:ascii="Times New Roman" w:hAnsi="Times New Roman" w:cs="Times New Roman"/>
+          <w:sz w:val="28"/>
+          <w:szCs w:val="28"/>
+        </w:rPr>
+      </w:pPr>
+      <w:r>
+        <w:rPr>
+          <w:rFonts w:ascii="Times New Roman" w:hAnsi="Times New Roman" w:cs="Times New Roman"/>
+          <w:sz w:val="28"/>
+          <w:szCs w:val="28"/>
+        </w:rPr>
         <w:pict w14:anchorId="532DC37E">
-          <v:rect id="_x0000_i1332" style="width:0;height:1.5pt" o:hralign="center" o:hrstd="t" o:hr="t" fillcolor="#a0a0a0" stroked="f"/>
+          <v:rect id="_x0000_i1062" style="width:0;height:1.5pt" o:hralign="center" o:hrstd="t" o:hr="t" fillcolor="#a0a0a0" stroked="f"/>
         </w:pict>
       </w:r>
     </w:p>
     <w:p>
       <w:pPr>
         <w:rPr>
-          <w:b/>
-          <w:bCs/>
-        </w:rPr>
-      </w:pPr>
-      <w:r>
-        <w:rPr>
-          <w:b/>
-          <w:bCs/>
+          <w:rFonts w:ascii="Times New Roman" w:hAnsi="Times New Roman" w:cs="Times New Roman"/>
+          <w:b/>
+          <w:bCs/>
+          <w:sz w:val="28"/>
+          <w:szCs w:val="28"/>
+        </w:rPr>
+      </w:pPr>
+      <w:r>
+        <w:rPr>
+          <w:rFonts w:ascii="Times New Roman" w:hAnsi="Times New Roman" w:cs="Times New Roman"/>
+          <w:b/>
+          <w:bCs/>
+          <w:sz w:val="28"/>
+          <w:szCs w:val="28"/>
         </w:rPr>
         <w:t>Verify Dashboard Service</w:t>
       </w:r>
     </w:p>
     <w:p>
+      <w:pPr>
+        <w:rPr>
+          <w:rFonts w:ascii="Times New Roman" w:hAnsi="Times New Roman" w:cs="Times New Roman"/>
+          <w:sz w:val="28"/>
+          <w:szCs w:val="28"/>
+        </w:rPr>
+      </w:pPr>
       <w:proofErr w:type="spellStart"/>
       <w:r>
+        <w:rPr>
+          <w:rFonts w:ascii="Times New Roman" w:hAnsi="Times New Roman" w:cs="Times New Roman"/>
+          <w:sz w:val="28"/>
+          <w:szCs w:val="28"/>
+        </w:rPr>
         <w:t>sudo</w:t>
       </w:r>
       <w:proofErr w:type="spellEnd"/>
       <w:r>
+        <w:rPr>
+          <w:rFonts w:ascii="Times New Roman" w:hAnsi="Times New Roman" w:cs="Times New Roman"/>
+          <w:sz w:val="28"/>
+          <w:szCs w:val="28"/>
+        </w:rPr>
         <w:t xml:space="preserve"> </w:t>
       </w:r>
       <w:proofErr w:type="spellStart"/>
       <w:r>
+        <w:rPr>
+          <w:rFonts w:ascii="Times New Roman" w:hAnsi="Times New Roman" w:cs="Times New Roman"/>
+          <w:sz w:val="28"/>
+          <w:szCs w:val="28"/>
+        </w:rPr>
         <w:t>systemctl</w:t>
       </w:r>
       <w:proofErr w:type="spellEnd"/>
       <w:r>
+        <w:rPr>
+          <w:rFonts w:ascii="Times New Roman" w:hAnsi="Times New Roman" w:cs="Times New Roman"/>
+          <w:sz w:val="28"/>
+          <w:szCs w:val="28"/>
+        </w:rPr>
         <w:t xml:space="preserve"> status </w:t>
       </w:r>
       <w:proofErr w:type="spellStart"/>
       <w:r>
+        <w:rPr>
+          <w:rFonts w:ascii="Times New Roman" w:hAnsi="Times New Roman" w:cs="Times New Roman"/>
+          <w:sz w:val="28"/>
+          <w:szCs w:val="28"/>
+        </w:rPr>
         <w:t>wazuh</w:t>
       </w:r>
       <w:proofErr w:type="spellEnd"/>
       <w:r>
+        <w:rPr>
+          <w:rFonts w:ascii="Times New Roman" w:hAnsi="Times New Roman" w:cs="Times New Roman"/>
+          <w:sz w:val="28"/>
+          <w:szCs w:val="28"/>
+        </w:rPr>
         <w:t>-dashboard</w:t>
       </w:r>
     </w:p>
     <w:p>
-      <w:r>
-        <w:rPr>
-          <w:b/>
-          <w:bCs/>
+      <w:pPr>
+        <w:rPr>
+          <w:rFonts w:ascii="Times New Roman" w:hAnsi="Times New Roman" w:cs="Times New Roman"/>
+          <w:sz w:val="28"/>
+          <w:szCs w:val="28"/>
+        </w:rPr>
+      </w:pPr>
+      <w:r>
+        <w:rPr>
+          <w:rFonts w:ascii="Times New Roman" w:hAnsi="Times New Roman" w:cs="Times New Roman"/>
+          <w:b/>
+          <w:bCs/>
+          <w:sz w:val="28"/>
+          <w:szCs w:val="28"/>
         </w:rPr>
         <w:t>Explanation:</w:t>
       </w:r>
@@ -3080,13 +6733,28 @@
           <w:ilvl w:val="0"/>
           <w:numId w:val="13"/>
         </w:numPr>
+        <w:rPr>
+          <w:rFonts w:ascii="Times New Roman" w:hAnsi="Times New Roman" w:cs="Times New Roman"/>
+          <w:sz w:val="28"/>
+          <w:szCs w:val="28"/>
+        </w:rPr>
       </w:pPr>
       <w:proofErr w:type="spellStart"/>
       <w:r>
+        <w:rPr>
+          <w:rFonts w:ascii="Times New Roman" w:hAnsi="Times New Roman" w:cs="Times New Roman"/>
+          <w:sz w:val="28"/>
+          <w:szCs w:val="28"/>
+        </w:rPr>
         <w:t>sudo</w:t>
       </w:r>
       <w:proofErr w:type="spellEnd"/>
       <w:r>
+        <w:rPr>
+          <w:rFonts w:ascii="Times New Roman" w:hAnsi="Times New Roman" w:cs="Times New Roman"/>
+          <w:sz w:val="28"/>
+          <w:szCs w:val="28"/>
+        </w:rPr>
         <w:t xml:space="preserve"> – Runs the command with administrative privileges.</w:t>
       </w:r>
     </w:p>
@@ -3096,21 +6764,46 @@
           <w:ilvl w:val="0"/>
           <w:numId w:val="13"/>
         </w:numPr>
+        <w:rPr>
+          <w:rFonts w:ascii="Times New Roman" w:hAnsi="Times New Roman" w:cs="Times New Roman"/>
+          <w:sz w:val="28"/>
+          <w:szCs w:val="28"/>
+        </w:rPr>
       </w:pPr>
       <w:proofErr w:type="spellStart"/>
       <w:r>
+        <w:rPr>
+          <w:rFonts w:ascii="Times New Roman" w:hAnsi="Times New Roman" w:cs="Times New Roman"/>
+          <w:sz w:val="28"/>
+          <w:szCs w:val="28"/>
+        </w:rPr>
         <w:t>systemctl</w:t>
       </w:r>
       <w:proofErr w:type="spellEnd"/>
       <w:r>
+        <w:rPr>
+          <w:rFonts w:ascii="Times New Roman" w:hAnsi="Times New Roman" w:cs="Times New Roman"/>
+          <w:sz w:val="28"/>
+          <w:szCs w:val="28"/>
+        </w:rPr>
         <w:t xml:space="preserve"> – Controls and checks system services managed by </w:t>
       </w:r>
       <w:proofErr w:type="spellStart"/>
       <w:r>
+        <w:rPr>
+          <w:rFonts w:ascii="Times New Roman" w:hAnsi="Times New Roman" w:cs="Times New Roman"/>
+          <w:sz w:val="28"/>
+          <w:szCs w:val="28"/>
+        </w:rPr>
         <w:t>systemd</w:t>
       </w:r>
       <w:proofErr w:type="spellEnd"/>
       <w:r>
+        <w:rPr>
+          <w:rFonts w:ascii="Times New Roman" w:hAnsi="Times New Roman" w:cs="Times New Roman"/>
+          <w:sz w:val="28"/>
+          <w:szCs w:val="28"/>
+        </w:rPr>
         <w:t>.</w:t>
       </w:r>
     </w:p>
@@ -3120,8 +6813,18 @@
           <w:ilvl w:val="0"/>
           <w:numId w:val="13"/>
         </w:numPr>
-      </w:pPr>
-      <w:r>
+        <w:rPr>
+          <w:rFonts w:ascii="Times New Roman" w:hAnsi="Times New Roman" w:cs="Times New Roman"/>
+          <w:sz w:val="28"/>
+          <w:szCs w:val="28"/>
+        </w:rPr>
+      </w:pPr>
+      <w:r>
+        <w:rPr>
+          <w:rFonts w:ascii="Times New Roman" w:hAnsi="Times New Roman" w:cs="Times New Roman"/>
+          <w:sz w:val="28"/>
+          <w:szCs w:val="28"/>
+        </w:rPr>
         <w:t>status – Displays the current status of a service.</w:t>
       </w:r>
     </w:p>
@@ -3131,72 +6834,157 @@
           <w:ilvl w:val="0"/>
           <w:numId w:val="13"/>
         </w:numPr>
+        <w:rPr>
+          <w:rFonts w:ascii="Times New Roman" w:hAnsi="Times New Roman" w:cs="Times New Roman"/>
+          <w:sz w:val="28"/>
+          <w:szCs w:val="28"/>
+        </w:rPr>
       </w:pPr>
       <w:proofErr w:type="spellStart"/>
       <w:r>
+        <w:rPr>
+          <w:rFonts w:ascii="Times New Roman" w:hAnsi="Times New Roman" w:cs="Times New Roman"/>
+          <w:sz w:val="28"/>
+          <w:szCs w:val="28"/>
+        </w:rPr>
         <w:t>wazuh</w:t>
       </w:r>
       <w:proofErr w:type="spellEnd"/>
       <w:r>
+        <w:rPr>
+          <w:rFonts w:ascii="Times New Roman" w:hAnsi="Times New Roman" w:cs="Times New Roman"/>
+          <w:sz w:val="28"/>
+          <w:szCs w:val="28"/>
+        </w:rPr>
         <w:t xml:space="preserve">-dashboard – The name of the </w:t>
       </w:r>
       <w:proofErr w:type="spellStart"/>
       <w:r>
+        <w:rPr>
+          <w:rFonts w:ascii="Times New Roman" w:hAnsi="Times New Roman" w:cs="Times New Roman"/>
+          <w:sz w:val="28"/>
+          <w:szCs w:val="28"/>
+        </w:rPr>
         <w:t>Wazuh</w:t>
       </w:r>
       <w:proofErr w:type="spellEnd"/>
       <w:r>
+        <w:rPr>
+          <w:rFonts w:ascii="Times New Roman" w:hAnsi="Times New Roman" w:cs="Times New Roman"/>
+          <w:sz w:val="28"/>
+          <w:szCs w:val="28"/>
+        </w:rPr>
         <w:t xml:space="preserve"> Dashboard service.</w:t>
       </w:r>
     </w:p>
     <w:p>
-      <w:r>
+      <w:pPr>
+        <w:rPr>
+          <w:rFonts w:ascii="Times New Roman" w:hAnsi="Times New Roman" w:cs="Times New Roman"/>
+          <w:sz w:val="28"/>
+          <w:szCs w:val="28"/>
+        </w:rPr>
+      </w:pPr>
+      <w:r>
+        <w:rPr>
+          <w:rFonts w:ascii="Times New Roman" w:hAnsi="Times New Roman" w:cs="Times New Roman"/>
+          <w:sz w:val="28"/>
+          <w:szCs w:val="28"/>
+        </w:rPr>
         <w:t>Look for:</w:t>
       </w:r>
     </w:p>
     <w:p>
-      <w:r>
+      <w:pPr>
+        <w:rPr>
+          <w:rFonts w:ascii="Times New Roman" w:hAnsi="Times New Roman" w:cs="Times New Roman"/>
+          <w:sz w:val="28"/>
+          <w:szCs w:val="28"/>
+        </w:rPr>
+      </w:pPr>
+      <w:r>
+        <w:rPr>
+          <w:rFonts w:ascii="Times New Roman" w:hAnsi="Times New Roman" w:cs="Times New Roman"/>
+          <w:sz w:val="28"/>
+          <w:szCs w:val="28"/>
+        </w:rPr>
         <w:t>Active: active (running)</w:t>
       </w:r>
     </w:p>
     <w:p>
-      <w:r>
+      <w:pPr>
+        <w:rPr>
+          <w:rFonts w:ascii="Times New Roman" w:hAnsi="Times New Roman" w:cs="Times New Roman"/>
+          <w:sz w:val="28"/>
+          <w:szCs w:val="28"/>
+        </w:rPr>
+      </w:pPr>
+      <w:r>
+        <w:rPr>
+          <w:rFonts w:ascii="Times New Roman" w:hAnsi="Times New Roman" w:cs="Times New Roman"/>
+          <w:sz w:val="28"/>
+          <w:szCs w:val="28"/>
+        </w:rPr>
         <w:pict w14:anchorId="1DB1ABDE">
-          <v:rect id="_x0000_i1333" style="width:0;height:1.5pt" o:hralign="center" o:hrstd="t" o:hr="t" fillcolor="#a0a0a0" stroked="f"/>
+          <v:rect id="_x0000_i1063" style="width:0;height:1.5pt" o:hralign="center" o:hrstd="t" o:hr="t" fillcolor="#a0a0a0" stroked="f"/>
         </w:pict>
       </w:r>
     </w:p>
     <w:p>
       <w:pPr>
         <w:rPr>
-          <w:b/>
-          <w:bCs/>
-        </w:rPr>
-      </w:pPr>
-      <w:r>
-        <w:rPr>
-          <w:b/>
-          <w:bCs/>
+          <w:rFonts w:ascii="Times New Roman" w:hAnsi="Times New Roman" w:cs="Times New Roman"/>
+          <w:b/>
+          <w:bCs/>
+          <w:sz w:val="28"/>
+          <w:szCs w:val="28"/>
+        </w:rPr>
+      </w:pPr>
+      <w:r>
+        <w:rPr>
+          <w:rFonts w:ascii="Times New Roman" w:hAnsi="Times New Roman" w:cs="Times New Roman"/>
+          <w:b/>
+          <w:bCs/>
+          <w:sz w:val="28"/>
+          <w:szCs w:val="28"/>
         </w:rPr>
         <w:t>Problem</w:t>
       </w:r>
     </w:p>
     <w:p>
-      <w:r>
+      <w:pPr>
+        <w:rPr>
+          <w:rFonts w:ascii="Times New Roman" w:hAnsi="Times New Roman" w:cs="Times New Roman"/>
+          <w:sz w:val="28"/>
+          <w:szCs w:val="28"/>
+        </w:rPr>
+      </w:pPr>
+      <w:r>
+        <w:rPr>
+          <w:rFonts w:ascii="Times New Roman" w:hAnsi="Times New Roman" w:cs="Times New Roman"/>
+          <w:sz w:val="28"/>
+          <w:szCs w:val="28"/>
+        </w:rPr>
         <w:t>Login Failed</w:t>
       </w:r>
     </w:p>
     <w:p>
       <w:pPr>
         <w:rPr>
-          <w:b/>
-          <w:bCs/>
-        </w:rPr>
-      </w:pPr>
-      <w:r>
-        <w:rPr>
-          <w:b/>
-          <w:bCs/>
+          <w:rFonts w:ascii="Times New Roman" w:hAnsi="Times New Roman" w:cs="Times New Roman"/>
+          <w:b/>
+          <w:bCs/>
+          <w:sz w:val="28"/>
+          <w:szCs w:val="28"/>
+        </w:rPr>
+      </w:pPr>
+      <w:r>
+        <w:rPr>
+          <w:rFonts w:ascii="Times New Roman" w:hAnsi="Times New Roman" w:cs="Times New Roman"/>
+          <w:b/>
+          <w:bCs/>
+          <w:sz w:val="28"/>
+          <w:szCs w:val="28"/>
         </w:rPr>
         <w:t>Possible Causes</w:t>
       </w:r>
@@ -3207,8 +6995,18 @@
           <w:ilvl w:val="0"/>
           <w:numId w:val="14"/>
         </w:numPr>
-      </w:pPr>
-      <w:r>
+        <w:rPr>
+          <w:rFonts w:ascii="Times New Roman" w:hAnsi="Times New Roman" w:cs="Times New Roman"/>
+          <w:sz w:val="28"/>
+          <w:szCs w:val="28"/>
+        </w:rPr>
+      </w:pPr>
+      <w:r>
+        <w:rPr>
+          <w:rFonts w:ascii="Times New Roman" w:hAnsi="Times New Roman" w:cs="Times New Roman"/>
+          <w:sz w:val="28"/>
+          <w:szCs w:val="28"/>
+        </w:rPr>
         <w:t>Incorrect username.</w:t>
       </w:r>
     </w:p>
@@ -3218,8 +7016,18 @@
           <w:ilvl w:val="0"/>
           <w:numId w:val="14"/>
         </w:numPr>
-      </w:pPr>
-      <w:r>
+        <w:rPr>
+          <w:rFonts w:ascii="Times New Roman" w:hAnsi="Times New Roman" w:cs="Times New Roman"/>
+          <w:sz w:val="28"/>
+          <w:szCs w:val="28"/>
+        </w:rPr>
+      </w:pPr>
+      <w:r>
+        <w:rPr>
+          <w:rFonts w:ascii="Times New Roman" w:hAnsi="Times New Roman" w:cs="Times New Roman"/>
+          <w:sz w:val="28"/>
+          <w:szCs w:val="28"/>
+        </w:rPr>
         <w:t>Incorrect password.</w:t>
       </w:r>
     </w:p>
@@ -3229,9 +7037,18 @@
           <w:ilvl w:val="0"/>
           <w:numId w:val="14"/>
         </w:numPr>
-      </w:pPr>
-      <w:r>
-        <w:lastRenderedPageBreak/>
+        <w:rPr>
+          <w:rFonts w:ascii="Times New Roman" w:hAnsi="Times New Roman" w:cs="Times New Roman"/>
+          <w:sz w:val="28"/>
+          <w:szCs w:val="28"/>
+        </w:rPr>
+      </w:pPr>
+      <w:r>
+        <w:rPr>
+          <w:rFonts w:ascii="Times New Roman" w:hAnsi="Times New Roman" w:cs="Times New Roman"/>
+          <w:sz w:val="28"/>
+          <w:szCs w:val="28"/>
+        </w:rPr>
         <w:t>Password copied with an extra space.</w:t>
       </w:r>
     </w:p>
@@ -3241,40 +7058,93 @@
           <w:ilvl w:val="0"/>
           <w:numId w:val="14"/>
         </w:numPr>
-      </w:pPr>
-      <w:r>
+        <w:rPr>
+          <w:rFonts w:ascii="Times New Roman" w:hAnsi="Times New Roman" w:cs="Times New Roman"/>
+          <w:sz w:val="28"/>
+          <w:szCs w:val="28"/>
+        </w:rPr>
+      </w:pPr>
+      <w:r>
+        <w:rPr>
+          <w:rFonts w:ascii="Times New Roman" w:hAnsi="Times New Roman" w:cs="Times New Roman"/>
+          <w:sz w:val="28"/>
+          <w:szCs w:val="28"/>
+        </w:rPr>
         <w:t>Keyboard layout mismatch (Caps Lock or Num Lock).</w:t>
       </w:r>
     </w:p>
     <w:p>
-      <w:r>
+      <w:pPr>
+        <w:rPr>
+          <w:rFonts w:ascii="Times New Roman" w:hAnsi="Times New Roman" w:cs="Times New Roman"/>
+          <w:sz w:val="28"/>
+          <w:szCs w:val="28"/>
+        </w:rPr>
+      </w:pPr>
+      <w:r>
+        <w:rPr>
+          <w:rFonts w:ascii="Times New Roman" w:hAnsi="Times New Roman" w:cs="Times New Roman"/>
+          <w:sz w:val="28"/>
+          <w:szCs w:val="28"/>
+        </w:rPr>
         <w:pict w14:anchorId="441B1720">
-          <v:rect id="_x0000_i1334" style="width:0;height:1.5pt" o:hralign="center" o:hrstd="t" o:hr="t" fillcolor="#a0a0a0" stroked="f"/>
+          <v:rect id="_x0000_i1064" style="width:0;height:1.5pt" o:hralign="center" o:hrstd="t" o:hr="t" fillcolor="#a0a0a0" stroked="f"/>
         </w:pict>
       </w:r>
     </w:p>
     <w:p>
       <w:pPr>
         <w:rPr>
-          <w:b/>
-          <w:bCs/>
-        </w:rPr>
-      </w:pPr>
-      <w:r>
-        <w:rPr>
-          <w:b/>
-          <w:bCs/>
-        </w:rPr>
+          <w:rFonts w:ascii="Times New Roman" w:hAnsi="Times New Roman" w:cs="Times New Roman"/>
+          <w:b/>
+          <w:bCs/>
+          <w:sz w:val="28"/>
+          <w:szCs w:val="28"/>
+        </w:rPr>
+      </w:pPr>
+      <w:r>
+        <w:rPr>
+          <w:rFonts w:ascii="Times New Roman" w:hAnsi="Times New Roman" w:cs="Times New Roman"/>
+          <w:b/>
+          <w:bCs/>
+          <w:sz w:val="28"/>
+          <w:szCs w:val="28"/>
+        </w:rPr>
+        <w:lastRenderedPageBreak/>
         <w:t>Problem</w:t>
       </w:r>
     </w:p>
     <w:p>
-      <w:r>
+      <w:pPr>
+        <w:rPr>
+          <w:rFonts w:ascii="Times New Roman" w:hAnsi="Times New Roman" w:cs="Times New Roman"/>
+          <w:sz w:val="28"/>
+          <w:szCs w:val="28"/>
+        </w:rPr>
+      </w:pPr>
+      <w:r>
+        <w:rPr>
+          <w:rFonts w:ascii="Times New Roman" w:hAnsi="Times New Roman" w:cs="Times New Roman"/>
+          <w:sz w:val="28"/>
+          <w:szCs w:val="28"/>
+        </w:rPr>
         <w:t>Dashboard Loads Slowly</w:t>
       </w:r>
     </w:p>
     <w:p>
-      <w:r>
+      <w:pPr>
+        <w:rPr>
+          <w:rFonts w:ascii="Times New Roman" w:hAnsi="Times New Roman" w:cs="Times New Roman"/>
+          <w:sz w:val="28"/>
+          <w:szCs w:val="28"/>
+        </w:rPr>
+      </w:pPr>
+      <w:r>
+        <w:rPr>
+          <w:rFonts w:ascii="Times New Roman" w:hAnsi="Times New Roman" w:cs="Times New Roman"/>
+          <w:sz w:val="28"/>
+          <w:szCs w:val="28"/>
+        </w:rPr>
         <w:t>Possible reasons:</w:t>
       </w:r>
     </w:p>
@@ -3284,8 +7154,18 @@
           <w:ilvl w:val="0"/>
           <w:numId w:val="15"/>
         </w:numPr>
-      </w:pPr>
-      <w:r>
+        <w:rPr>
+          <w:rFonts w:ascii="Times New Roman" w:hAnsi="Times New Roman" w:cs="Times New Roman"/>
+          <w:sz w:val="28"/>
+          <w:szCs w:val="28"/>
+        </w:rPr>
+      </w:pPr>
+      <w:r>
+        <w:rPr>
+          <w:rFonts w:ascii="Times New Roman" w:hAnsi="Times New Roman" w:cs="Times New Roman"/>
+          <w:sz w:val="28"/>
+          <w:szCs w:val="28"/>
+        </w:rPr>
         <w:t>Low RAM.</w:t>
       </w:r>
     </w:p>
@@ -3295,8 +7175,18 @@
           <w:ilvl w:val="0"/>
           <w:numId w:val="15"/>
         </w:numPr>
-      </w:pPr>
-      <w:r>
+        <w:rPr>
+          <w:rFonts w:ascii="Times New Roman" w:hAnsi="Times New Roman" w:cs="Times New Roman"/>
+          <w:sz w:val="28"/>
+          <w:szCs w:val="28"/>
+        </w:rPr>
+      </w:pPr>
+      <w:r>
+        <w:rPr>
+          <w:rFonts w:ascii="Times New Roman" w:hAnsi="Times New Roman" w:cs="Times New Roman"/>
+          <w:sz w:val="28"/>
+          <w:szCs w:val="28"/>
+        </w:rPr>
         <w:t>High CPU usage.</w:t>
       </w:r>
     </w:p>
@@ -3306,8 +7196,18 @@
           <w:ilvl w:val="0"/>
           <w:numId w:val="15"/>
         </w:numPr>
-      </w:pPr>
-      <w:r>
+        <w:rPr>
+          <w:rFonts w:ascii="Times New Roman" w:hAnsi="Times New Roman" w:cs="Times New Roman"/>
+          <w:sz w:val="28"/>
+          <w:szCs w:val="28"/>
+        </w:rPr>
+      </w:pPr>
+      <w:r>
+        <w:rPr>
+          <w:rFonts w:ascii="Times New Roman" w:hAnsi="Times New Roman" w:cs="Times New Roman"/>
+          <w:sz w:val="28"/>
+          <w:szCs w:val="28"/>
+        </w:rPr>
         <w:t>Indexer still initializing.</w:t>
       </w:r>
     </w:p>
@@ -3317,76 +7217,111 @@
           <w:ilvl w:val="0"/>
           <w:numId w:val="15"/>
         </w:numPr>
-      </w:pPr>
-      <w:r>
+        <w:rPr>
+          <w:rFonts w:ascii="Times New Roman" w:hAnsi="Times New Roman" w:cs="Times New Roman"/>
+          <w:sz w:val="28"/>
+          <w:szCs w:val="28"/>
+        </w:rPr>
+      </w:pPr>
+      <w:r>
+        <w:rPr>
+          <w:rFonts w:ascii="Times New Roman" w:hAnsi="Times New Roman" w:cs="Times New Roman"/>
+          <w:sz w:val="28"/>
+          <w:szCs w:val="28"/>
+        </w:rPr>
         <w:t>Large amount of log data.</w:t>
       </w:r>
     </w:p>
     <w:p>
-      <w:r>
+      <w:pPr>
+        <w:rPr>
+          <w:rFonts w:ascii="Times New Roman" w:hAnsi="Times New Roman" w:cs="Times New Roman"/>
+          <w:sz w:val="28"/>
+          <w:szCs w:val="28"/>
+        </w:rPr>
+      </w:pPr>
+      <w:r>
+        <w:rPr>
+          <w:rFonts w:ascii="Times New Roman" w:hAnsi="Times New Roman" w:cs="Times New Roman"/>
+          <w:sz w:val="28"/>
+          <w:szCs w:val="28"/>
+        </w:rPr>
         <w:pict w14:anchorId="5E52F84C">
-          <v:rect id="_x0000_i1335" style="width:0;height:1.5pt" o:hralign="center" o:hrstd="t" o:hr="t" fillcolor="#a0a0a0" stroked="f"/>
+          <v:rect id="_x0000_i1065" style="width:0;height:1.5pt" o:hralign="center" o:hrstd="t" o:hr="t" fillcolor="#a0a0a0" stroked="f"/>
         </w:pict>
       </w:r>
     </w:p>
     <w:p>
       <w:pPr>
         <w:rPr>
-          <w:b/>
-          <w:bCs/>
-        </w:rPr>
-      </w:pPr>
-      <w:r>
-        <w:rPr>
-          <w:b/>
-          <w:bCs/>
+          <w:rFonts w:ascii="Times New Roman" w:hAnsi="Times New Roman" w:cs="Times New Roman"/>
+          <w:b/>
+          <w:bCs/>
+          <w:sz w:val="28"/>
+          <w:szCs w:val="28"/>
+        </w:rPr>
+      </w:pPr>
+      <w:r>
+        <w:rPr>
+          <w:rFonts w:ascii="Times New Roman" w:hAnsi="Times New Roman" w:cs="Times New Roman"/>
+          <w:b/>
+          <w:bCs/>
+          <w:sz w:val="28"/>
+          <w:szCs w:val="28"/>
         </w:rPr>
         <w:t>5.16 Home Lab Verification</w:t>
       </w:r>
     </w:p>
     <w:p>
-      <w:r>
+      <w:pPr>
+        <w:rPr>
+          <w:rFonts w:ascii="Times New Roman" w:hAnsi="Times New Roman" w:cs="Times New Roman"/>
+          <w:sz w:val="28"/>
+          <w:szCs w:val="28"/>
+        </w:rPr>
+      </w:pPr>
+      <w:r>
+        <w:rPr>
+          <w:rFonts w:ascii="Times New Roman" w:hAnsi="Times New Roman" w:cs="Times New Roman"/>
+          <w:sz w:val="28"/>
+          <w:szCs w:val="28"/>
+        </w:rPr>
         <w:t>Before continuing, verify:</w:t>
       </w:r>
     </w:p>
     <w:tbl>
       <w:tblPr>
+        <w:tblStyle w:val="TableGridLight"/>
         <w:tblW w:w="0" w:type="auto"/>
-        <w:tblCellSpacing w:w="15" w:type="dxa"/>
-        <w:tblCellMar>
-          <w:top w:w="15" w:type="dxa"/>
-          <w:left w:w="15" w:type="dxa"/>
-          <w:bottom w:w="15" w:type="dxa"/>
-          <w:right w:w="15" w:type="dxa"/>
-        </w:tblCellMar>
         <w:tblLook w:val="04A0" w:firstRow="1" w:lastRow="0" w:firstColumn="1" w:lastColumn="0" w:noHBand="0" w:noVBand="1"/>
       </w:tblPr>
       <w:tblGrid>
-        <w:gridCol w:w="2056"/>
-        <w:gridCol w:w="694"/>
+        <w:gridCol w:w="2479"/>
+        <w:gridCol w:w="963"/>
       </w:tblGrid>
       <w:tr>
-        <w:trPr>
-          <w:tblHeader/>
-          <w:tblCellSpacing w:w="15" w:type="dxa"/>
-        </w:trPr>
         <w:tc>
           <w:tcPr>
             <w:tcW w:w="0" w:type="auto"/>
-            <w:vAlign w:val="center"/>
             <w:hideMark/>
           </w:tcPr>
           <w:p>
             <w:pPr>
               <w:rPr>
+                <w:rFonts w:ascii="Times New Roman" w:hAnsi="Times New Roman" w:cs="Times New Roman"/>
                 <w:b/>
                 <w:bCs/>
+                <w:sz w:val="28"/>
+                <w:szCs w:val="28"/>
               </w:rPr>
             </w:pPr>
             <w:r>
               <w:rPr>
+                <w:rFonts w:ascii="Times New Roman" w:hAnsi="Times New Roman" w:cs="Times New Roman"/>
                 <w:b/>
                 <w:bCs/>
+                <w:sz w:val="28"/>
+                <w:szCs w:val="28"/>
               </w:rPr>
               <w:t>Task</w:t>
             </w:r>
@@ -3395,20 +7330,25 @@
         <w:tc>
           <w:tcPr>
             <w:tcW w:w="0" w:type="auto"/>
-            <w:vAlign w:val="center"/>
             <w:hideMark/>
           </w:tcPr>
           <w:p>
             <w:pPr>
               <w:rPr>
+                <w:rFonts w:ascii="Times New Roman" w:hAnsi="Times New Roman" w:cs="Times New Roman"/>
                 <w:b/>
                 <w:bCs/>
+                <w:sz w:val="28"/>
+                <w:szCs w:val="28"/>
               </w:rPr>
             </w:pPr>
             <w:r>
               <w:rPr>
+                <w:rFonts w:ascii="Times New Roman" w:hAnsi="Times New Roman" w:cs="Times New Roman"/>
                 <w:b/>
                 <w:bCs/>
+                <w:sz w:val="28"/>
+                <w:szCs w:val="28"/>
               </w:rPr>
               <w:t>Status</w:t>
             </w:r>
@@ -3416,17 +7356,25 @@
         </w:tc>
       </w:tr>
       <w:tr>
-        <w:trPr>
-          <w:tblCellSpacing w:w="15" w:type="dxa"/>
-        </w:trPr>
         <w:tc>
           <w:tcPr>
             <w:tcW w:w="0" w:type="auto"/>
-            <w:vAlign w:val="center"/>
             <w:hideMark/>
           </w:tcPr>
           <w:p>
+            <w:pPr>
+              <w:rPr>
+                <w:rFonts w:ascii="Times New Roman" w:hAnsi="Times New Roman" w:cs="Times New Roman"/>
+                <w:sz w:val="28"/>
+                <w:szCs w:val="28"/>
+              </w:rPr>
+            </w:pPr>
             <w:r>
+              <w:rPr>
+                <w:rFonts w:ascii="Times New Roman" w:hAnsi="Times New Roman" w:cs="Times New Roman"/>
+                <w:sz w:val="28"/>
+                <w:szCs w:val="28"/>
+              </w:rPr>
               <w:t>Dashboard Opens</w:t>
             </w:r>
           </w:p>
@@ -3434,13 +7382,21 @@
         <w:tc>
           <w:tcPr>
             <w:tcW w:w="0" w:type="auto"/>
-            <w:vAlign w:val="center"/>
             <w:hideMark/>
           </w:tcPr>
           <w:p>
+            <w:pPr>
+              <w:rPr>
+                <w:rFonts w:ascii="Times New Roman" w:hAnsi="Times New Roman" w:cs="Times New Roman"/>
+                <w:sz w:val="28"/>
+                <w:szCs w:val="28"/>
+              </w:rPr>
+            </w:pPr>
             <w:r>
               <w:rPr>
                 <w:rFonts w:ascii="Segoe UI Emoji" w:hAnsi="Segoe UI Emoji" w:cs="Segoe UI Emoji"/>
+                <w:sz w:val="28"/>
+                <w:szCs w:val="28"/>
               </w:rPr>
               <w:t>✅</w:t>
             </w:r>
@@ -3448,17 +7404,25 @@
         </w:tc>
       </w:tr>
       <w:tr>
-        <w:trPr>
-          <w:tblCellSpacing w:w="15" w:type="dxa"/>
-        </w:trPr>
         <w:tc>
           <w:tcPr>
             <w:tcW w:w="0" w:type="auto"/>
-            <w:vAlign w:val="center"/>
             <w:hideMark/>
           </w:tcPr>
           <w:p>
+            <w:pPr>
+              <w:rPr>
+                <w:rFonts w:ascii="Times New Roman" w:hAnsi="Times New Roman" w:cs="Times New Roman"/>
+                <w:sz w:val="28"/>
+                <w:szCs w:val="28"/>
+              </w:rPr>
+            </w:pPr>
             <w:r>
+              <w:rPr>
+                <w:rFonts w:ascii="Times New Roman" w:hAnsi="Times New Roman" w:cs="Times New Roman"/>
+                <w:sz w:val="28"/>
+                <w:szCs w:val="28"/>
+              </w:rPr>
               <w:t>Login Successful</w:t>
             </w:r>
           </w:p>
@@ -3466,13 +7430,21 @@
         <w:tc>
           <w:tcPr>
             <w:tcW w:w="0" w:type="auto"/>
-            <w:vAlign w:val="center"/>
             <w:hideMark/>
           </w:tcPr>
           <w:p>
+            <w:pPr>
+              <w:rPr>
+                <w:rFonts w:ascii="Times New Roman" w:hAnsi="Times New Roman" w:cs="Times New Roman"/>
+                <w:sz w:val="28"/>
+                <w:szCs w:val="28"/>
+              </w:rPr>
+            </w:pPr>
             <w:r>
               <w:rPr>
                 <w:rFonts w:ascii="Segoe UI Emoji" w:hAnsi="Segoe UI Emoji" w:cs="Segoe UI Emoji"/>
+                <w:sz w:val="28"/>
+                <w:szCs w:val="28"/>
               </w:rPr>
               <w:t>✅</w:t>
             </w:r>
@@ -3480,17 +7452,25 @@
         </w:tc>
       </w:tr>
       <w:tr>
-        <w:trPr>
-          <w:tblCellSpacing w:w="15" w:type="dxa"/>
-        </w:trPr>
         <w:tc>
           <w:tcPr>
             <w:tcW w:w="0" w:type="auto"/>
-            <w:vAlign w:val="center"/>
             <w:hideMark/>
           </w:tcPr>
           <w:p>
+            <w:pPr>
+              <w:rPr>
+                <w:rFonts w:ascii="Times New Roman" w:hAnsi="Times New Roman" w:cs="Times New Roman"/>
+                <w:sz w:val="28"/>
+                <w:szCs w:val="28"/>
+              </w:rPr>
+            </w:pPr>
             <w:r>
+              <w:rPr>
+                <w:rFonts w:ascii="Times New Roman" w:hAnsi="Times New Roman" w:cs="Times New Roman"/>
+                <w:sz w:val="28"/>
+                <w:szCs w:val="28"/>
+              </w:rPr>
               <w:t>HTTPS Working</w:t>
             </w:r>
           </w:p>
@@ -3498,13 +7478,21 @@
         <w:tc>
           <w:tcPr>
             <w:tcW w:w="0" w:type="auto"/>
-            <w:vAlign w:val="center"/>
             <w:hideMark/>
           </w:tcPr>
           <w:p>
+            <w:pPr>
+              <w:rPr>
+                <w:rFonts w:ascii="Times New Roman" w:hAnsi="Times New Roman" w:cs="Times New Roman"/>
+                <w:sz w:val="28"/>
+                <w:szCs w:val="28"/>
+              </w:rPr>
+            </w:pPr>
             <w:r>
               <w:rPr>
                 <w:rFonts w:ascii="Segoe UI Emoji" w:hAnsi="Segoe UI Emoji" w:cs="Segoe UI Emoji"/>
+                <w:sz w:val="28"/>
+                <w:szCs w:val="28"/>
               </w:rPr>
               <w:t>✅</w:t>
             </w:r>
@@ -3512,17 +7500,25 @@
         </w:tc>
       </w:tr>
       <w:tr>
-        <w:trPr>
-          <w:tblCellSpacing w:w="15" w:type="dxa"/>
-        </w:trPr>
         <w:tc>
           <w:tcPr>
             <w:tcW w:w="0" w:type="auto"/>
-            <w:vAlign w:val="center"/>
             <w:hideMark/>
           </w:tcPr>
           <w:p>
+            <w:pPr>
+              <w:rPr>
+                <w:rFonts w:ascii="Times New Roman" w:hAnsi="Times New Roman" w:cs="Times New Roman"/>
+                <w:sz w:val="28"/>
+                <w:szCs w:val="28"/>
+              </w:rPr>
+            </w:pPr>
             <w:r>
+              <w:rPr>
+                <w:rFonts w:ascii="Times New Roman" w:hAnsi="Times New Roman" w:cs="Times New Roman"/>
+                <w:sz w:val="28"/>
+                <w:szCs w:val="28"/>
+              </w:rPr>
               <w:t>Manager Connected</w:t>
             </w:r>
           </w:p>
@@ -3530,13 +7526,21 @@
         <w:tc>
           <w:tcPr>
             <w:tcW w:w="0" w:type="auto"/>
-            <w:vAlign w:val="center"/>
             <w:hideMark/>
           </w:tcPr>
           <w:p>
+            <w:pPr>
+              <w:rPr>
+                <w:rFonts w:ascii="Times New Roman" w:hAnsi="Times New Roman" w:cs="Times New Roman"/>
+                <w:sz w:val="28"/>
+                <w:szCs w:val="28"/>
+              </w:rPr>
+            </w:pPr>
             <w:r>
               <w:rPr>
                 <w:rFonts w:ascii="Segoe UI Emoji" w:hAnsi="Segoe UI Emoji" w:cs="Segoe UI Emoji"/>
+                <w:sz w:val="28"/>
+                <w:szCs w:val="28"/>
               </w:rPr>
               <w:t>✅</w:t>
             </w:r>
@@ -3544,17 +7548,25 @@
         </w:tc>
       </w:tr>
       <w:tr>
-        <w:trPr>
-          <w:tblCellSpacing w:w="15" w:type="dxa"/>
-        </w:trPr>
         <w:tc>
           <w:tcPr>
             <w:tcW w:w="0" w:type="auto"/>
-            <w:vAlign w:val="center"/>
             <w:hideMark/>
           </w:tcPr>
           <w:p>
+            <w:pPr>
+              <w:rPr>
+                <w:rFonts w:ascii="Times New Roman" w:hAnsi="Times New Roman" w:cs="Times New Roman"/>
+                <w:sz w:val="28"/>
+                <w:szCs w:val="28"/>
+              </w:rPr>
+            </w:pPr>
             <w:r>
+              <w:rPr>
+                <w:rFonts w:ascii="Times New Roman" w:hAnsi="Times New Roman" w:cs="Times New Roman"/>
+                <w:sz w:val="28"/>
+                <w:szCs w:val="28"/>
+              </w:rPr>
               <w:t>Indexer Connected</w:t>
             </w:r>
           </w:p>
@@ -3562,13 +7574,21 @@
         <w:tc>
           <w:tcPr>
             <w:tcW w:w="0" w:type="auto"/>
-            <w:vAlign w:val="center"/>
             <w:hideMark/>
           </w:tcPr>
           <w:p>
+            <w:pPr>
+              <w:rPr>
+                <w:rFonts w:ascii="Times New Roman" w:hAnsi="Times New Roman" w:cs="Times New Roman"/>
+                <w:sz w:val="28"/>
+                <w:szCs w:val="28"/>
+              </w:rPr>
+            </w:pPr>
             <w:r>
               <w:rPr>
                 <w:rFonts w:ascii="Segoe UI Emoji" w:hAnsi="Segoe UI Emoji" w:cs="Segoe UI Emoji"/>
+                <w:sz w:val="28"/>
+                <w:szCs w:val="28"/>
               </w:rPr>
               <w:t>✅</w:t>
             </w:r>
@@ -3576,17 +7596,25 @@
         </w:tc>
       </w:tr>
       <w:tr>
-        <w:trPr>
-          <w:tblCellSpacing w:w="15" w:type="dxa"/>
-        </w:trPr>
         <w:tc>
           <w:tcPr>
             <w:tcW w:w="0" w:type="auto"/>
-            <w:vAlign w:val="center"/>
             <w:hideMark/>
           </w:tcPr>
           <w:p>
+            <w:pPr>
+              <w:rPr>
+                <w:rFonts w:ascii="Times New Roman" w:hAnsi="Times New Roman" w:cs="Times New Roman"/>
+                <w:sz w:val="28"/>
+                <w:szCs w:val="28"/>
+              </w:rPr>
+            </w:pPr>
             <w:r>
+              <w:rPr>
+                <w:rFonts w:ascii="Times New Roman" w:hAnsi="Times New Roman" w:cs="Times New Roman"/>
+                <w:sz w:val="28"/>
+                <w:szCs w:val="28"/>
+              </w:rPr>
               <w:t>Dashboard Healthy</w:t>
             </w:r>
           </w:p>
@@ -3594,13 +7622,21 @@
         <w:tc>
           <w:tcPr>
             <w:tcW w:w="0" w:type="auto"/>
-            <w:vAlign w:val="center"/>
             <w:hideMark/>
           </w:tcPr>
           <w:p>
+            <w:pPr>
+              <w:rPr>
+                <w:rFonts w:ascii="Times New Roman" w:hAnsi="Times New Roman" w:cs="Times New Roman"/>
+                <w:sz w:val="28"/>
+                <w:szCs w:val="28"/>
+              </w:rPr>
+            </w:pPr>
             <w:r>
               <w:rPr>
                 <w:rFonts w:ascii="Segoe UI Emoji" w:hAnsi="Segoe UI Emoji" w:cs="Segoe UI Emoji"/>
+                <w:sz w:val="28"/>
+                <w:szCs w:val="28"/>
               </w:rPr>
               <w:t>✅</w:t>
             </w:r>
@@ -3609,23 +7645,41 @@
       </w:tr>
     </w:tbl>
     <w:p>
-      <w:r>
+      <w:pPr>
+        <w:rPr>
+          <w:rFonts w:ascii="Times New Roman" w:hAnsi="Times New Roman" w:cs="Times New Roman"/>
+          <w:sz w:val="28"/>
+          <w:szCs w:val="28"/>
+        </w:rPr>
+      </w:pPr>
+      <w:r>
+        <w:rPr>
+          <w:rFonts w:ascii="Times New Roman" w:hAnsi="Times New Roman" w:cs="Times New Roman"/>
+          <w:sz w:val="28"/>
+          <w:szCs w:val="28"/>
+        </w:rPr>
         <w:pict w14:anchorId="300C5500">
-          <v:rect id="_x0000_i1336" style="width:0;height:1.5pt" o:hralign="center" o:hrstd="t" o:hr="t" fillcolor="#a0a0a0" stroked="f"/>
+          <v:rect id="_x0000_i1066" style="width:0;height:1.5pt" o:hralign="center" o:hrstd="t" o:hr="t" fillcolor="#a0a0a0" stroked="f"/>
         </w:pict>
       </w:r>
     </w:p>
     <w:p>
       <w:pPr>
         <w:rPr>
-          <w:b/>
-          <w:bCs/>
-        </w:rPr>
-      </w:pPr>
-      <w:r>
-        <w:rPr>
-          <w:b/>
-          <w:bCs/>
+          <w:rFonts w:ascii="Times New Roman" w:hAnsi="Times New Roman" w:cs="Times New Roman"/>
+          <w:b/>
+          <w:bCs/>
+          <w:sz w:val="28"/>
+          <w:szCs w:val="28"/>
+        </w:rPr>
+      </w:pPr>
+      <w:r>
+        <w:rPr>
+          <w:rFonts w:ascii="Times New Roman" w:hAnsi="Times New Roman" w:cs="Times New Roman"/>
+          <w:b/>
+          <w:bCs/>
+          <w:sz w:val="28"/>
+          <w:szCs w:val="28"/>
         </w:rPr>
         <w:t>Best Practices</w:t>
       </w:r>
@@ -3636,8 +7690,18 @@
           <w:ilvl w:val="0"/>
           <w:numId w:val="16"/>
         </w:numPr>
-      </w:pPr>
-      <w:r>
+        <w:rPr>
+          <w:rFonts w:ascii="Times New Roman" w:hAnsi="Times New Roman" w:cs="Times New Roman"/>
+          <w:sz w:val="28"/>
+          <w:szCs w:val="28"/>
+        </w:rPr>
+      </w:pPr>
+      <w:r>
+        <w:rPr>
+          <w:rFonts w:ascii="Times New Roman" w:hAnsi="Times New Roman" w:cs="Times New Roman"/>
+          <w:sz w:val="28"/>
+          <w:szCs w:val="28"/>
+        </w:rPr>
         <w:t>Always use HTTPS to access the Dashboard.</w:t>
       </w:r>
     </w:p>
@@ -3647,8 +7711,18 @@
           <w:ilvl w:val="0"/>
           <w:numId w:val="16"/>
         </w:numPr>
-      </w:pPr>
-      <w:r>
+        <w:rPr>
+          <w:rFonts w:ascii="Times New Roman" w:hAnsi="Times New Roman" w:cs="Times New Roman"/>
+          <w:sz w:val="28"/>
+          <w:szCs w:val="28"/>
+        </w:rPr>
+      </w:pPr>
+      <w:r>
+        <w:rPr>
+          <w:rFonts w:ascii="Times New Roman" w:hAnsi="Times New Roman" w:cs="Times New Roman"/>
+          <w:sz w:val="28"/>
+          <w:szCs w:val="28"/>
+        </w:rPr>
         <w:t>Change the default administrator password after installation.</w:t>
       </w:r>
     </w:p>
@@ -3658,8 +7732,18 @@
           <w:ilvl w:val="0"/>
           <w:numId w:val="16"/>
         </w:numPr>
-      </w:pPr>
-      <w:r>
+        <w:rPr>
+          <w:rFonts w:ascii="Times New Roman" w:hAnsi="Times New Roman" w:cs="Times New Roman"/>
+          <w:sz w:val="28"/>
+          <w:szCs w:val="28"/>
+        </w:rPr>
+      </w:pPr>
+      <w:r>
+        <w:rPr>
+          <w:rFonts w:ascii="Times New Roman" w:hAnsi="Times New Roman" w:cs="Times New Roman"/>
+          <w:sz w:val="28"/>
+          <w:szCs w:val="28"/>
+        </w:rPr>
         <w:t>Log out when you finish your session.</w:t>
       </w:r>
     </w:p>
@@ -3669,9 +7753,18 @@
           <w:ilvl w:val="0"/>
           <w:numId w:val="16"/>
         </w:numPr>
-      </w:pPr>
-      <w:r>
-        <w:lastRenderedPageBreak/>
+        <w:rPr>
+          <w:rFonts w:ascii="Times New Roman" w:hAnsi="Times New Roman" w:cs="Times New Roman"/>
+          <w:sz w:val="28"/>
+          <w:szCs w:val="28"/>
+        </w:rPr>
+      </w:pPr>
+      <w:r>
+        <w:rPr>
+          <w:rFonts w:ascii="Times New Roman" w:hAnsi="Times New Roman" w:cs="Times New Roman"/>
+          <w:sz w:val="28"/>
+          <w:szCs w:val="28"/>
+        </w:rPr>
         <w:t>Monitor the Dashboard regularly for critical alerts.</w:t>
       </w:r>
     </w:p>
@@ -3681,8 +7774,18 @@
           <w:ilvl w:val="0"/>
           <w:numId w:val="16"/>
         </w:numPr>
-      </w:pPr>
-      <w:r>
+        <w:rPr>
+          <w:rFonts w:ascii="Times New Roman" w:hAnsi="Times New Roman" w:cs="Times New Roman"/>
+          <w:sz w:val="28"/>
+          <w:szCs w:val="28"/>
+        </w:rPr>
+      </w:pPr>
+      <w:r>
+        <w:rPr>
+          <w:rFonts w:ascii="Times New Roman" w:hAnsi="Times New Roman" w:cs="Times New Roman"/>
+          <w:sz w:val="28"/>
+          <w:szCs w:val="28"/>
+        </w:rPr>
         <w:t>Learn the navigation menu before investigating security events.</w:t>
       </w:r>
     </w:p>
@@ -3692,185 +7795,241 @@
           <w:ilvl w:val="0"/>
           <w:numId w:val="16"/>
         </w:numPr>
-      </w:pPr>
-      <w:r>
+        <w:rPr>
+          <w:rFonts w:ascii="Times New Roman" w:hAnsi="Times New Roman" w:cs="Times New Roman"/>
+          <w:sz w:val="28"/>
+          <w:szCs w:val="28"/>
+        </w:rPr>
+      </w:pPr>
+      <w:r>
+        <w:rPr>
+          <w:rFonts w:ascii="Times New Roman" w:hAnsi="Times New Roman" w:cs="Times New Roman"/>
+          <w:sz w:val="28"/>
+          <w:szCs w:val="28"/>
+        </w:rPr>
         <w:t>Verify service health before troubleshooting application issues.</w:t>
       </w:r>
     </w:p>
     <w:p>
-      <w:r>
+      <w:pPr>
+        <w:rPr>
+          <w:rFonts w:ascii="Times New Roman" w:hAnsi="Times New Roman" w:cs="Times New Roman"/>
+          <w:sz w:val="28"/>
+          <w:szCs w:val="28"/>
+        </w:rPr>
+      </w:pPr>
+      <w:r>
+        <w:rPr>
+          <w:rFonts w:ascii="Times New Roman" w:hAnsi="Times New Roman" w:cs="Times New Roman"/>
+          <w:sz w:val="28"/>
+          <w:szCs w:val="28"/>
+        </w:rPr>
         <w:pict w14:anchorId="6425AF39">
-          <v:rect id="_x0000_i1337" style="width:0;height:1.5pt" o:hralign="center" o:hrstd="t" o:hr="t" fillcolor="#a0a0a0" stroked="f"/>
+          <v:rect id="_x0000_i1067" style="width:0;height:1.5pt" o:hralign="center" o:hrstd="t" o:hr="t" fillcolor="#a0a0a0" stroked="f"/>
         </w:pict>
       </w:r>
     </w:p>
     <w:p>
       <w:pPr>
         <w:rPr>
-          <w:b/>
-          <w:bCs/>
-        </w:rPr>
-      </w:pPr>
-      <w:r>
-        <w:rPr>
-          <w:b/>
-          <w:bCs/>
-        </w:rPr>
+          <w:rFonts w:ascii="Times New Roman" w:hAnsi="Times New Roman" w:cs="Times New Roman"/>
+          <w:b/>
+          <w:bCs/>
+          <w:sz w:val="28"/>
+          <w:szCs w:val="28"/>
+        </w:rPr>
+      </w:pPr>
+      <w:r>
+        <w:rPr>
+          <w:rFonts w:ascii="Times New Roman" w:hAnsi="Times New Roman" w:cs="Times New Roman"/>
+          <w:b/>
+          <w:bCs/>
+          <w:sz w:val="28"/>
+          <w:szCs w:val="28"/>
+        </w:rPr>
+        <w:lastRenderedPageBreak/>
         <w:t>Chapter Summary</w:t>
       </w:r>
     </w:p>
     <w:p>
-      <w:r>
+      <w:pPr>
+        <w:rPr>
+          <w:rFonts w:ascii="Times New Roman" w:hAnsi="Times New Roman" w:cs="Times New Roman"/>
+          <w:sz w:val="28"/>
+          <w:szCs w:val="28"/>
+        </w:rPr>
+      </w:pPr>
+      <w:r>
+        <w:rPr>
+          <w:rFonts w:ascii="Times New Roman" w:hAnsi="Times New Roman" w:cs="Times New Roman"/>
+          <w:sz w:val="28"/>
+          <w:szCs w:val="28"/>
+        </w:rPr>
         <w:t xml:space="preserve">In this chapter, you learned how to access the </w:t>
       </w:r>
       <w:proofErr w:type="spellStart"/>
       <w:r>
+        <w:rPr>
+          <w:rFonts w:ascii="Times New Roman" w:hAnsi="Times New Roman" w:cs="Times New Roman"/>
+          <w:sz w:val="28"/>
+          <w:szCs w:val="28"/>
+        </w:rPr>
         <w:t>Wazuh</w:t>
       </w:r>
       <w:proofErr w:type="spellEnd"/>
       <w:r>
+        <w:rPr>
+          <w:rFonts w:ascii="Times New Roman" w:hAnsi="Times New Roman" w:cs="Times New Roman"/>
+          <w:sz w:val="28"/>
+          <w:szCs w:val="28"/>
+        </w:rPr>
         <w:t xml:space="preserve"> Dashboard, understand its layout, and use its core features. You explored the navigation menu, viewed security alerts, examined agent information, and learned how severity levels help prioritize incidents. You also learned how to verify the health of the platform and troubleshoot common access issues.</w:t>
       </w:r>
     </w:p>
     <w:p>
-      <w:r>
+      <w:pPr>
+        <w:rPr>
+          <w:rFonts w:ascii="Times New Roman" w:hAnsi="Times New Roman" w:cs="Times New Roman"/>
+          <w:sz w:val="28"/>
+          <w:szCs w:val="28"/>
+        </w:rPr>
+      </w:pPr>
+      <w:r>
+        <w:rPr>
+          <w:rFonts w:ascii="Times New Roman" w:hAnsi="Times New Roman" w:cs="Times New Roman"/>
+          <w:sz w:val="28"/>
+          <w:szCs w:val="28"/>
+        </w:rPr>
         <w:t xml:space="preserve">The Dashboard is where security analysts spend most of their time, making it one of the most important components of the </w:t>
       </w:r>
       <w:proofErr w:type="spellStart"/>
       <w:r>
+        <w:rPr>
+          <w:rFonts w:ascii="Times New Roman" w:hAnsi="Times New Roman" w:cs="Times New Roman"/>
+          <w:sz w:val="28"/>
+          <w:szCs w:val="28"/>
+        </w:rPr>
         <w:t>Wazuh</w:t>
       </w:r>
       <w:proofErr w:type="spellEnd"/>
       <w:r>
+        <w:rPr>
+          <w:rFonts w:ascii="Times New Roman" w:hAnsi="Times New Roman" w:cs="Times New Roman"/>
+          <w:sz w:val="28"/>
+          <w:szCs w:val="28"/>
+        </w:rPr>
         <w:t xml:space="preserve"> platform.</w:t>
       </w:r>
     </w:p>
     <w:p>
-      <w:r>
+      <w:pPr>
+        <w:rPr>
+          <w:rFonts w:ascii="Times New Roman" w:hAnsi="Times New Roman" w:cs="Times New Roman"/>
+          <w:sz w:val="28"/>
+          <w:szCs w:val="28"/>
+        </w:rPr>
+      </w:pPr>
+      <w:r>
+        <w:rPr>
+          <w:rFonts w:ascii="Times New Roman" w:hAnsi="Times New Roman" w:cs="Times New Roman"/>
+          <w:sz w:val="28"/>
+          <w:szCs w:val="28"/>
+        </w:rPr>
         <w:pict w14:anchorId="14C00FD3">
-          <v:rect id="_x0000_i1338" style="width:0;height:1.5pt" o:hralign="center" o:hrstd="t" o:hr="t" fillcolor="#a0a0a0" stroked="f"/>
+          <v:rect id="_x0000_i1068" style="width:0;height:1.5pt" o:hralign="center" o:hrstd="t" o:hr="t" fillcolor="#a0a0a0" stroked="f"/>
         </w:pict>
       </w:r>
     </w:p>
     <w:p>
       <w:pPr>
         <w:rPr>
-          <w:b/>
-          <w:bCs/>
-        </w:rPr>
-      </w:pPr>
-      <w:r>
-        <w:rPr>
-          <w:b/>
-          <w:bCs/>
+          <w:rFonts w:ascii="Times New Roman" w:hAnsi="Times New Roman" w:cs="Times New Roman"/>
+          <w:b/>
+          <w:bCs/>
+          <w:sz w:val="28"/>
+          <w:szCs w:val="28"/>
+        </w:rPr>
+      </w:pPr>
+      <w:r>
+        <w:rPr>
+          <w:rFonts w:ascii="Times New Roman" w:hAnsi="Times New Roman" w:cs="Times New Roman"/>
+          <w:b/>
+          <w:bCs/>
+          <w:sz w:val="28"/>
+          <w:szCs w:val="28"/>
         </w:rPr>
         <w:t>One-Line Summary</w:t>
       </w:r>
     </w:p>
     <w:p>
-      <w:r>
-        <w:rPr>
-          <w:b/>
-          <w:bCs/>
+      <w:pPr>
+        <w:rPr>
+          <w:rFonts w:ascii="Times New Roman" w:hAnsi="Times New Roman" w:cs="Times New Roman"/>
+          <w:sz w:val="28"/>
+          <w:szCs w:val="28"/>
+        </w:rPr>
+      </w:pPr>
+      <w:r>
+        <w:rPr>
+          <w:rFonts w:ascii="Times New Roman" w:hAnsi="Times New Roman" w:cs="Times New Roman"/>
+          <w:b/>
+          <w:bCs/>
+          <w:sz w:val="28"/>
+          <w:szCs w:val="28"/>
         </w:rPr>
         <w:t xml:space="preserve">The </w:t>
       </w:r>
       <w:proofErr w:type="spellStart"/>
       <w:r>
         <w:rPr>
-          <w:b/>
-          <w:bCs/>
+          <w:rFonts w:ascii="Times New Roman" w:hAnsi="Times New Roman" w:cs="Times New Roman"/>
+          <w:b/>
+          <w:bCs/>
+          <w:sz w:val="28"/>
+          <w:szCs w:val="28"/>
         </w:rPr>
         <w:t>Wazuh</w:t>
       </w:r>
       <w:proofErr w:type="spellEnd"/>
       <w:r>
         <w:rPr>
-          <w:b/>
-          <w:bCs/>
+          <w:rFonts w:ascii="Times New Roman" w:hAnsi="Times New Roman" w:cs="Times New Roman"/>
+          <w:b/>
+          <w:bCs/>
+          <w:sz w:val="28"/>
+          <w:szCs w:val="28"/>
         </w:rPr>
         <w:t xml:space="preserve"> Dashboard is the primary interface for monitoring security events, managing agents, investigating alerts, and maintaining visibility across your monitored systems.</w:t>
       </w:r>
     </w:p>
     <w:p>
-      <w:r>
+      <w:pPr>
+        <w:rPr>
+          <w:rFonts w:ascii="Times New Roman" w:hAnsi="Times New Roman" w:cs="Times New Roman"/>
+          <w:sz w:val="28"/>
+          <w:szCs w:val="28"/>
+        </w:rPr>
+      </w:pPr>
+      <w:r>
+        <w:rPr>
+          <w:rFonts w:ascii="Times New Roman" w:hAnsi="Times New Roman" w:cs="Times New Roman"/>
+          <w:sz w:val="28"/>
+          <w:szCs w:val="28"/>
+        </w:rPr>
         <w:pict w14:anchorId="272BDDA2">
-          <v:rect id="_x0000_i1339" style="width:0;height:1.5pt" o:hralign="center" o:hrstd="t" o:hr="t" fillcolor="#a0a0a0" stroked="f"/>
+          <v:rect id="_x0000_i1069" style="width:0;height:1.5pt" o:hralign="center" o:hrstd="t" o:hr="t" fillcolor="#a0a0a0" stroked="f"/>
         </w:pict>
       </w:r>
     </w:p>
     <w:p>
       <w:pPr>
         <w:rPr>
-          <w:b/>
-          <w:bCs/>
-        </w:rPr>
-      </w:pPr>
-      <w:r>
-        <w:rPr>
-          <w:rFonts w:ascii="Segoe UI Emoji" w:hAnsi="Segoe UI Emoji" w:cs="Segoe UI Emoji"/>
-          <w:b/>
-          <w:bCs/>
-        </w:rPr>
-        <w:t>📖</w:t>
-      </w:r>
-      <w:r>
-        <w:rPr>
-          <w:b/>
-          <w:bCs/>
-        </w:rPr>
-        <w:t xml:space="preserve"> Next Chapter – Chapter 6: </w:t>
-      </w:r>
-      <w:proofErr w:type="spellStart"/>
-      <w:r>
-        <w:rPr>
-          <w:b/>
-          <w:bCs/>
-        </w:rPr>
-        <w:t>Wazuh</w:t>
-      </w:r>
-      <w:proofErr w:type="spellEnd"/>
-      <w:r>
-        <w:rPr>
-          <w:b/>
-          <w:bCs/>
-        </w:rPr>
-        <w:t xml:space="preserve"> Manager Configuration</w:t>
-      </w:r>
-    </w:p>
-    <w:p>
-      <w:r>
-        <w:t xml:space="preserve">In the next chapter, we will configure the </w:t>
-      </w:r>
-      <w:proofErr w:type="spellStart"/>
-      <w:r>
-        <w:rPr>
-          <w:b/>
-          <w:bCs/>
-        </w:rPr>
-        <w:t>Wazuh</w:t>
-      </w:r>
-      <w:proofErr w:type="spellEnd"/>
-      <w:r>
-        <w:rPr>
-          <w:b/>
-          <w:bCs/>
-        </w:rPr>
-        <w:t xml:space="preserve"> Manager</w:t>
-      </w:r>
-      <w:r>
-        <w:t xml:space="preserve">, explore the </w:t>
-      </w:r>
-      <w:proofErr w:type="spellStart"/>
-      <w:r>
-        <w:t>ossec.conf</w:t>
-      </w:r>
-      <w:proofErr w:type="spellEnd"/>
-      <w:r>
-        <w:t xml:space="preserve"> configuration file, understand how the Manager processes events, manage services, validate configuration changes, and learn how to safely restart the Manager after modifications.</w:t>
-      </w:r>
-    </w:p>
-    <w:p/>
+          <w:rFonts w:ascii="Times New Roman" w:hAnsi="Times New Roman" w:cs="Times New Roman"/>
+          <w:sz w:val="28"/>
+          <w:szCs w:val="28"/>
+        </w:rPr>
+      </w:pPr>
+    </w:p>
     <w:sectPr>
       <w:pgSz w:w="12240" w:h="15840"/>
       <w:pgMar w:top="1440" w:right="1440" w:bottom="1440" w:left="1440" w:header="720" w:footer="720" w:gutter="0"/>
@@ -6921,6 +11080,7 @@
   <w:style w:type="character" w:default="1" w:styleId="DefaultParagraphFont">
     <w:name w:val="Default Paragraph Font"/>
     <w:uiPriority w:val="1"/>
+    <w:semiHidden/>
     <w:unhideWhenUsed/>
   </w:style>
   <w:style w:type="table" w:default="1" w:styleId="TableNormal">
@@ -7234,6 +11394,25 @@
       <w:spacing w:val="5"/>
     </w:rPr>
   </w:style>
+  <w:style w:type="table" w:styleId="TableGridLight">
+    <w:name w:val="Grid Table Light"/>
+    <w:basedOn w:val="TableNormal"/>
+    <w:uiPriority w:val="40"/>
+    <w:rsid w:val="00FC2DAB"/>
+    <w:pPr>
+      <w:spacing w:after="0" w:line="240" w:lineRule="auto"/>
+    </w:pPr>
+    <w:tblPr>
+      <w:tblBorders>
+        <w:top w:val="single" w:sz="4" w:space="0" w:color="BFBFBF" w:themeColor="background1" w:themeShade="BF"/>
+        <w:left w:val="single" w:sz="4" w:space="0" w:color="BFBFBF" w:themeColor="background1" w:themeShade="BF"/>
+        <w:bottom w:val="single" w:sz="4" w:space="0" w:color="BFBFBF" w:themeColor="background1" w:themeShade="BF"/>
+        <w:right w:val="single" w:sz="4" w:space="0" w:color="BFBFBF" w:themeColor="background1" w:themeShade="BF"/>
+        <w:insideH w:val="single" w:sz="4" w:space="0" w:color="BFBFBF" w:themeColor="background1" w:themeShade="BF"/>
+        <w:insideV w:val="single" w:sz="4" w:space="0" w:color="BFBFBF" w:themeColor="background1" w:themeShade="BF"/>
+      </w:tblBorders>
+    </w:tblPr>
+  </w:style>
 </w:styles>
 </file>
 
